--- a/downloads/student/ai-7-week-19.docx
+++ b/downloads/student/ai-7-week-19.docx
@@ -777,6 +777,16 @@
     <w:p>
       <w:r>
         <w:t>This fictional adult scenario is not approval for research with children; real oversight and applicable rules are separate requirements.</w:t>
+      </w:r>
+    </w:p>
+    <w:p>
+      <w:r>
+        <w:t>Read the labelled picture: Identify which uses the drawing consent permits and excludes. Can the unrelated project reuse the drawings under this agreement, and what new authorisation would be needed?</w:t>
+      </w:r>
+    </w:p>
+    <w:p>
+      <w:r>
+        <w:t>Change one thing: A new project requests the same drawings for an excluded purpose. Predict the result before checking the explanation. What remains the same?</w:t>
       </w:r>
     </w:p>
     <w:p>
@@ -1875,6 +1885,187 @@
         <w:t>Attempt the independent case before hints. Record whether you worked alone, used a hint or followed a model. After feedback, fix the first unsupported step and explain why it changed. A later check uses a changed case, not a copied answer.</w:t>
       </w:r>
     </w:p>
+    <w:p>
+      <w:pPr>
+        <w:pStyle w:val="Heading1"/>
+      </w:pPr>
+      <w:r>
+        <w:t>15. Your lesson route</w:t>
+      </w:r>
+    </w:p>
+    <w:p>
+      <w:r>
+        <w:t>Start with this question: Consent is specific, not universal. A fictional study asks adults to submit anonymous drawings for one pattern-recognition investigation.</w:t>
+      </w:r>
+    </w:p>
+    <w:tbl>
+      <w:tblPr>
+        <w:tblStyle w:val="LightShading-Accent1"/>
+        <w:tblW w:type="auto" w:w="0"/>
+        <w:tblLook w:firstColumn="1" w:firstRow="1" w:lastColumn="0" w:lastRow="0" w:noHBand="0" w:noVBand="1" w:val="04A0"/>
+      </w:tblPr>
+      <w:tblGrid>
+        <w:gridCol w:w="5112"/>
+        <w:gridCol w:w="5112"/>
+      </w:tblGrid>
+      <w:tr>
+        <w:trPr>
+          <w:tblHeader/>
+        </w:trPr>
+        <w:tc>
+          <w:tcPr>
+            <w:tcW w:type="dxa" w:w="5112"/>
+          </w:tcPr>
+          <w:p>
+            <w:r>
+              <w:t>By the end, I can</w:t>
+            </w:r>
+          </w:p>
+        </w:tc>
+        <w:tc>
+          <w:tcPr>
+            <w:tcW w:type="dxa" w:w="5112"/>
+          </w:tcPr>
+          <w:p>
+            <w:r>
+              <w:t>How I will show it</w:t>
+            </w:r>
+          </w:p>
+        </w:tc>
+      </w:tr>
+      <w:tr>
+        <w:tc>
+          <w:tcPr>
+            <w:tcW w:type="dxa" w:w="5112"/>
+          </w:tcPr>
+          <w:p>
+            <w:r>
+              <w:t>Explain the mechanism and terminology of research ethics and consent</w:t>
+            </w:r>
+          </w:p>
+        </w:tc>
+        <w:tc>
+          <w:tcPr>
+            <w:tcW w:type="dxa" w:w="5112"/>
+          </w:tcPr>
+          <w:p>
+            <w:r>
+              <w:t>Explain the deciding step, show a trace or test, and state one limit.</w:t>
+            </w:r>
+          </w:p>
+        </w:tc>
+      </w:tr>
+      <w:tr>
+        <w:tc>
+          <w:tcPr>
+            <w:tcW w:type="dxa" w:w="5112"/>
+          </w:tcPr>
+          <w:p>
+            <w:r>
+              <w:t>Apply the stated procedure to a new case with a traceable result</w:t>
+            </w:r>
+          </w:p>
+        </w:tc>
+        <w:tc>
+          <w:tcPr>
+            <w:tcW w:type="dxa" w:w="5112"/>
+          </w:tcPr>
+          <w:p>
+            <w:r>
+              <w:t>Explain the deciding step, show a trace or test, and state one limit.</w:t>
+            </w:r>
+          </w:p>
+        </w:tc>
+      </w:tr>
+      <w:tr>
+        <w:tc>
+          <w:tcPr>
+            <w:tcW w:type="dxa" w:w="5112"/>
+          </w:tcPr>
+          <w:p>
+            <w:r>
+              <w:t>Identify an assumption or limitation and design a revealing follow-up</w:t>
+            </w:r>
+          </w:p>
+        </w:tc>
+        <w:tc>
+          <w:tcPr>
+            <w:tcW w:type="dxa" w:w="5112"/>
+          </w:tcPr>
+          <w:p>
+            <w:r>
+              <w:t>Explain the deciding step, show a trace or test, and state one limit.</w:t>
+            </w:r>
+          </w:p>
+        </w:tc>
+      </w:tr>
+    </w:tbl>
+    <w:p>
+      <w:r>
+        <w:t>Remember → watch and explain → try with help → investigate → try independently → keep project evidence. Your teacher may spread this lesson across several classes.</w:t>
+      </w:r>
+    </w:p>
+    <w:p>
+      <w:r>
+        <w:t>Keep your first prediction. Compare it with what the evidence shows and explain any change.</w:t>
+      </w:r>
+    </w:p>
+    <w:p>
+      <w:pPr>
+        <w:pStyle w:val="Heading1"/>
+      </w:pPr>
+      <w:r>
+        <w:t>16. Finish and return</w:t>
+      </w:r>
+    </w:p>
+    <w:p>
+      <w:r>
+        <w:t>Close your notes. Explain this goal in your own words: Explain the mechanism and terminology of research ethics and consent</w:t>
+      </w:r>
+    </w:p>
+    <w:p>
+      <w:pPr>
+        <w:pStyle w:val="Heading3"/>
+      </w:pPr>
+      <w:r>
+        <w:t>My deciding step, evidence and one remaining question</w:t>
+      </w:r>
+    </w:p>
+    <w:p>
+      <w:r>
+        <w:t>________________________________________________________________</w:t>
+      </w:r>
+    </w:p>
+    <w:p>
+      <w:r>
+        <w:t>________________________________________________________________</w:t>
+      </w:r>
+    </w:p>
+    <w:p>
+      <w:r>
+        <w:t>________________________________________________________________</w:t>
+      </w:r>
+    </w:p>
+    <w:p>
+      <w:r>
+        <w:t>________________________________________________________________</w:t>
+      </w:r>
+    </w:p>
+    <w:p>
+      <w:r>
+        <w:t>________________________________________________________________</w:t>
+      </w:r>
+    </w:p>
+    <w:p>
+      <w:r>
+        <w:t>If you are unsure, return to the worked picture and explain one arrow. If you are ready, change an input or assumption and justify your prediction.</w:t>
+      </w:r>
+    </w:p>
+    <w:p>
+      <w:r>
+        <w:t>Save your workbook evidence. At the next review, try a different case before opening your old answer.</w:t>
+      </w:r>
+    </w:p>
     <w:sectPr>
       <w:pgSz w:w="12240" w:h="15840"/>
       <w:pgMar w:top="936" w:right="1008" w:bottom="936" w:left="1008" w:header="720" w:footer="720" w:gutter="0"/>

--- a/downloads/student/ai-7-week-19.docx
+++ b/downloads/student/ai-7-week-19.docx
@@ -2066,6 +2066,202 @@
         <w:t>Save your workbook evidence. At the next review, try a different case before opening your old answer.</w:t>
       </w:r>
     </w:p>
+    <w:p>
+      <w:pPr>
+        <w:pStyle w:val="Heading1"/>
+      </w:pPr>
+      <w:r>
+        <w:t>17. Supported practice, repair and portfolio</w:t>
+      </w:r>
+    </w:p>
+    <w:p>
+      <w:r>
+        <w:t>Use this supported practice once, in the browser or on paper. Keep the reserved independent assessment for a separate first attempt before teacher feedback.</w:t>
+      </w:r>
+    </w:p>
+    <w:p>
+      <w:r>
+        <w:t>Consent is specific, not universal. A fictional study asks adults to submit anonymous drawings for one pattern-recognition investigation.</w:t>
+      </w:r>
+    </w:p>
+    <w:p>
+      <w:pPr>
+        <w:pStyle w:val="Heading3"/>
+      </w:pPr>
+      <w:r>
+        <w:t>Practice 1: explain the deciding evidence</w:t>
+      </w:r>
+    </w:p>
+    <w:p>
+      <w:r>
+        <w:t>Which labelled step matches this detail? Record permitted uses and the approved withdrawal procedure.</w:t>
+      </w:r>
+    </w:p>
+    <w:p>
+      <w:r>
+        <w:t>1. State the purpose</w:t>
+      </w:r>
+    </w:p>
+    <w:p>
+      <w:r>
+        <w:t>2. Keep the agreement</w:t>
+      </w:r>
+    </w:p>
+    <w:p>
+      <w:r>
+        <w:t>3. Respect exclusions</w:t>
+      </w:r>
+    </w:p>
+    <w:p>
+      <w:pPr>
+        <w:pStyle w:val="Heading3"/>
+      </w:pPr>
+      <w:r>
+        <w:t>My selected conclusion, deciding fact and explanation</w:t>
+      </w:r>
+    </w:p>
+    <w:p>
+      <w:r>
+        <w:t>________________________________________________________________</w:t>
+      </w:r>
+    </w:p>
+    <w:p>
+      <w:r>
+        <w:t>________________________________________________________________</w:t>
+      </w:r>
+    </w:p>
+    <w:p>
+      <w:r>
+        <w:t>________________________________________________________________</w:t>
+      </w:r>
+    </w:p>
+    <w:p>
+      <w:r>
+        <w:t>________________________________________________________________</w:t>
+      </w:r>
+    </w:p>
+    <w:p>
+      <w:r>
+        <w:t>________________________________________________________________</w:t>
+      </w:r>
+    </w:p>
+    <w:p>
+      <w:r>
+        <w:t>Hint if needed: Read the steps in the pictorial case. Match the supplied detail to the stage that performs or records it.</w:t>
+      </w:r>
+    </w:p>
+    <w:p>
+      <w:r>
+        <w:t>After your attempt, compare with the supported explanation: Keep the agreement Record permitted uses and the approved withdrawal procedure. Research ethics includes what people agree to, how they can decline and how risks are addressed. A contribution does not grant unlimited reuse.</w:t>
+      </w:r>
+    </w:p>
+    <w:p>
+      <w:pPr>
+        <w:pStyle w:val="Heading3"/>
+      </w:pPr>
+      <w:r>
+        <w:t>Practice 2: explain the deciding evidence</w:t>
+      </w:r>
+    </w:p>
+    <w:p>
+      <w:r>
+        <w:t>Changed-case practice: A new project requests the same drawings for an excluded purpose. Which conclusion is supported by the supplied facts?</w:t>
+      </w:r>
+    </w:p>
+    <w:p>
+      <w:r>
+        <w:t>1. This one example guarantees correct results for every future input.</w:t>
+      </w:r>
+    </w:p>
+    <w:p>
+      <w:r>
+        <w:t>2. Do not reuse them under the existing consent; seek the required new authorisation.</w:t>
+      </w:r>
+    </w:p>
+    <w:p>
+      <w:r>
+        <w:t>3. We can decide the result without examining the changed input or the procedure.</w:t>
+      </w:r>
+    </w:p>
+    <w:p>
+      <w:pPr>
+        <w:pStyle w:val="Heading3"/>
+      </w:pPr>
+      <w:r>
+        <w:t>My selected conclusion, deciding fact and explanation</w:t>
+      </w:r>
+    </w:p>
+    <w:p>
+      <w:r>
+        <w:t>________________________________________________________________</w:t>
+      </w:r>
+    </w:p>
+    <w:p>
+      <w:r>
+        <w:t>________________________________________________________________</w:t>
+      </w:r>
+    </w:p>
+    <w:p>
+      <w:r>
+        <w:t>________________________________________________________________</w:t>
+      </w:r>
+    </w:p>
+    <w:p>
+      <w:r>
+        <w:t>________________________________________________________________</w:t>
+      </w:r>
+    </w:p>
+    <w:p>
+      <w:r>
+        <w:t>________________________________________________________________</w:t>
+      </w:r>
+    </w:p>
+    <w:p>
+      <w:r>
+        <w:t>Hint if needed: Use the changed condition and the deciding step in the pictorial trace. The answer must say what follows from those facts.</w:t>
+      </w:r>
+    </w:p>
+    <w:p>
+      <w:r>
+        <w:t>After your attempt, compare with the supported explanation: Do not reuse them under the existing consent; seek the required new authorisation. The new purpose falls outside the stated agreement.</w:t>
+      </w:r>
+    </w:p>
+    <w:p>
+      <w:pPr>
+        <w:pStyle w:val="Heading3"/>
+      </w:pPr>
+      <w:r>
+        <w:t>Repair a missing building block</w:t>
+      </w:r>
+    </w:p>
+    <w:p>
+      <w:r>
+        <w:t>Review Dataset and benchmark limitations (ai-7/18). Goal: Explain the mechanism and terminology of dataset and benchmark limitations. Short practice: Report the indoor benchmark with its denominator and missing condition. After two correct outdoor cases out of four are added, what slice rate is supported and what remains uncertain?. Return to this week and explain what you changed.</w:t>
+      </w:r>
+    </w:p>
+    <w:p>
+      <w:r>
+        <w:t>Review Ablation studies (ai-7/16). Goal: Explain the mechanism and terminology of ablation studies. Short practice: Calculate the filter ablation’s two rates and count change. Which single component is altered, and why does also changing the model prevent isolating the filter?. Return to this week and explain what you changed.</w:t>
+      </w:r>
+    </w:p>
+    <w:p>
+      <w:r>
+        <w:t>Review Effect size and practical importance (ai-7/13). Goal: Explain the mechanism and terminology of effect size and practical importance. Short practice: Calculate the absolute error-rate reduction from 20/1000 to 15/1000. Does it meet the ten-fewer-errors threshold, and what changes when B has eight errors?. Return to this week and explain what you changed.</w:t>
+      </w:r>
+    </w:p>
+    <w:p>
+      <w:pPr>
+        <w:pStyle w:val="Heading3"/>
+      </w:pPr>
+      <w:r>
+        <w:t>Keep your completed work</w:t>
+      </w:r>
+    </w:p>
+    <w:p>
+      <w:r>
+        <w:t>Use Download completed work in the hosted lesson to export your answers, reflections, practice feedback and code-run evidence. Open the HTML copy to read or print it. Drafts stay in this browser when storage is available; clear drafts on a shared device.</w:t>
+      </w:r>
+    </w:p>
     <w:sectPr>
       <w:pgSz w:w="12240" w:h="15840"/>
       <w:pgMar w:top="936" w:right="1008" w:bottom="936" w:left="1008" w:header="720" w:footer="720" w:gutter="0"/>

--- a/downloads/student/ai-7-week-19.docx
+++ b/downloads/student/ai-7-week-19.docx
@@ -42,6 +42,11 @@
       </w:r>
     </w:p>
     <w:p>
+      <w:r>
+        <w:t>Start with the target: Explain the mechanism and terminology of research ethics and consent. Try the recall before opening notes.</w:t>
+      </w:r>
+    </w:p>
+    <w:p>
       <w:pPr>
         <w:pStyle w:val="Heading3"/>
       </w:pPr>
@@ -50,17 +55,59 @@
       </w:r>
     </w:p>
     <w:p>
-      <w:r>
-        <w:t>I can explain the mechanism and terminology of research ethics and consent.</w:t>
-      </w:r>
-    </w:p>
-    <w:p>
-      <w:r>
+      <w:pPr>
+        <w:spacing w:line="336" w:lineRule="auto" w:after="180"/>
+      </w:pPr>
+      <w:r>
+        <w:rPr>
+          <w:b w:val="0"/>
+        </w:rPr>
+        <w:t xml:space="preserve">I can explain the </w:t>
+      </w:r>
+      <w:r>
+        <w:rPr>
+          <w:b/>
+        </w:rPr>
+        <w:t>mechanism</w:t>
+      </w:r>
+      <w:r>
+        <w:rPr>
+          <w:b w:val="0"/>
+        </w:rPr>
+        <w:t xml:space="preserve"> and terminology of research ethics and </w:t>
+      </w:r>
+      <w:r>
+        <w:rPr>
+          <w:b/>
+        </w:rPr>
+        <w:t>consent</w:t>
+      </w:r>
+      <w:r>
+        <w:rPr>
+          <w:b w:val="0"/>
+        </w:rPr>
+        <w:t>.</w:t>
+      </w:r>
+    </w:p>
+    <w:p>
+      <w:pPr>
+        <w:spacing w:line="336" w:lineRule="auto" w:after="180"/>
+      </w:pPr>
+      <w:r>
+        <w:rPr>
+          <w:b w:val="0"/>
+        </w:rPr>
         <w:t>I can apply the stated procedure to a new case with a traceable result.</w:t>
       </w:r>
     </w:p>
     <w:p>
-      <w:r>
+      <w:pPr>
+        <w:spacing w:line="336" w:lineRule="auto" w:after="180"/>
+      </w:pPr>
+      <w:r>
+        <w:rPr>
+          <w:b w:val="0"/>
+        </w:rPr>
         <w:t>I can identify an assumption or limitation and design a revealing follow-up.</w:t>
       </w:r>
     </w:p>
@@ -73,47 +120,131 @@
       </w:r>
     </w:p>
     <w:p>
-      <w:r>
+      <w:pPr>
+        <w:spacing w:line="336" w:lineRule="auto" w:after="180"/>
+      </w:pPr>
+      <w:r>
+        <w:rPr>
+          <w:b w:val="0"/>
+        </w:rPr>
         <w:t>Close your notes first. A rough first answer helps us choose the right starting point; it is not a score for your ability.</w:t>
       </w:r>
     </w:p>
     <w:p>
-      <w:r>
+      <w:pPr>
+        <w:spacing w:line="336" w:lineRule="auto" w:after="180"/>
+      </w:pPr>
+      <w:r>
+        <w:rPr>
+          <w:b w:val="0"/>
+        </w:rPr>
         <w:t>Without opening the old lesson, explain one key idea from Dataset and benchmark limitations. Give an example and a mistake that the idea helps you avoid.</w:t>
       </w:r>
     </w:p>
     <w:p>
-      <w:r>
+      <w:pPr>
+        <w:spacing w:line="336" w:lineRule="auto" w:after="180"/>
+      </w:pPr>
+      <w:r>
+        <w:rPr>
+          <w:b w:val="0"/>
+        </w:rPr>
         <w:t>Without opening the old lesson, explain one key idea from Ablation studies. Give an example and a mistake that the idea helps you avoid.</w:t>
       </w:r>
     </w:p>
     <w:p>
-      <w:r>
+      <w:pPr>
+        <w:spacing w:line="336" w:lineRule="auto" w:after="180"/>
+      </w:pPr>
+      <w:r>
+        <w:rPr>
+          <w:b w:val="0"/>
+        </w:rPr>
         <w:t>Without opening the old lesson, explain one key idea from Effect size and practical importance. Give an example and a mistake that the idea helps you avoid.</w:t>
       </w:r>
     </w:p>
     <w:p>
-      <w:r>
-        <w:t>After trying, check the relevant lesson or ask your teacher. Change the part of your explanation that the evidence shows was wrong.</w:t>
-      </w:r>
-    </w:p>
-    <w:p>
-      <w:r>
+      <w:pPr>
+        <w:spacing w:line="336" w:lineRule="auto" w:after="180"/>
+      </w:pPr>
+      <w:r>
+        <w:rPr>
+          <w:b w:val="0"/>
+        </w:rPr>
+        <w:t xml:space="preserve">After trying, check the relevant lesson or ask your teacher. Change the part of your explanation that the </w:t>
+      </w:r>
+      <w:r>
+        <w:rPr>
+          <w:b/>
+        </w:rPr>
+        <w:t>evidence</w:t>
+      </w:r>
+      <w:r>
+        <w:rPr>
+          <w:b w:val="0"/>
+        </w:rPr>
+        <w:t xml:space="preserve"> shows was wrong.</w:t>
+      </w:r>
+    </w:p>
+    <w:p>
+      <w:pPr>
+        <w:spacing w:line="336" w:lineRule="auto" w:after="180"/>
+      </w:pPr>
+      <w:r>
+        <w:rPr>
+          <w:b w:val="0"/>
+        </w:rPr>
         <w:t>This week you will practise:</w:t>
       </w:r>
     </w:p>
     <w:p>
-      <w:r>
-        <w:t>Explain the mechanism and terminology of research ethics and consent</w:t>
-      </w:r>
-    </w:p>
-    <w:p>
-      <w:r>
+      <w:pPr>
+        <w:spacing w:line="336" w:lineRule="auto" w:after="180"/>
+      </w:pPr>
+      <w:r>
+        <w:rPr>
+          <w:b w:val="0"/>
+        </w:rPr>
+        <w:t xml:space="preserve">Explain the </w:t>
+      </w:r>
+      <w:r>
+        <w:rPr>
+          <w:b/>
+        </w:rPr>
+        <w:t>mechanism</w:t>
+      </w:r>
+      <w:r>
+        <w:rPr>
+          <w:b w:val="0"/>
+        </w:rPr>
+        <w:t xml:space="preserve"> and terminology of research ethics and </w:t>
+      </w:r>
+      <w:r>
+        <w:rPr>
+          <w:b/>
+        </w:rPr>
+        <w:t>consent</w:t>
+      </w:r>
+    </w:p>
+    <w:p>
+      <w:pPr>
+        <w:spacing w:line="336" w:lineRule="auto" w:after="180"/>
+      </w:pPr>
+      <w:r>
+        <w:rPr>
+          <w:b w:val="0"/>
+        </w:rPr>
         <w:t>Apply the stated procedure to a new case with a traceable result</w:t>
       </w:r>
     </w:p>
     <w:p>
-      <w:r>
+      <w:pPr>
+        <w:spacing w:line="336" w:lineRule="auto" w:after="180"/>
+      </w:pPr>
+      <w:r>
+        <w:rPr>
+          <w:b w:val="0"/>
+        </w:rPr>
         <w:t>Identify an assumption or limitation and design a revealing follow-up</w:t>
       </w:r>
     </w:p>
@@ -126,8 +257,38 @@
       </w:r>
     </w:p>
     <w:p>
-      <w:r>
-        <w:t>Recall Dataset and benchmark limitations. Explain why a recorded result needs its input conditions and evidence source before it can support a claim.</w:t>
+      <w:pPr>
+        <w:spacing w:line="336" w:lineRule="auto" w:after="180"/>
+      </w:pPr>
+      <w:r>
+        <w:rPr>
+          <w:b w:val="0"/>
+        </w:rPr>
+        <w:t xml:space="preserve">Recall Dataset and benchmark limitations. Explain why a recorded result needs its </w:t>
+      </w:r>
+      <w:r>
+        <w:rPr>
+          <w:b/>
+        </w:rPr>
+        <w:t>input</w:t>
+      </w:r>
+      <w:r>
+        <w:rPr>
+          <w:b w:val="0"/>
+        </w:rPr>
+        <w:t xml:space="preserve"> conditions and </w:t>
+      </w:r>
+      <w:r>
+        <w:rPr>
+          <w:b/>
+        </w:rPr>
+        <w:t>evidence</w:t>
+      </w:r>
+      <w:r>
+        <w:rPr>
+          <w:b w:val="0"/>
+        </w:rPr>
+        <w:t xml:space="preserve"> source before it can support a claim.</w:t>
       </w:r>
     </w:p>
     <w:p>
@@ -162,8 +323,26 @@
       </w:r>
     </w:p>
     <w:p>
-      <w:r>
-        <w:t>Explain research ethics and consent using the records and boundaries of this fictional investigation.</w:t>
+      <w:pPr>
+        <w:spacing w:line="336" w:lineRule="auto" w:after="180"/>
+      </w:pPr>
+      <w:r>
+        <w:rPr>
+          <w:b w:val="0"/>
+        </w:rPr>
+        <w:t xml:space="preserve">Explain research ethics and </w:t>
+      </w:r>
+      <w:r>
+        <w:rPr>
+          <w:b/>
+        </w:rPr>
+        <w:t>consent</w:t>
+      </w:r>
+      <w:r>
+        <w:rPr>
+          <w:b w:val="0"/>
+        </w:rPr>
+        <w:t xml:space="preserve"> using the records and boundaries of this fictional investigation.</w:t>
       </w:r>
     </w:p>
     <w:p>
@@ -176,12 +355,40 @@
     </w:p>
     <w:p>
       <w:r>
+        <w:t>Investigate the supplied Research ethics and consent case. Separate observations, given facts and assumptions before choosing an explanation.</w:t>
+      </w:r>
+    </w:p>
+    <w:p>
+      <w:pPr>
+        <w:spacing w:line="336" w:lineRule="auto" w:after="180"/>
+      </w:pPr>
+      <w:r>
+        <w:rPr>
+          <w:b w:val="0"/>
+        </w:rPr>
         <w:t>Research ethics considers purpose, burden, voluntary participation and consequences. Approval to teach does not automatically authorise a research data collection.</w:t>
       </w:r>
     </w:p>
     <w:p>
-      <w:r>
-        <w:t>Begin by writing the question the procedure is intended to answer. Identify the information already supplied, the information it will produce and the information still missing. These are constructed classroom examples; they do not require live accounts, private records or an external service. Do not treat a plausible explanation as a measured outcome.</w:t>
+      <w:pPr>
+        <w:spacing w:line="336" w:lineRule="auto" w:after="180"/>
+      </w:pPr>
+      <w:r>
+        <w:rPr>
+          <w:b w:val="0"/>
+        </w:rPr>
+        <w:t>Begin by writing the question the procedure is intended to answer. Identify the information already supplied, the information it will produce and the information still missing.</w:t>
+      </w:r>
+    </w:p>
+    <w:p>
+      <w:pPr>
+        <w:spacing w:line="336" w:lineRule="auto" w:after="180"/>
+      </w:pPr>
+      <w:r>
+        <w:rPr>
+          <w:b w:val="0"/>
+        </w:rPr>
+        <w:t>These are constructed classroom examples; they do not require live accounts, private records or an external service. Do not treat a plausible explanation as a measured outcome.</w:t>
       </w:r>
     </w:p>
     <w:p>
@@ -217,7 +424,41 @@
     </w:p>
     <w:p>
       <w:r>
-        <w:t>Use fictional records for this course. For the supplied classroom policy, a real study needs responsible review, plain-language purpose, opt-in consent and withdrawal handling before collection. Do not implement real recruitment in this exercise.</w:t>
+        <w:t>Follow the mechanism for Research ethics and consent. Connect each labelled input, deciding step and result.</w:t>
+      </w:r>
+    </w:p>
+    <w:p>
+      <w:pPr>
+        <w:spacing w:line="336" w:lineRule="auto" w:after="180"/>
+      </w:pPr>
+      <w:r>
+        <w:rPr>
+          <w:b w:val="0"/>
+        </w:rPr>
+        <w:t xml:space="preserve">Use fictional records for this course. For the supplied classroom policy, a real study needs responsible review, plain-language purpose, opt-in </w:t>
+      </w:r>
+      <w:r>
+        <w:rPr>
+          <w:b/>
+        </w:rPr>
+        <w:t>consent</w:t>
+      </w:r>
+      <w:r>
+        <w:rPr>
+          <w:b w:val="0"/>
+        </w:rPr>
+        <w:t xml:space="preserve"> and withdrawal handling before collection.</w:t>
+      </w:r>
+    </w:p>
+    <w:p>
+      <w:pPr>
+        <w:spacing w:line="336" w:lineRule="auto" w:after="180"/>
+      </w:pPr>
+      <w:r>
+        <w:rPr>
+          <w:b w:val="0"/>
+        </w:rPr>
+        <w:t>Do not implement real recruitment in this exercise.</w:t>
       </w:r>
     </w:p>
     <w:p>
@@ -313,8 +554,49 @@
       </w:r>
     </w:p>
     <w:p>
-      <w:r>
-        <w:t>Before applying the procedure, write its units, denominator or decision boundary where relevant. A partner should be able to repeat each step using the same inputs. If a required input is absent or violates the stated contract, record that condition explicitly instead of quietly replacing it with a convenient value.</w:t>
+      <w:pPr>
+        <w:spacing w:line="336" w:lineRule="auto" w:after="180"/>
+      </w:pPr>
+      <w:r>
+        <w:rPr>
+          <w:b w:val="0"/>
+        </w:rPr>
+        <w:t xml:space="preserve">Before applying the procedure, write its units, denominator or decision boundary where relevant. A partner should be able to repeat each step using the same </w:t>
+      </w:r>
+      <w:r>
+        <w:rPr>
+          <w:b/>
+        </w:rPr>
+        <w:t>input</w:t>
+      </w:r>
+      <w:r>
+        <w:rPr>
+          <w:b w:val="0"/>
+        </w:rPr>
+        <w:t>s.</w:t>
+      </w:r>
+    </w:p>
+    <w:p>
+      <w:pPr>
+        <w:spacing w:line="336" w:lineRule="auto" w:after="180"/>
+      </w:pPr>
+      <w:r>
+        <w:rPr>
+          <w:b w:val="0"/>
+        </w:rPr>
+        <w:t xml:space="preserve">If a required </w:t>
+      </w:r>
+      <w:r>
+        <w:rPr>
+          <w:b/>
+        </w:rPr>
+        <w:t>input</w:t>
+      </w:r>
+      <w:r>
+        <w:rPr>
+          <w:b w:val="0"/>
+        </w:rPr>
+        <w:t xml:space="preserve"> is absent or violates the stated contract, record that condition explicitly instead of quietly replacing it with a convenient value.</w:t>
       </w:r>
     </w:p>
     <w:p>
@@ -326,8 +608,26 @@
       </w:r>
     </w:p>
     <w:p>
-      <w:r>
-        <w:t>Point to the input, the deciding step and the result in this week’s visual. Explain the same step in ordinary words. A picture helps when you can say what each part represents.</w:t>
+      <w:pPr>
+        <w:spacing w:line="336" w:lineRule="auto" w:after="180"/>
+      </w:pPr>
+      <w:r>
+        <w:rPr>
+          <w:b w:val="0"/>
+        </w:rPr>
+        <w:t xml:space="preserve">Point to the </w:t>
+      </w:r>
+      <w:r>
+        <w:rPr>
+          <w:b/>
+        </w:rPr>
+        <w:t>input</w:t>
+      </w:r>
+      <w:r>
+        <w:rPr>
+          <w:b w:val="0"/>
+        </w:rPr>
+        <w:t>, the deciding step and the result in this week’s visual. Explain the same step in ordinary words. A picture helps when you can say what each part represents.</w:t>
       </w:r>
     </w:p>
     <w:p>
@@ -339,6 +639,11 @@
       </w:r>
     </w:p>
     <w:p>
+      <w:r>
+        <w:t>Compare the supplied cases for Research ethics and consent. Identify the detail that changes the conclusion.</w:t>
+      </w:r>
+    </w:p>
+    <w:p>
       <w:pPr>
         <w:pStyle w:val="Heading3"/>
       </w:pPr>
@@ -347,7 +652,13 @@
       </w:r>
     </w:p>
     <w:p>
-      <w:r>
+      <w:pPr>
+        <w:spacing w:line="336" w:lineRule="auto" w:after="180"/>
+      </w:pPr>
+      <w:r>
+        <w:rPr>
+          <w:b w:val="0"/>
+        </w:rPr>
         <w:t>Proposal automatically copies student essays into a study because they were submitted for grading. Show the intermediate steps and give the conclusion with its scope.</w:t>
       </w:r>
     </w:p>
@@ -393,17 +704,80 @@
       </w:r>
     </w:p>
     <w:p>
-      <w:r>
+      <w:pPr>
+        <w:pStyle w:val="Heading3"/>
+      </w:pPr>
+      <w:r>
+        <w:t>Change one thing</w:t>
+      </w:r>
+    </w:p>
+    <w:p>
+      <w:pPr>
+        <w:spacing w:line="336" w:lineRule="auto" w:after="180"/>
+        <w:shd w:fill="F5F1FB"/>
+      </w:pPr>
+      <w:r>
+        <w:rPr>
+          <w:b w:val="0"/>
+        </w:rPr>
         <w:t>Change: A new project requests the same drawings for an excluded purpose.</w:t>
       </w:r>
     </w:p>
     <w:p>
-      <w:r>
-        <w:t>Prediction: Do not reuse them under the existing consent; seek the required new authorisation.</w:t>
-      </w:r>
-    </w:p>
-    <w:p>
-      <w:r>
+      <w:pPr>
+        <w:pStyle w:val="Heading3"/>
+      </w:pPr>
+      <w:r>
+        <w:t>Predicted result</w:t>
+      </w:r>
+    </w:p>
+    <w:p>
+      <w:pPr>
+        <w:spacing w:line="336" w:lineRule="auto" w:after="180"/>
+        <w:shd w:fill="F1F6FC"/>
+      </w:pPr>
+      <w:r>
+        <w:rPr>
+          <w:b/>
+        </w:rPr>
+        <w:t>Prediction</w:t>
+      </w:r>
+      <w:r>
+        <w:rPr>
+          <w:b w:val="0"/>
+        </w:rPr>
+        <w:t xml:space="preserve">: Do not reuse them under the existing </w:t>
+      </w:r>
+      <w:r>
+        <w:rPr>
+          <w:b/>
+        </w:rPr>
+        <w:t>consent</w:t>
+      </w:r>
+      <w:r>
+        <w:rPr>
+          <w:b w:val="0"/>
+        </w:rPr>
+        <w:t>; seek the required new authorisation.</w:t>
+      </w:r>
+    </w:p>
+    <w:p>
+      <w:pPr>
+        <w:pStyle w:val="Heading3"/>
+      </w:pPr>
+      <w:r>
+        <w:t>Why the result follows</w:t>
+      </w:r>
+    </w:p>
+    <w:p>
+      <w:pPr>
+        <w:spacing w:line="336" w:lineRule="auto" w:after="180"/>
+        <w:shd w:fill="F1F6FC"/>
+      </w:pPr>
+      <w:r>
+        <w:rPr>
+          <w:b w:val="0"/>
+        </w:rPr>
         <w:t>Reason: The new purpose falls outside the stated agreement.</w:t>
       </w:r>
     </w:p>
@@ -413,6 +787,11 @@
       </w:pPr>
       <w:r>
         <w:t>05. Words that unlock the idea</w:t>
+      </w:r>
+    </w:p>
+    <w:p>
+      <w:r>
+        <w:t>Use the vocabulary of Research ethics and consent to explain a concrete decision, rather than only memorising definitions.</w:t>
       </w:r>
     </w:p>
     <w:tbl>
@@ -550,29 +929,115 @@
     </w:p>
     <w:p>
       <w:r>
+        <w:t>Follow the worked trace for Research ethics and consent, predict a step, then compare with its explanation.</w:t>
+      </w:r>
+    </w:p>
+    <w:p>
+      <w:pPr>
+        <w:spacing w:line="336" w:lineRule="auto" w:after="180"/>
+      </w:pPr>
+      <w:r>
+        <w:rPr>
+          <w:b w:val="0"/>
+        </w:rPr>
         <w:t>Proposal automatically copies student essays into a study because they were submitted for grading.</w:t>
       </w:r>
     </w:p>
     <w:p>
-      <w:r>
+      <w:pPr>
+        <w:spacing w:line="336" w:lineRule="auto" w:after="180"/>
+      </w:pPr>
+      <w:r>
+        <w:rPr>
+          <w:b w:val="0"/>
+        </w:rPr>
         <w:t>The grading purpose does not establish research permission under the policy. Redesign around fictional data or obtain required review and voluntary permission before collection.</w:t>
       </w:r>
     </w:p>
     <w:p>
-      <w:r>
-        <w:t>Compare the intermediate evidence with the final statement. Explain why each number or decision follows from the stated inputs. The conclusion belongs to this scenario and procedure; changing the inputs, evaluation population or authority can change what it establishes. Retain the raw record so a later revision can be compared honestly.</w:t>
-      </w:r>
-    </w:p>
-    <w:p>
       <w:pPr>
         <w:pStyle w:val="Heading3"/>
       </w:pPr>
       <w:r>
+        <w:t>Worked explanation · Research ethics and consent</w:t>
+      </w:r>
+    </w:p>
+    <w:p>
+      <w:pPr>
+        <w:spacing w:line="336" w:lineRule="auto" w:after="180"/>
+        <w:shd w:fill="F1F6FC"/>
+      </w:pPr>
+      <w:r>
+        <w:rPr>
+          <w:b w:val="0"/>
+        </w:rPr>
+        <w:t xml:space="preserve">Compare the intermediate </w:t>
+      </w:r>
+      <w:r>
+        <w:rPr>
+          <w:b/>
+        </w:rPr>
+        <w:t>evidence</w:t>
+      </w:r>
+      <w:r>
+        <w:rPr>
+          <w:b w:val="0"/>
+        </w:rPr>
+        <w:t xml:space="preserve"> with the final statement. Explain why each number or decision follows from the stated </w:t>
+      </w:r>
+      <w:r>
+        <w:rPr>
+          <w:b/>
+        </w:rPr>
+        <w:t>input</w:t>
+      </w:r>
+      <w:r>
+        <w:rPr>
+          <w:b w:val="0"/>
+        </w:rPr>
+        <w:t>s.</w:t>
+      </w:r>
+    </w:p>
+    <w:p>
+      <w:pPr>
+        <w:spacing w:line="336" w:lineRule="auto" w:after="180"/>
+        <w:shd w:fill="F1F6FC"/>
+      </w:pPr>
+      <w:r>
+        <w:rPr>
+          <w:b w:val="0"/>
+        </w:rPr>
+        <w:t xml:space="preserve">The conclusion belongs to this scenario and procedure; changing the </w:t>
+      </w:r>
+      <w:r>
+        <w:rPr>
+          <w:b/>
+        </w:rPr>
+        <w:t>input</w:t>
+      </w:r>
+      <w:r>
+        <w:rPr>
+          <w:b w:val="0"/>
+        </w:rPr>
+        <w:t>s, evaluation population or authority can change what it establishes. Retain the raw record so a later revision can be compared honestly.</w:t>
+      </w:r>
+    </w:p>
+    <w:p>
+      <w:pPr>
+        <w:pStyle w:val="Heading3"/>
+      </w:pPr>
+      <w:r>
         <w:t>Learn from the worked case</w:t>
       </w:r>
     </w:p>
     <w:p>
-      <w:r>
+      <w:pPr>
+        <w:spacing w:line="336" w:lineRule="auto" w:after="180"/>
+      </w:pPr>
+      <w:r>
+        <w:rPr>
+          <w:b w:val="0"/>
+        </w:rPr>
         <w:t>Cover the result before checking it. Say what is given, choose the procedure, and follow one step at a time. Then uncover the result and explain your first mismatch. Ask why a step is allowed, not only what number it produces.</w:t>
       </w:r>
     </w:p>
@@ -585,8 +1050,20 @@
       </w:r>
     </w:p>
     <w:p>
-      <w:r>
-        <w:t>Consent is specific, not universal. A fictional study asks adults to submit anonymous drawings for one pattern-recognition investigation.</w:t>
+      <w:pPr>
+        <w:spacing w:line="336" w:lineRule="auto" w:after="180"/>
+      </w:pPr>
+      <w:r>
+        <w:rPr>
+          <w:b/>
+        </w:rPr>
+        <w:t>Consent</w:t>
+      </w:r>
+      <w:r>
+        <w:rPr>
+          <w:b w:val="0"/>
+        </w:rPr>
+        <w:t xml:space="preserve"> is specific, not universal. A fictional study asks adults to submit anonymous drawings for one pattern-recognition investigation.</w:t>
       </w:r>
     </w:p>
     <w:p>
@@ -598,8 +1075,29 @@
       </w:r>
     </w:p>
     <w:p>
-      <w:r>
-        <w:t>Consent covers this study only. It excludes public posting of originals and unrelated face-recognition research.</w:t>
+      <w:pPr>
+        <w:pStyle w:val="Heading3"/>
+      </w:pPr>
+      <w:r>
+        <w:t>Supplied facts</w:t>
+      </w:r>
+    </w:p>
+    <w:p>
+      <w:pPr>
+        <w:spacing w:line="336" w:lineRule="auto" w:after="180"/>
+        <w:shd w:fill="F1F6FC"/>
+      </w:pPr>
+      <w:r>
+        <w:rPr>
+          <w:b/>
+        </w:rPr>
+        <w:t>Consent</w:t>
+      </w:r>
+      <w:r>
+        <w:rPr>
+          <w:b w:val="0"/>
+        </w:rPr>
+        <w:t xml:space="preserve"> covers this study only. It excludes public posting of originals and unrelated face-recognition research.</w:t>
       </w:r>
     </w:p>
     <w:p>
@@ -762,7 +1260,22 @@
       </w:r>
     </w:p>
     <w:p>
-      <w:r>
+      <w:pPr>
+        <w:pStyle w:val="Heading3"/>
+      </w:pPr>
+      <w:r>
+        <w:t>Why the result follows</w:t>
+      </w:r>
+    </w:p>
+    <w:p>
+      <w:pPr>
+        <w:spacing w:line="336" w:lineRule="auto" w:after="180"/>
+        <w:shd w:fill="F1F6FC"/>
+      </w:pPr>
+      <w:r>
+        <w:rPr>
+          <w:b w:val="0"/>
+        </w:rPr>
         <w:t>Research ethics includes what people agree to, how they can decline and how risks are addressed. A contribution does not grant unlimited reuse.</w:t>
       </w:r>
     </w:p>
@@ -775,17 +1288,74 @@
       </w:r>
     </w:p>
     <w:p>
-      <w:r>
+      <w:pPr>
+        <w:pStyle w:val="Heading3"/>
+      </w:pPr>
+      <w:r>
+        <w:t>Keep the stated limit</w:t>
+      </w:r>
+    </w:p>
+    <w:p>
+      <w:pPr>
+        <w:spacing w:line="336" w:lineRule="auto" w:after="180"/>
+        <w:shd w:fill="FFF5E6"/>
+      </w:pPr>
+      <w:r>
+        <w:rPr>
+          <w:b w:val="0"/>
+        </w:rPr>
         <w:t>This fictional adult scenario is not approval for research with children; real oversight and applicable rules are separate requirements.</w:t>
       </w:r>
     </w:p>
     <w:p>
-      <w:r>
-        <w:t>Read the labelled picture: Identify which uses the drawing consent permits and excludes. Can the unrelated project reuse the drawings under this agreement, and what new authorisation would be needed?</w:t>
-      </w:r>
-    </w:p>
-    <w:p>
-      <w:r>
+      <w:pPr>
+        <w:pStyle w:val="Heading3"/>
+      </w:pPr>
+      <w:r>
+        <w:t>Keep the stated limit</w:t>
+      </w:r>
+    </w:p>
+    <w:p>
+      <w:pPr>
+        <w:spacing w:line="336" w:lineRule="auto" w:after="180"/>
+        <w:shd w:fill="FFF5E6"/>
+      </w:pPr>
+      <w:r>
+        <w:rPr>
+          <w:b w:val="0"/>
+        </w:rPr>
+        <w:t xml:space="preserve">Read the labelled picture: Identify which uses the drawing </w:t>
+      </w:r>
+      <w:r>
+        <w:rPr>
+          <w:b/>
+        </w:rPr>
+        <w:t>consent</w:t>
+      </w:r>
+      <w:r>
+        <w:rPr>
+          <w:b w:val="0"/>
+        </w:rPr>
+        <w:t xml:space="preserve"> permits and excludes. Can the unrelated project reuse the drawings under this agreement, and what new authorisation would be needed?</w:t>
+      </w:r>
+    </w:p>
+    <w:p>
+      <w:pPr>
+        <w:pStyle w:val="Heading3"/>
+      </w:pPr>
+      <w:r>
+        <w:t>Keep the stated limit</w:t>
+      </w:r>
+    </w:p>
+    <w:p>
+      <w:pPr>
+        <w:spacing w:line="336" w:lineRule="auto" w:after="180"/>
+        <w:shd w:fill="FFF5E6"/>
+      </w:pPr>
+      <w:r>
+        <w:rPr>
+          <w:b w:val="0"/>
+        </w:rPr>
         <w:t>Change one thing: A new project requests the same drawings for an excluded purpose. Predict the result before checking the explanation. What remains the same?</w:t>
       </w:r>
     </w:p>
@@ -799,19 +1369,69 @@
     </w:p>
     <w:p>
       <w:r>
+        <w:t>Find the unsupported step in the Research ethics and consent claim and explain a repair using the supplied evidence.</w:t>
+      </w:r>
+    </w:p>
+    <w:p>
+      <w:pPr>
+        <w:spacing w:line="336" w:lineRule="auto" w:after="180"/>
+      </w:pPr>
+      <w:r>
+        <w:rPr>
+          <w:b w:val="0"/>
+        </w:rPr>
         <w:t>This classroom policy exercise does not determine real legal or institutional requirements.</w:t>
       </w:r>
     </w:p>
     <w:p>
-      <w:r>
-        <w:t>A useful check asks what would make the reasoning fail. Distinguish a failure to execute the declared procedure from a weakness in the procedure itself. The first may require a correction; the second requires an explicitly revised method and new evidence. Preserve unsuccessful cases so an improved result cannot hide the original problem.</w:t>
-      </w:r>
-    </w:p>
-    <w:p>
       <w:pPr>
         <w:pStyle w:val="Heading3"/>
       </w:pPr>
       <w:r>
+        <w:t>Check the claim against the facts</w:t>
+      </w:r>
+    </w:p>
+    <w:p>
+      <w:pPr>
+        <w:spacing w:line="336" w:lineRule="auto" w:after="180"/>
+        <w:shd w:fill="FFF5E6"/>
+      </w:pPr>
+      <w:r>
+        <w:rPr>
+          <w:b w:val="0"/>
+        </w:rPr>
+        <w:t>A useful check asks what would make the reasoning fail. Distinguish a failure to execute the declared procedure from a weakness in the procedure itself.</w:t>
+      </w:r>
+    </w:p>
+    <w:p>
+      <w:pPr>
+        <w:spacing w:line="336" w:lineRule="auto" w:after="180"/>
+        <w:shd w:fill="FFF5E6"/>
+      </w:pPr>
+      <w:r>
+        <w:rPr>
+          <w:b w:val="0"/>
+        </w:rPr>
+        <w:t xml:space="preserve">The first may require a correction; the second requires an explicitly revised method and new </w:t>
+      </w:r>
+      <w:r>
+        <w:rPr>
+          <w:b/>
+        </w:rPr>
+        <w:t>evidence</w:t>
+      </w:r>
+      <w:r>
+        <w:rPr>
+          <w:b w:val="0"/>
+        </w:rPr>
+        <w:t>. Preserve unsuccessful cases so an improved result cannot hide the original problem.</w:t>
+      </w:r>
+    </w:p>
+    <w:p>
+      <w:pPr>
+        <w:pStyle w:val="Heading3"/>
+      </w:pPr>
+      <w:r>
         <w:t>Guided: restate the worked result, then name the assumption or limitation that prevents a broader conclusion.</w:t>
       </w:r>
     </w:p>
@@ -849,7 +1469,13 @@
       </w:r>
     </w:p>
     <w:p>
-      <w:r>
+      <w:pPr>
+        <w:spacing w:line="336" w:lineRule="auto" w:after="180"/>
+      </w:pPr>
+      <w:r>
+        <w:rPr>
+          <w:b w:val="0"/>
+        </w:rPr>
         <w:t>A report omits this qualification: This classroom policy exercise does not determine real legal or institutional requirements. Explain how omitting it could change a reader's interpretation, and write an accurate replacement.</w:t>
       </w:r>
     </w:p>
@@ -901,7 +1527,54 @@
     </w:p>
     <w:p>
       <w:r>
-        <w:t>Explain the weekly mechanism in your own words. Use the worked scenario to name its input, decision rule and output.</w:t>
+        <w:t>Practise Research ethics and consent with support, then explain the deciding step in your own words.</w:t>
+      </w:r>
+    </w:p>
+    <w:p>
+      <w:pPr>
+        <w:spacing w:line="336" w:lineRule="auto" w:after="180"/>
+      </w:pPr>
+      <w:r>
+        <w:rPr>
+          <w:b w:val="0"/>
+        </w:rPr>
+        <w:t xml:space="preserve">Explain the weekly </w:t>
+      </w:r>
+      <w:r>
+        <w:rPr>
+          <w:b/>
+        </w:rPr>
+        <w:t>mechanism</w:t>
+      </w:r>
+      <w:r>
+        <w:rPr>
+          <w:b w:val="0"/>
+        </w:rPr>
+        <w:t xml:space="preserve"> in your own words. Use the worked scenario to name its </w:t>
+      </w:r>
+      <w:r>
+        <w:rPr>
+          <w:b/>
+        </w:rPr>
+        <w:t>input</w:t>
+      </w:r>
+      <w:r>
+        <w:rPr>
+          <w:b w:val="0"/>
+        </w:rPr>
+        <w:t xml:space="preserve">, decision rule and </w:t>
+      </w:r>
+      <w:r>
+        <w:rPr>
+          <w:b/>
+        </w:rPr>
+        <w:t>output</w:t>
+      </w:r>
+      <w:r>
+        <w:rPr>
+          <w:b w:val="0"/>
+        </w:rPr>
+        <w:t>.</w:t>
       </w:r>
     </w:p>
     <w:p>
@@ -974,8 +1647,38 @@
       </w:r>
     </w:p>
     <w:p>
-      <w:r>
-        <w:t>Use workbook W2 for the connected example “Research ethics and consent”. First fill the input and rule boxes. Try the middle steps before asking for a hint. After a hint, try the next step yourself.</w:t>
+      <w:pPr>
+        <w:spacing w:line="336" w:lineRule="auto" w:after="180"/>
+      </w:pPr>
+      <w:r>
+        <w:rPr>
+          <w:b w:val="0"/>
+        </w:rPr>
+        <w:t xml:space="preserve">Use workbook W2 for the connected example “Research ethics and </w:t>
+      </w:r>
+      <w:r>
+        <w:rPr>
+          <w:b/>
+        </w:rPr>
+        <w:t>consent</w:t>
+      </w:r>
+      <w:r>
+        <w:rPr>
+          <w:b w:val="0"/>
+        </w:rPr>
+        <w:t xml:space="preserve">”. First fill the </w:t>
+      </w:r>
+      <w:r>
+        <w:rPr>
+          <w:b/>
+        </w:rPr>
+        <w:t>input</w:t>
+      </w:r>
+      <w:r>
+        <w:rPr>
+          <w:b w:val="0"/>
+        </w:rPr>
+        <w:t xml:space="preserve"> and rule boxes. Try the middle steps before asking for a hint. After a hint, try the next step yourself.</w:t>
       </w:r>
     </w:p>
     <w:tbl>
@@ -1058,7 +1761,13 @@
       </w:tr>
     </w:tbl>
     <w:p>
-      <w:r>
+      <w:pPr>
+        <w:spacing w:line="336" w:lineRule="auto" w:after="180"/>
+      </w:pPr>
+      <w:r>
+        <w:rPr>
+          <w:b w:val="0"/>
+        </w:rPr>
         <w:t>Explain your trace to a partner. Your partner points to one step to check. Swap roles on the next case. Each person writes their own explanation.</w:t>
       </w:r>
     </w:p>
@@ -1071,12 +1780,47 @@
       </w:r>
     </w:p>
     <w:p>
-      <w:r>
-        <w:t>Use the worked case for Research ethics and consent. Proposed explanation: “The worked result establishes every future case”. Decide whether this explanation is supported. Point to the step or supplied fact that decides; explain your repair if needed.</w:t>
-      </w:r>
-    </w:p>
-    <w:p>
-      <w:r>
+      <w:pPr>
+        <w:spacing w:line="336" w:lineRule="auto" w:after="180"/>
+      </w:pPr>
+      <w:r>
+        <w:rPr>
+          <w:b w:val="0"/>
+        </w:rPr>
+        <w:t xml:space="preserve">Use the worked case for Research ethics and </w:t>
+      </w:r>
+      <w:r>
+        <w:rPr>
+          <w:b/>
+        </w:rPr>
+        <w:t>consent</w:t>
+      </w:r>
+      <w:r>
+        <w:rPr>
+          <w:b w:val="0"/>
+        </w:rPr>
+        <w:t>. Proposed explanation: “The worked result establishes every future case”. Decide whether this explanation is supported.</w:t>
+      </w:r>
+    </w:p>
+    <w:p>
+      <w:pPr>
+        <w:spacing w:line="336" w:lineRule="auto" w:after="180"/>
+      </w:pPr>
+      <w:r>
+        <w:rPr>
+          <w:b w:val="0"/>
+        </w:rPr>
+        <w:t>Point to the step or supplied fact that decides; explain your repair if needed.</w:t>
+      </w:r>
+    </w:p>
+    <w:p>
+      <w:pPr>
+        <w:spacing w:line="336" w:lineRule="auto" w:after="180"/>
+      </w:pPr>
+      <w:r>
+        <w:rPr>
+          <w:b w:val="0"/>
+        </w:rPr>
         <w:t>Answer on your own before discussion. If you are unsure, say which step you need help with.</w:t>
       </w:r>
     </w:p>
@@ -1089,8 +1833,27 @@
       </w:r>
     </w:p>
     <w:p>
-      <w:r>
-        <w:t>Identify which uses the drawing consent permits and excludes. Can the unrelated project reuse the drawings under this agreement, and what new authorisation would be needed?</w:t>
+      <w:pPr>
+        <w:spacing w:line="336" w:lineRule="auto" w:after="180"/>
+        <w:shd w:fill="F5F1FB"/>
+      </w:pPr>
+      <w:r>
+        <w:rPr>
+          <w:b w:val="0"/>
+        </w:rPr>
+        <w:t xml:space="preserve">Identify which uses the drawing </w:t>
+      </w:r>
+      <w:r>
+        <w:rPr>
+          <w:b/>
+        </w:rPr>
+        <w:t>consent</w:t>
+      </w:r>
+      <w:r>
+        <w:rPr>
+          <w:b w:val="0"/>
+        </w:rPr>
+        <w:t xml:space="preserve"> permits and excludes. Can the unrelated project reuse the drawings under this agreement, and what new authorisation would be needed?</w:t>
       </w:r>
     </w:p>
     <w:p>
@@ -1122,7 +1885,13 @@
       </w:r>
     </w:p>
     <w:p>
-      <w:r>
+      <w:pPr>
+        <w:spacing w:line="336" w:lineRule="auto" w:after="180"/>
+      </w:pPr>
+      <w:r>
+        <w:rPr>
+          <w:b w:val="0"/>
+        </w:rPr>
         <w:t>This is supported practice. Keep the separately named independent case for an attempt before feedback.</w:t>
       </w:r>
     </w:p>
@@ -1135,6 +1904,11 @@
       </w:r>
     </w:p>
     <w:p>
+      <w:r>
+        <w:t>Investigate Research ethics and consent. Record the prediction, actual observation or labelled paper trace, explanation and next test separately.</w:t>
+      </w:r>
+    </w:p>
+    <w:p>
       <w:pPr>
         <w:pStyle w:val="Heading3"/>
       </w:pPr>
@@ -1143,7 +1917,13 @@
       </w:r>
     </w:p>
     <w:p>
-      <w:r>
+      <w:pPr>
+        <w:spacing w:line="336" w:lineRule="auto" w:after="180"/>
+      </w:pPr>
+      <w:r>
+        <w:rPr>
+          <w:b w:val="0"/>
+        </w:rPr>
         <w:t>Proposal automatically copies student essays into a study because they were submitted for grading. Show the intermediate steps and give the conclusion with its scope.</w:t>
       </w:r>
     </w:p>
@@ -1284,7 +2064,13 @@
       </w:tr>
     </w:tbl>
     <w:p>
-      <w:r>
+      <w:pPr>
+        <w:spacing w:line="336" w:lineRule="auto" w:after="180"/>
+      </w:pPr>
+      <w:r>
+        <w:rPr>
+          <w:b w:val="0"/>
+        </w:rPr>
         <w:t>On paper, trace the supplied procedure. If code is provided, predict before running it in a local practice file. Never write an expected answer as though it were an observed run.</w:t>
       </w:r>
     </w:p>
@@ -1297,7 +2083,13 @@
       </w:r>
     </w:p>
     <w:p>
-      <w:r>
+      <w:pPr>
+        <w:spacing w:line="336" w:lineRule="auto" w:after="180"/>
+      </w:pPr>
+      <w:r>
+        <w:rPr>
+          <w:b w:val="0"/>
+        </w:rPr>
         <w:t>Before trying: what do I expect, and why? While trying: which step could first go wrong? Afterwards: what did I actually observe, and what should change? Keep “not run” if you only traced the procedure.</w:t>
       </w:r>
     </w:p>
@@ -1310,6 +2102,11 @@
       </w:r>
     </w:p>
     <w:p>
+      <w:r>
+        <w:t>Move from recall to tracing, diagnosis and transfer in Research ethics and consent. Explain why each step is justified.</w:t>
+      </w:r>
+    </w:p>
+    <w:p>
       <w:pPr>
         <w:pStyle w:val="Heading3"/>
       </w:pPr>
@@ -1318,18 +2115,83 @@
       </w:r>
     </w:p>
     <w:p>
-      <w:r>
-        <w:t>Explain the weekly mechanism in your own words. Use the worked scenario to name its input, decision rule and output.</w:t>
-      </w:r>
-    </w:p>
-    <w:p>
-      <w:r>
+      <w:pPr>
+        <w:spacing w:line="336" w:lineRule="auto" w:after="180"/>
+      </w:pPr>
+      <w:r>
+        <w:rPr>
+          <w:b w:val="0"/>
+        </w:rPr>
+        <w:t xml:space="preserve">Explain the weekly </w:t>
+      </w:r>
+      <w:r>
+        <w:rPr>
+          <w:b/>
+        </w:rPr>
+        <w:t>mechanism</w:t>
+      </w:r>
+      <w:r>
+        <w:rPr>
+          <w:b w:val="0"/>
+        </w:rPr>
+        <w:t xml:space="preserve"> in your own words. Use the worked scenario to name its </w:t>
+      </w:r>
+      <w:r>
+        <w:rPr>
+          <w:b/>
+        </w:rPr>
+        <w:t>input</w:t>
+      </w:r>
+      <w:r>
+        <w:rPr>
+          <w:b w:val="0"/>
+        </w:rPr>
+        <w:t xml:space="preserve">, decision rule and </w:t>
+      </w:r>
+      <w:r>
+        <w:rPr>
+          <w:b/>
+        </w:rPr>
+        <w:t>output</w:t>
+      </w:r>
+      <w:r>
+        <w:rPr>
+          <w:b w:val="0"/>
+        </w:rPr>
+        <w:t>.</w:t>
+      </w:r>
+    </w:p>
+    <w:p>
+      <w:pPr>
+        <w:spacing w:line="336" w:lineRule="auto" w:after="180"/>
+      </w:pPr>
+      <w:r>
+        <w:rPr>
+          <w:b w:val="0"/>
+        </w:rPr>
         <w:t>A report omits this qualification: This classroom policy exercise does not determine real legal or institutional requirements. Explain how omitting it could change a reader's interpretation, and write an accurate replacement.</w:t>
       </w:r>
     </w:p>
     <w:p>
-      <w:r>
-        <w:t>For the worked scenario, propose one additional case that could reveal a failure, describe its expected outcome before running it, and explain what would need to remain fixed for a fair comparison. Do not reuse W4 as a new final test after receiving feedback.</w:t>
+      <w:pPr>
+        <w:spacing w:line="336" w:lineRule="auto" w:after="180"/>
+      </w:pPr>
+      <w:r>
+        <w:rPr>
+          <w:b w:val="0"/>
+        </w:rPr>
+        <w:t>For the worked scenario, propose one additional case that could reveal a failure, describe its expected outcome before running it, and explain what would need to remain fixed for a fair comparison.</w:t>
+      </w:r>
+    </w:p>
+    <w:p>
+      <w:pPr>
+        <w:spacing w:line="336" w:lineRule="auto" w:after="180"/>
+      </w:pPr>
+      <w:r>
+        <w:rPr>
+          <w:b w:val="0"/>
+        </w:rPr>
+        <w:t>Do not reuse W4 as a new final test after receiving feedback.</w:t>
       </w:r>
     </w:p>
     <w:p>
@@ -1375,7 +2237,101 @@
     </w:p>
     <w:p>
       <w:r>
-        <w:t>Add a labelled research ethics and consent evidence sheet to Reproducible AI Research Study. Show how you can explain the mechanism and terminology of research ethics and consent. Use the supplied fictional case and keep its inputs, intermediate steps, calculation or prediction, and limitation. Connect this record to last week’s record; a matching answer without a trace is insufficient.</w:t>
+        <w:t>Apply this week’s idea to Reproducible AI Research Study. Keep an annotated decision and the evidence supporting it.</w:t>
+      </w:r>
+    </w:p>
+    <w:p>
+      <w:pPr>
+        <w:spacing w:line="336" w:lineRule="auto" w:after="180"/>
+      </w:pPr>
+      <w:r>
+        <w:rPr>
+          <w:b w:val="0"/>
+        </w:rPr>
+        <w:t xml:space="preserve">Add a labelled research ethics and </w:t>
+      </w:r>
+      <w:r>
+        <w:rPr>
+          <w:b/>
+        </w:rPr>
+        <w:t>consent</w:t>
+      </w:r>
+      <w:r>
+        <w:rPr>
+          <w:b w:val="0"/>
+        </w:rPr>
+        <w:t xml:space="preserve"> </w:t>
+      </w:r>
+      <w:r>
+        <w:rPr>
+          <w:b/>
+        </w:rPr>
+        <w:t>evidence</w:t>
+      </w:r>
+      <w:r>
+        <w:rPr>
+          <w:b w:val="0"/>
+        </w:rPr>
+        <w:t xml:space="preserve"> sheet to Reproducible AI Research Study. Show how you can explain the </w:t>
+      </w:r>
+      <w:r>
+        <w:rPr>
+          <w:b/>
+        </w:rPr>
+        <w:t>mechanism</w:t>
+      </w:r>
+      <w:r>
+        <w:rPr>
+          <w:b w:val="0"/>
+        </w:rPr>
+        <w:t xml:space="preserve"> and terminology of research ethics and </w:t>
+      </w:r>
+      <w:r>
+        <w:rPr>
+          <w:b/>
+        </w:rPr>
+        <w:t>consent</w:t>
+      </w:r>
+      <w:r>
+        <w:rPr>
+          <w:b w:val="0"/>
+        </w:rPr>
+        <w:t>.</w:t>
+      </w:r>
+    </w:p>
+    <w:p>
+      <w:pPr>
+        <w:spacing w:line="336" w:lineRule="auto" w:after="180"/>
+      </w:pPr>
+      <w:r>
+        <w:rPr>
+          <w:b w:val="0"/>
+        </w:rPr>
+        <w:t xml:space="preserve">Use the supplied fictional case and keep its </w:t>
+      </w:r>
+      <w:r>
+        <w:rPr>
+          <w:b/>
+        </w:rPr>
+        <w:t>input</w:t>
+      </w:r>
+      <w:r>
+        <w:rPr>
+          <w:b w:val="0"/>
+        </w:rPr>
+        <w:t xml:space="preserve">s, intermediate steps, calculation or </w:t>
+      </w:r>
+      <w:r>
+        <w:rPr>
+          <w:b/>
+        </w:rPr>
+        <w:t>prediction</w:t>
+      </w:r>
+      <w:r>
+        <w:rPr>
+          <w:b w:val="0"/>
+        </w:rPr>
+        <w:t>, and limitation. Connect this record to last week’s record; a matching answer without a trace is insufficient.</w:t>
       </w:r>
     </w:p>
     <w:tbl>
@@ -1503,7 +2459,13 @@
       </w:r>
     </w:p>
     <w:p>
-      <w:r>
+      <w:pPr>
+        <w:spacing w:line="336" w:lineRule="auto" w:after="180"/>
+      </w:pPr>
+      <w:r>
+        <w:rPr>
+          <w:b w:val="0"/>
+        </w:rPr>
         <w:t>For the Reproducible AI Research Study, retain an annotated worked trace and the changed-case reasoning. Connect the claim to its records, units and assumptions so another investigator can challenge or reproduce it.</w:t>
       </w:r>
     </w:p>
@@ -1517,7 +2479,29 @@
     </w:p>
     <w:p>
       <w:r>
-        <w:t>Complete the supported workbook tasks before attempting W4 independently. Record any hints or help used. After feedback, use the teacher's fresh retry rather than copying the earlier answer. For a project, select a relevant new case, predict the outcome from the declared rule and preserve the result alongside any revision.</w:t>
+        <w:t>Use a genuinely new case for independent evidence. Previously discussed examples remain practice; use the separately named independent case before feedback.</w:t>
+      </w:r>
+    </w:p>
+    <w:p>
+      <w:pPr>
+        <w:spacing w:line="336" w:lineRule="auto" w:after="180"/>
+      </w:pPr>
+      <w:r>
+        <w:rPr>
+          <w:b w:val="0"/>
+        </w:rPr>
+        <w:t>Complete the supported workbook tasks before attempting W4 independently. Record any hints or help used. After feedback, use the teacher's fresh retry rather than copying the earlier answer.</w:t>
+      </w:r>
+    </w:p>
+    <w:p>
+      <w:pPr>
+        <w:spacing w:line="336" w:lineRule="auto" w:after="180"/>
+      </w:pPr>
+      <w:r>
+        <w:rPr>
+          <w:b w:val="0"/>
+        </w:rPr>
+        <w:t>For a project, select a relevant new case, predict the outcome from the declared rule and preserve the result alongside any revision.</w:t>
       </w:r>
     </w:p>
     <w:p>
@@ -1554,8 +2538,25 @@
       </w:r>
     </w:p>
     <w:p>
-      <w:r>
-        <w:t>For the worked scenario, propose one additional case that could reveal a failure, describe its expected outcome before running it, and explain what would need to remain fixed for a fair comparison. Do not reuse W4 as a new final test after receiving feedback.</w:t>
+      <w:pPr>
+        <w:spacing w:line="336" w:lineRule="auto" w:after="180"/>
+      </w:pPr>
+      <w:r>
+        <w:rPr>
+          <w:b w:val="0"/>
+        </w:rPr>
+        <w:t>For the worked scenario, propose one additional case that could reveal a failure, describe its expected outcome before running it, and explain what would need to remain fixed for a fair comparison.</w:t>
+      </w:r>
+    </w:p>
+    <w:p>
+      <w:pPr>
+        <w:spacing w:line="336" w:lineRule="auto" w:after="180"/>
+      </w:pPr>
+      <w:r>
+        <w:rPr>
+          <w:b w:val="0"/>
+        </w:rPr>
+        <w:t>Do not reuse W4 as a new final test after receiving feedback.</w:t>
       </w:r>
     </w:p>
     <w:p>
@@ -1592,6 +2593,11 @@
       </w:pPr>
       <w:r>
         <w:t>13. Study a complete case</w:t>
+      </w:r>
+    </w:p>
+    <w:p>
+      <w:r>
+        <w:t>Revisit the complete Research ethics and consent case for supported practice. Repeated examples do not become fresh assessments.</w:t>
       </w:r>
     </w:p>
     <w:p>
@@ -1695,8 +2701,26 @@
       </w:r>
     </w:p>
     <w:p>
-      <w:r>
-        <w:t>Follow the input through the stated procedure to its result. Cover the result first, predict it, then explain every intermediate step. The text/table accompanies the figure so the example can be read without colour.</w:t>
+      <w:pPr>
+        <w:spacing w:line="336" w:lineRule="auto" w:after="180"/>
+      </w:pPr>
+      <w:r>
+        <w:rPr>
+          <w:b w:val="0"/>
+        </w:rPr>
+        <w:t xml:space="preserve">Follow the </w:t>
+      </w:r>
+      <w:r>
+        <w:rPr>
+          <w:b/>
+        </w:rPr>
+        <w:t>input</w:t>
+      </w:r>
+      <w:r>
+        <w:rPr>
+          <w:b w:val="0"/>
+        </w:rPr>
+        <w:t xml:space="preserve"> through the stated procedure to its result. Cover the result first, predict it, then explain every intermediate step. The text/table accompanies the figure so the example can be read without colour.</w:t>
       </w:r>
     </w:p>
     <w:p>
@@ -1746,6 +2770,11 @@
       </w:r>
     </w:p>
     <w:p>
+      <w:r>
+        <w:t>Attempt the reserved new case before feedback. Record support; the earlier examples below remain additional practice.</w:t>
+      </w:r>
+    </w:p>
+    <w:p>
       <w:pPr>
         <w:pStyle w:val="Heading3"/>
       </w:pPr>
@@ -1754,7 +2783,13 @@
       </w:r>
     </w:p>
     <w:p>
-      <w:r>
+      <w:pPr>
+        <w:spacing w:line="336" w:lineRule="auto" w:after="180"/>
+      </w:pPr>
+      <w:r>
+        <w:rPr>
+          <w:b w:val="0"/>
+        </w:rPr>
         <w:t>A fictional policy requires opt-in; proposal treats silence as agreement and grades participation. Audit.</w:t>
       </w:r>
     </w:p>
@@ -1802,7 +2837,13 @@
       </w:r>
     </w:p>
     <w:p>
-      <w:r>
+      <w:pPr>
+        <w:spacing w:line="336" w:lineRule="auto" w:after="180"/>
+      </w:pPr>
+      <w:r>
+        <w:rPr>
+          <w:b w:val="0"/>
+        </w:rPr>
         <w:t>Attempt this case before feedback. Record any help. Earlier examples below are further practice; a case already practised with feedback cannot establish fresh transfer.</w:t>
       </w:r>
     </w:p>
@@ -1815,7 +2856,13 @@
       </w:r>
     </w:p>
     <w:p>
-      <w:r>
+      <w:pPr>
+        <w:spacing w:line="336" w:lineRule="auto" w:after="180"/>
+      </w:pPr>
+      <w:r>
+        <w:rPr>
+          <w:b w:val="0"/>
+        </w:rPr>
         <w:t>A fictional policy requires opt-in; proposal treats silence as agreement and grades participation. Audit.</w:t>
       </w:r>
     </w:p>
@@ -1868,7 +2915,13 @@
       </w:r>
     </w:p>
     <w:p>
-      <w:r>
+      <w:pPr>
+        <w:spacing w:line="336" w:lineRule="auto" w:after="180"/>
+      </w:pPr>
+      <w:r>
+        <w:rPr>
+          <w:b w:val="0"/>
+        </w:rPr>
         <w:t>Record support used: none, hint or teacher explanation. After feedback, a different case is needed to demonstrate independence.</w:t>
       </w:r>
     </w:p>
@@ -1881,8 +2934,25 @@
       </w:r>
     </w:p>
     <w:p>
-      <w:r>
-        <w:t>Attempt the independent case before hints. Record whether you worked alone, used a hint or followed a model. After feedback, fix the first unsupported step and explain why it changed. A later check uses a changed case, not a copied answer.</w:t>
+      <w:pPr>
+        <w:spacing w:line="336" w:lineRule="auto" w:after="180"/>
+      </w:pPr>
+      <w:r>
+        <w:rPr>
+          <w:b w:val="0"/>
+        </w:rPr>
+        <w:t>Attempt the independent case before hints. Record whether you worked alone, used a hint or followed a model. After feedback, fix the first unsupported step and explain why it changed.</w:t>
+      </w:r>
+    </w:p>
+    <w:p>
+      <w:pPr>
+        <w:spacing w:line="336" w:lineRule="auto" w:after="180"/>
+      </w:pPr>
+      <w:r>
+        <w:rPr>
+          <w:b w:val="0"/>
+        </w:rPr>
+        <w:t>A later check uses a changed case, not a copied answer.</w:t>
       </w:r>
     </w:p>
     <w:p>
@@ -1895,7 +2965,30 @@
     </w:p>
     <w:p>
       <w:r>
-        <w:t>Start with this question: Consent is specific, not universal. A fictional study asks adults to submit anonymous drawings for one pattern-recognition investigation.</w:t>
+        <w:t>Use this map to navigate Research ethics and consent, connect the goals to tasks and keep one evidence record for each attempt.</w:t>
+      </w:r>
+    </w:p>
+    <w:p>
+      <w:pPr>
+        <w:spacing w:line="336" w:lineRule="auto" w:after="180"/>
+      </w:pPr>
+      <w:r>
+        <w:rPr>
+          <w:b w:val="0"/>
+        </w:rPr>
+        <w:t xml:space="preserve">Start with this question: </w:t>
+      </w:r>
+      <w:r>
+        <w:rPr>
+          <w:b/>
+        </w:rPr>
+        <w:t>Consent</w:t>
+      </w:r>
+      <w:r>
+        <w:rPr>
+          <w:b w:val="0"/>
+        </w:rPr>
+        <w:t xml:space="preserve"> is specific, not universal. A fictional study asks adults to submit anonymous drawings for one pattern-recognition investigation.</w:t>
       </w:r>
     </w:p>
     <w:tbl>
@@ -2001,13 +3094,61 @@
       </w:tr>
     </w:tbl>
     <w:p>
-      <w:r>
-        <w:t>Remember → watch and explain → try with help → investigate → try independently → keep project evidence. Your teacher may spread this lesson across several classes.</w:t>
-      </w:r>
-    </w:p>
-    <w:p>
-      <w:r>
-        <w:t>Keep your first prediction. Compare it with what the evidence shows and explain any change.</w:t>
+      <w:pPr>
+        <w:spacing w:line="336" w:lineRule="auto" w:after="180"/>
+      </w:pPr>
+      <w:r>
+        <w:rPr>
+          <w:b w:val="0"/>
+        </w:rPr>
+        <w:t xml:space="preserve">Remember → watch and explain → try with help → investigate → try independently → keep project </w:t>
+      </w:r>
+      <w:r>
+        <w:rPr>
+          <w:b/>
+        </w:rPr>
+        <w:t>evidence</w:t>
+      </w:r>
+      <w:r>
+        <w:rPr>
+          <w:b w:val="0"/>
+        </w:rPr>
+        <w:t>. Your teacher may spread this lesson across several classes.</w:t>
+      </w:r>
+    </w:p>
+    <w:p>
+      <w:pPr>
+        <w:spacing w:line="336" w:lineRule="auto" w:after="180"/>
+      </w:pPr>
+      <w:r>
+        <w:rPr>
+          <w:b w:val="0"/>
+        </w:rPr>
+        <w:t xml:space="preserve">Keep your first </w:t>
+      </w:r>
+      <w:r>
+        <w:rPr>
+          <w:b/>
+        </w:rPr>
+        <w:t>prediction</w:t>
+      </w:r>
+      <w:r>
+        <w:rPr>
+          <w:b w:val="0"/>
+        </w:rPr>
+        <w:t xml:space="preserve">. Compare it with what the </w:t>
+      </w:r>
+      <w:r>
+        <w:rPr>
+          <w:b/>
+        </w:rPr>
+        <w:t>evidence</w:t>
+      </w:r>
+      <w:r>
+        <w:rPr>
+          <w:b w:val="0"/>
+        </w:rPr>
+        <w:t xml:space="preserve"> shows and explain any change.</w:t>
       </w:r>
     </w:p>
     <w:p>
@@ -2020,7 +3161,36 @@
     </w:p>
     <w:p>
       <w:r>
-        <w:t>Close your notes. Explain this goal in your own words: Explain the mechanism and terminology of research ethics and consent</w:t>
+        <w:t>Explain Research ethics and consent without notes, identify a remaining question and plan a later check with a changed case.</w:t>
+      </w:r>
+    </w:p>
+    <w:p>
+      <w:pPr>
+        <w:spacing w:line="336" w:lineRule="auto" w:after="180"/>
+      </w:pPr>
+      <w:r>
+        <w:rPr>
+          <w:b w:val="0"/>
+        </w:rPr>
+        <w:t xml:space="preserve">Close your notes. Explain this goal in your own words: Explain the </w:t>
+      </w:r>
+      <w:r>
+        <w:rPr>
+          <w:b/>
+        </w:rPr>
+        <w:t>mechanism</w:t>
+      </w:r>
+      <w:r>
+        <w:rPr>
+          <w:b w:val="0"/>
+        </w:rPr>
+        <w:t xml:space="preserve"> and terminology of research ethics and </w:t>
+      </w:r>
+      <w:r>
+        <w:rPr>
+          <w:b/>
+        </w:rPr>
+        <w:t>consent</w:t>
       </w:r>
     </w:p>
     <w:p>
@@ -2057,13 +3227,61 @@
       </w:r>
     </w:p>
     <w:p>
-      <w:r>
-        <w:t>If you are unsure, return to the worked picture and explain one arrow. If you are ready, change an input or assumption and justify your prediction.</w:t>
-      </w:r>
-    </w:p>
-    <w:p>
-      <w:r>
-        <w:t>Save your workbook evidence. At the next review, try a different case before opening your old answer.</w:t>
+      <w:pPr>
+        <w:spacing w:line="336" w:lineRule="auto" w:after="180"/>
+      </w:pPr>
+      <w:r>
+        <w:rPr>
+          <w:b w:val="0"/>
+        </w:rPr>
+        <w:t xml:space="preserve">If you are unsure, return to the worked picture and explain one arrow. If you are ready, change an </w:t>
+      </w:r>
+      <w:r>
+        <w:rPr>
+          <w:b/>
+        </w:rPr>
+        <w:t>input</w:t>
+      </w:r>
+      <w:r>
+        <w:rPr>
+          <w:b w:val="0"/>
+        </w:rPr>
+        <w:t xml:space="preserve"> or assumption and justify your </w:t>
+      </w:r>
+      <w:r>
+        <w:rPr>
+          <w:b/>
+        </w:rPr>
+        <w:t>prediction</w:t>
+      </w:r>
+      <w:r>
+        <w:rPr>
+          <w:b w:val="0"/>
+        </w:rPr>
+        <w:t>.</w:t>
+      </w:r>
+    </w:p>
+    <w:p>
+      <w:pPr>
+        <w:spacing w:line="336" w:lineRule="auto" w:after="180"/>
+      </w:pPr>
+      <w:r>
+        <w:rPr>
+          <w:b w:val="0"/>
+        </w:rPr>
+        <w:t xml:space="preserve">Save your workbook </w:t>
+      </w:r>
+      <w:r>
+        <w:rPr>
+          <w:b/>
+        </w:rPr>
+        <w:t>evidence</w:t>
+      </w:r>
+      <w:r>
+        <w:rPr>
+          <w:b w:val="0"/>
+        </w:rPr>
+        <w:t>. At the next review, try a different case before opening your old answer.</w:t>
       </w:r>
     </w:p>
     <w:p>
@@ -2076,12 +3294,35 @@
     </w:p>
     <w:p>
       <w:r>
+        <w:t>Attempt supported questions before using hints or feedback. Review a missing building block, then keep the completed work.</w:t>
+      </w:r>
+    </w:p>
+    <w:p>
+      <w:pPr>
+        <w:spacing w:line="336" w:lineRule="auto" w:after="180"/>
+      </w:pPr>
+      <w:r>
+        <w:rPr>
+          <w:b w:val="0"/>
+        </w:rPr>
         <w:t>Use this supported practice once, in the browser or on paper. Keep the reserved independent assessment for a separate first attempt before teacher feedback.</w:t>
       </w:r>
     </w:p>
     <w:p>
-      <w:r>
-        <w:t>Consent is specific, not universal. A fictional study asks adults to submit anonymous drawings for one pattern-recognition investigation.</w:t>
+      <w:pPr>
+        <w:spacing w:line="336" w:lineRule="auto" w:after="180"/>
+      </w:pPr>
+      <w:r>
+        <w:rPr>
+          <w:b/>
+        </w:rPr>
+        <w:t>Consent</w:t>
+      </w:r>
+      <w:r>
+        <w:rPr>
+          <w:b w:val="0"/>
+        </w:rPr>
+        <w:t xml:space="preserve"> is specific, not universal. A fictional study asks adults to submit anonymous drawings for one pattern-recognition investigation.</w:t>
       </w:r>
     </w:p>
     <w:p>
@@ -2093,22 +3334,49 @@
       </w:r>
     </w:p>
     <w:p>
-      <w:r>
+      <w:pPr>
+        <w:spacing w:line="336" w:lineRule="auto" w:after="180"/>
+      </w:pPr>
+      <w:r>
+        <w:rPr>
+          <w:b w:val="0"/>
+        </w:rPr>
         <w:t>Which labelled step matches this detail? Record permitted uses and the approved withdrawal procedure.</w:t>
       </w:r>
     </w:p>
     <w:p>
-      <w:r>
+      <w:pPr>
+        <w:spacing w:line="336" w:lineRule="auto" w:after="180"/>
+        <w:shd w:fill="F4F9FC"/>
+      </w:pPr>
+      <w:r>
+        <w:rPr>
+          <w:b w:val="0"/>
+        </w:rPr>
         <w:t>1. State the purpose</w:t>
       </w:r>
     </w:p>
     <w:p>
-      <w:r>
+      <w:pPr>
+        <w:spacing w:line="336" w:lineRule="auto" w:after="180"/>
+        <w:shd w:fill="F4F9FC"/>
+      </w:pPr>
+      <w:r>
+        <w:rPr>
+          <w:b w:val="0"/>
+        </w:rPr>
         <w:t>2. Keep the agreement</w:t>
       </w:r>
     </w:p>
     <w:p>
-      <w:r>
+      <w:pPr>
+        <w:spacing w:line="336" w:lineRule="auto" w:after="180"/>
+        <w:shd w:fill="F4F9FC"/>
+      </w:pPr>
+      <w:r>
+        <w:rPr>
+          <w:b w:val="0"/>
+        </w:rPr>
         <w:t>3. Respect exclusions</w:t>
       </w:r>
     </w:p>
@@ -2146,41 +3414,155 @@
       </w:r>
     </w:p>
     <w:p>
-      <w:r>
+      <w:pPr>
+        <w:pStyle w:val="Heading3"/>
+      </w:pPr>
+      <w:r>
+        <w:t>Hint · try first</w:t>
+      </w:r>
+    </w:p>
+    <w:p>
+      <w:pPr>
+        <w:spacing w:line="336" w:lineRule="auto" w:after="180"/>
+        <w:shd w:fill="F1F6F8"/>
+      </w:pPr>
+      <w:r>
+        <w:rPr>
+          <w:b w:val="0"/>
+        </w:rPr>
         <w:t>Hint if needed: Read the steps in the pictorial case. Match the supplied detail to the stage that performs or records it.</w:t>
       </w:r>
     </w:p>
     <w:p>
-      <w:r>
-        <w:t>After your attempt, compare with the supported explanation: Keep the agreement Record permitted uses and the approved withdrawal procedure. Research ethics includes what people agree to, how they can decline and how risks are addressed. A contribution does not grant unlimited reuse.</w:t>
-      </w:r>
-    </w:p>
-    <w:p>
       <w:pPr>
         <w:pStyle w:val="Heading3"/>
       </w:pPr>
       <w:r>
+        <w:t>Feedback · compare after trying</w:t>
+      </w:r>
+    </w:p>
+    <w:p>
+      <w:pPr>
+        <w:spacing w:line="336" w:lineRule="auto" w:after="180"/>
+        <w:shd w:fill="F1F6FC"/>
+      </w:pPr>
+      <w:r>
+        <w:rPr>
+          <w:b w:val="0"/>
+        </w:rPr>
+        <w:t>After your attempt, compare with the supported explanation: Keep the agreement Record permitted uses and the approved withdrawal procedure.</w:t>
+      </w:r>
+    </w:p>
+    <w:p>
+      <w:pPr>
+        <w:spacing w:line="336" w:lineRule="auto" w:after="180"/>
+        <w:shd w:fill="F1F6FC"/>
+      </w:pPr>
+      <w:r>
+        <w:rPr>
+          <w:b w:val="0"/>
+        </w:rPr>
+        <w:t>Research ethics includes what people agree to, how they can decline and how risks are addressed. A contribution does not grant unlimited reuse.</w:t>
+      </w:r>
+    </w:p>
+    <w:p>
+      <w:pPr>
+        <w:pStyle w:val="Heading3"/>
+      </w:pPr>
+      <w:r>
         <w:t>Practice 2: explain the deciding evidence</w:t>
       </w:r>
     </w:p>
     <w:p>
-      <w:r>
+      <w:pPr>
+        <w:pStyle w:val="Heading3"/>
+      </w:pPr>
+      <w:r>
+        <w:t>Changed case · predict first</w:t>
+      </w:r>
+    </w:p>
+    <w:p>
+      <w:pPr>
+        <w:spacing w:line="336" w:lineRule="auto" w:after="180"/>
+        <w:shd w:fill="F5F1FB"/>
+      </w:pPr>
+      <w:r>
+        <w:rPr>
+          <w:b w:val="0"/>
+        </w:rPr>
         <w:t>Changed-case practice: A new project requests the same drawings for an excluded purpose. Which conclusion is supported by the supplied facts?</w:t>
       </w:r>
     </w:p>
     <w:p>
-      <w:r>
-        <w:t>1. This one example guarantees correct results for every future input.</w:t>
-      </w:r>
-    </w:p>
-    <w:p>
-      <w:r>
-        <w:t>2. Do not reuse them under the existing consent; seek the required new authorisation.</w:t>
-      </w:r>
-    </w:p>
-    <w:p>
-      <w:r>
-        <w:t>3. We can decide the result without examining the changed input or the procedure.</w:t>
+      <w:pPr>
+        <w:spacing w:line="336" w:lineRule="auto" w:after="180"/>
+        <w:shd w:fill="F4F9FC"/>
+      </w:pPr>
+      <w:r>
+        <w:rPr>
+          <w:b w:val="0"/>
+        </w:rPr>
+        <w:t xml:space="preserve">1. This one example guarantees correct results for every future </w:t>
+      </w:r>
+      <w:r>
+        <w:rPr>
+          <w:b/>
+        </w:rPr>
+        <w:t>input</w:t>
+      </w:r>
+      <w:r>
+        <w:rPr>
+          <w:b w:val="0"/>
+        </w:rPr>
+        <w:t>.</w:t>
+      </w:r>
+    </w:p>
+    <w:p>
+      <w:pPr>
+        <w:spacing w:line="336" w:lineRule="auto" w:after="180"/>
+        <w:shd w:fill="F4F9FC"/>
+      </w:pPr>
+      <w:r>
+        <w:rPr>
+          <w:b w:val="0"/>
+        </w:rPr>
+        <w:t xml:space="preserve">2. Do not reuse them under the existing </w:t>
+      </w:r>
+      <w:r>
+        <w:rPr>
+          <w:b/>
+        </w:rPr>
+        <w:t>consent</w:t>
+      </w:r>
+      <w:r>
+        <w:rPr>
+          <w:b w:val="0"/>
+        </w:rPr>
+        <w:t>; seek the required new authorisation.</w:t>
+      </w:r>
+    </w:p>
+    <w:p>
+      <w:pPr>
+        <w:spacing w:line="336" w:lineRule="auto" w:after="180"/>
+        <w:shd w:fill="F4F9FC"/>
+      </w:pPr>
+      <w:r>
+        <w:rPr>
+          <w:b w:val="0"/>
+        </w:rPr>
+        <w:t xml:space="preserve">3. We can decide the result without examining the changed </w:t>
+      </w:r>
+      <w:r>
+        <w:rPr>
+          <w:b/>
+        </w:rPr>
+        <w:t>input</w:t>
+      </w:r>
+      <w:r>
+        <w:rPr>
+          <w:b w:val="0"/>
+        </w:rPr>
+        <w:t xml:space="preserve"> or the procedure.</w:t>
       </w:r>
     </w:p>
     <w:p>
@@ -2217,36 +3599,165 @@
       </w:r>
     </w:p>
     <w:p>
-      <w:r>
+      <w:pPr>
+        <w:pStyle w:val="Heading3"/>
+      </w:pPr>
+      <w:r>
+        <w:t>Hint · try first</w:t>
+      </w:r>
+    </w:p>
+    <w:p>
+      <w:pPr>
+        <w:spacing w:line="336" w:lineRule="auto" w:after="180"/>
+        <w:shd w:fill="F1F6F8"/>
+      </w:pPr>
+      <w:r>
+        <w:rPr>
+          <w:b w:val="0"/>
+        </w:rPr>
         <w:t>Hint if needed: Use the changed condition and the deciding step in the pictorial trace. The answer must say what follows from those facts.</w:t>
       </w:r>
     </w:p>
     <w:p>
-      <w:r>
-        <w:t>After your attempt, compare with the supported explanation: Do not reuse them under the existing consent; seek the required new authorisation. The new purpose falls outside the stated agreement.</w:t>
-      </w:r>
-    </w:p>
-    <w:p>
       <w:pPr>
         <w:pStyle w:val="Heading3"/>
       </w:pPr>
       <w:r>
+        <w:t>Feedback · compare after trying</w:t>
+      </w:r>
+    </w:p>
+    <w:p>
+      <w:pPr>
+        <w:spacing w:line="336" w:lineRule="auto" w:after="180"/>
+        <w:shd w:fill="F1F6FC"/>
+      </w:pPr>
+      <w:r>
+        <w:rPr>
+          <w:b w:val="0"/>
+        </w:rPr>
+        <w:t xml:space="preserve">After your attempt, compare with the supported explanation: Do not reuse them under the existing </w:t>
+      </w:r>
+      <w:r>
+        <w:rPr>
+          <w:b/>
+        </w:rPr>
+        <w:t>consent</w:t>
+      </w:r>
+      <w:r>
+        <w:rPr>
+          <w:b w:val="0"/>
+        </w:rPr>
+        <w:t>; seek the required new authorisation. The new purpose falls outside the stated agreement.</w:t>
+      </w:r>
+    </w:p>
+    <w:p>
+      <w:pPr>
+        <w:pStyle w:val="Heading3"/>
+      </w:pPr>
+      <w:r>
         <w:t>Repair a missing building block</w:t>
       </w:r>
     </w:p>
     <w:p>
-      <w:r>
-        <w:t>Review Dataset and benchmark limitations (ai-7/18). Goal: Explain the mechanism and terminology of dataset and benchmark limitations. Short practice: Report the indoor benchmark with its denominator and missing condition. After two correct outdoor cases out of four are added, what slice rate is supported and what remains uncertain?. Return to this week and explain what you changed.</w:t>
-      </w:r>
-    </w:p>
-    <w:p>
-      <w:r>
-        <w:t>Review Ablation studies (ai-7/16). Goal: Explain the mechanism and terminology of ablation studies. Short practice: Calculate the filter ablation’s two rates and count change. Which single component is altered, and why does also changing the model prevent isolating the filter?. Return to this week and explain what you changed.</w:t>
-      </w:r>
-    </w:p>
-    <w:p>
-      <w:r>
-        <w:t>Review Effect size and practical importance (ai-7/13). Goal: Explain the mechanism and terminology of effect size and practical importance. Short practice: Calculate the absolute error-rate reduction from 20/1000 to 15/1000. Does it meet the ten-fewer-errors threshold, and what changes when B has eight errors?. Return to this week and explain what you changed.</w:t>
+      <w:pPr>
+        <w:spacing w:line="336" w:lineRule="auto" w:after="180"/>
+      </w:pPr>
+      <w:r>
+        <w:rPr>
+          <w:b w:val="0"/>
+        </w:rPr>
+        <w:t xml:space="preserve">Review Dataset and benchmark limitations (ai-7/18). Goal: Explain the </w:t>
+      </w:r>
+      <w:r>
+        <w:rPr>
+          <w:b/>
+        </w:rPr>
+        <w:t>mechanism</w:t>
+      </w:r>
+      <w:r>
+        <w:rPr>
+          <w:b w:val="0"/>
+        </w:rPr>
+        <w:t xml:space="preserve"> and terminology of dataset and benchmark limitations. Short practice: Report the indoor benchmark with its denominator and missing condition.</w:t>
+      </w:r>
+    </w:p>
+    <w:p>
+      <w:pPr>
+        <w:spacing w:line="336" w:lineRule="auto" w:after="180"/>
+      </w:pPr>
+      <w:r>
+        <w:rPr>
+          <w:b w:val="0"/>
+        </w:rPr>
+        <w:t>After two correct outdoor cases out of four are added, what slice rate is supported and what remains uncertain?. Return to this week and explain what you changed.</w:t>
+      </w:r>
+    </w:p>
+    <w:p>
+      <w:pPr>
+        <w:spacing w:line="336" w:lineRule="auto" w:after="180"/>
+      </w:pPr>
+      <w:r>
+        <w:rPr>
+          <w:b w:val="0"/>
+        </w:rPr>
+        <w:t xml:space="preserve">Review Ablation studies (ai-7/16). Goal: Explain the </w:t>
+      </w:r>
+      <w:r>
+        <w:rPr>
+          <w:b/>
+        </w:rPr>
+        <w:t>mechanism</w:t>
+      </w:r>
+      <w:r>
+        <w:rPr>
+          <w:b w:val="0"/>
+        </w:rPr>
+        <w:t xml:space="preserve"> and terminology of ablation studies. Short practice: Calculate the filter ablation’s two rates and count change.</w:t>
+      </w:r>
+    </w:p>
+    <w:p>
+      <w:pPr>
+        <w:spacing w:line="336" w:lineRule="auto" w:after="180"/>
+      </w:pPr>
+      <w:r>
+        <w:rPr>
+          <w:b w:val="0"/>
+        </w:rPr>
+        <w:t>Which single component is altered, and why does also changing the model prevent isolating the filter?. Return to this week and explain what you changed.</w:t>
+      </w:r>
+    </w:p>
+    <w:p>
+      <w:pPr>
+        <w:spacing w:line="336" w:lineRule="auto" w:after="180"/>
+      </w:pPr>
+      <w:r>
+        <w:rPr>
+          <w:b w:val="0"/>
+        </w:rPr>
+        <w:t xml:space="preserve">Review Effect size and practical importance (ai-7/13). Goal: Explain the </w:t>
+      </w:r>
+      <w:r>
+        <w:rPr>
+          <w:b/>
+        </w:rPr>
+        <w:t>mechanism</w:t>
+      </w:r>
+      <w:r>
+        <w:rPr>
+          <w:b w:val="0"/>
+        </w:rPr>
+        <w:t xml:space="preserve"> and terminology of effect size and practical importance. Short practice: Calculate the absolute error-rate reduction from 20/1000 to 15/1000.</w:t>
+      </w:r>
+    </w:p>
+    <w:p>
+      <w:pPr>
+        <w:spacing w:line="336" w:lineRule="auto" w:after="180"/>
+      </w:pPr>
+      <w:r>
+        <w:rPr>
+          <w:b w:val="0"/>
+        </w:rPr>
+        <w:t>Does it meet the ten-fewer-errors threshold, and what changes when B has eight errors?. Return to this week and explain what you changed.</w:t>
       </w:r>
     </w:p>
     <w:p>
@@ -2258,8 +3769,654 @@
       </w:r>
     </w:p>
     <w:p>
-      <w:r>
-        <w:t>Use Download completed work in the hosted lesson to export your answers, reflections, practice feedback and code-run evidence. Open the HTML copy to read or print it. Drafts stay in this browser when storage is available; clear drafts on a shared device.</w:t>
+      <w:pPr>
+        <w:spacing w:line="336" w:lineRule="auto" w:after="180"/>
+      </w:pPr>
+      <w:r>
+        <w:rPr>
+          <w:b w:val="0"/>
+        </w:rPr>
+        <w:t xml:space="preserve">Use Download completed work in the hosted lesson to export your answers, reflections, practice feedback and code-run </w:t>
+      </w:r>
+      <w:r>
+        <w:rPr>
+          <w:b/>
+        </w:rPr>
+        <w:t>evidence</w:t>
+      </w:r>
+      <w:r>
+        <w:rPr>
+          <w:b w:val="0"/>
+        </w:rPr>
+        <w:t>. Open the HTML copy to read or print it.</w:t>
+      </w:r>
+    </w:p>
+    <w:p>
+      <w:pPr>
+        <w:spacing w:line="336" w:lineRule="auto" w:after="180"/>
+      </w:pPr>
+      <w:r>
+        <w:rPr>
+          <w:b w:val="0"/>
+        </w:rPr>
+        <w:t>Drafts stay in this browser when storage is available; clear drafts on a shared device.</w:t>
+      </w:r>
+    </w:p>
+    <w:p>
+      <w:pPr>
+        <w:pStyle w:val="Heading1"/>
+      </w:pPr>
+      <w:r>
+        <w:t>18. Visual concept journey</w:t>
+      </w:r>
+    </w:p>
+    <w:p>
+      <w:r>
+        <w:t>Explain each Research ethics and consent graphic using its labels, deciding evidence and relevant limitation.</w:t>
+      </w:r>
+    </w:p>
+    <w:p>
+      <w:pPr>
+        <w:pStyle w:val="Heading3"/>
+      </w:pPr>
+      <w:r>
+        <w:t>01. Research ethics and consent: the case</w:t>
+      </w:r>
+    </w:p>
+    <w:p>
+      <w:r>
+        <w:drawing>
+          <wp:inline xmlns:a="http://schemas.openxmlformats.org/drawingml/2006/main" xmlns:pic="http://schemas.openxmlformats.org/drawingml/2006/picture">
+            <wp:extent cx="5486400" cy="2834640"/>
+            <wp:docPr id="2" name="Picture 2" descr="Consent is specific, not universal. A fictional study asks adults to submit anonymous drawings for one pattern-recognition investigation. Supplied facts: Consent covers this study only. It excludes public posting of originals and unrelated face-recognition research."/>
+            <wp:cNvGraphicFramePr>
+              <a:graphicFrameLocks noChangeAspect="1"/>
+            </wp:cNvGraphicFramePr>
+            <a:graphic>
+              <a:graphicData uri="http://schemas.openxmlformats.org/drawingml/2006/picture">
+                <pic:pic>
+                  <pic:nvPicPr>
+                    <pic:cNvPr id="0" name="academy-story-ai-7-19-01.png"/>
+                    <pic:cNvPicPr/>
+                  </pic:nvPicPr>
+                  <pic:blipFill>
+                    <a:blip r:embed="rId10"/>
+                    <a:stretch>
+                      <a:fillRect/>
+                    </a:stretch>
+                  </pic:blipFill>
+                  <pic:spPr>
+                    <a:xfrm>
+                      <a:off x="0" y="0"/>
+                      <a:ext cx="5486400" cy="2834640"/>
+                    </a:xfrm>
+                    <a:prstGeom prst="rect"/>
+                  </pic:spPr>
+                </pic:pic>
+              </a:graphicData>
+            </a:graphic>
+          </wp:inline>
+        </w:drawing>
+      </w:r>
+    </w:p>
+    <w:p>
+      <w:pPr>
+        <w:spacing w:line="336" w:lineRule="auto" w:after="180"/>
+      </w:pPr>
+      <w:r>
+        <w:rPr>
+          <w:b/>
+        </w:rPr>
+        <w:t>Consent</w:t>
+      </w:r>
+      <w:r>
+        <w:rPr>
+          <w:b w:val="0"/>
+        </w:rPr>
+        <w:t xml:space="preserve"> is specific, not universal. A fictional study asks adults to submit anonymous drawings for one pattern-recognition investigation. Supplied facts: </w:t>
+      </w:r>
+      <w:r>
+        <w:rPr>
+          <w:b/>
+        </w:rPr>
+        <w:t>Consent</w:t>
+      </w:r>
+      <w:r>
+        <w:rPr>
+          <w:b w:val="0"/>
+        </w:rPr>
+        <w:t xml:space="preserve"> covers this study only.</w:t>
+      </w:r>
+    </w:p>
+    <w:p>
+      <w:pPr>
+        <w:spacing w:line="336" w:lineRule="auto" w:after="180"/>
+      </w:pPr>
+      <w:r>
+        <w:rPr>
+          <w:b w:val="0"/>
+        </w:rPr>
+        <w:t>It excludes public posting of originals and unrelated face-recognition research.</w:t>
+      </w:r>
+    </w:p>
+    <w:p>
+      <w:pPr>
+        <w:spacing w:line="336" w:lineRule="auto" w:after="180"/>
+        <w:shd w:fill="F5F1FB"/>
+      </w:pPr>
+      <w:r>
+        <w:rPr>
+          <w:b w:val="0"/>
+        </w:rPr>
+        <w:t>Point to the given fact that matters most. Explain why it matters.</w:t>
+      </w:r>
+    </w:p>
+    <w:p>
+      <w:pPr>
+        <w:pStyle w:val="Heading3"/>
+      </w:pPr>
+      <w:r>
+        <w:t>02. Follow the deciding steps</w:t>
+      </w:r>
+    </w:p>
+    <w:p>
+      <w:r>
+        <w:drawing>
+          <wp:inline xmlns:a="http://schemas.openxmlformats.org/drawingml/2006/main" xmlns:pic="http://schemas.openxmlformats.org/drawingml/2006/picture">
+            <wp:extent cx="5486400" cy="3182112"/>
+            <wp:docPr id="3" name="Picture 3" descr="State the purpose: Explain the drawing task and planned use before participation. → Respect exclusions: Do not publish originals or transfer them to the unrelated project. → Keep the agreement: Record permitted uses and the approved withdrawal procedure."/>
+            <wp:cNvGraphicFramePr>
+              <a:graphicFrameLocks noChangeAspect="1"/>
+            </wp:cNvGraphicFramePr>
+            <a:graphic>
+              <a:graphicData uri="http://schemas.openxmlformats.org/drawingml/2006/picture">
+                <pic:pic>
+                  <pic:nvPicPr>
+                    <pic:cNvPr id="0" name="academy-story-ai-7-19-02.png"/>
+                    <pic:cNvPicPr/>
+                  </pic:nvPicPr>
+                  <pic:blipFill>
+                    <a:blip r:embed="rId11"/>
+                    <a:stretch>
+                      <a:fillRect/>
+                    </a:stretch>
+                  </pic:blipFill>
+                  <pic:spPr>
+                    <a:xfrm>
+                      <a:off x="0" y="0"/>
+                      <a:ext cx="5486400" cy="3182112"/>
+                    </a:xfrm>
+                    <a:prstGeom prst="rect"/>
+                  </pic:spPr>
+                </pic:pic>
+              </a:graphicData>
+            </a:graphic>
+          </wp:inline>
+        </w:drawing>
+      </w:r>
+    </w:p>
+    <w:p>
+      <w:pPr>
+        <w:spacing w:line="336" w:lineRule="auto" w:after="180"/>
+      </w:pPr>
+      <w:r>
+        <w:rPr>
+          <w:b w:val="0"/>
+        </w:rPr>
+        <w:t>State the purpose: Explain the drawing task and planned use before participation. → Respect exclusions: Do not publish originals or transfer them to the unrelated project. → Keep the agreement: Record permitted uses and the approved withdrawal procedure.</w:t>
+      </w:r>
+    </w:p>
+    <w:p>
+      <w:pPr>
+        <w:spacing w:line="336" w:lineRule="auto" w:after="180"/>
+        <w:shd w:fill="F5F1FB"/>
+      </w:pPr>
+      <w:r>
+        <w:rPr>
+          <w:b w:val="0"/>
+        </w:rPr>
+        <w:t xml:space="preserve">Point to each numbered stage and explain which recorded </w:t>
+      </w:r>
+      <w:r>
+        <w:rPr>
+          <w:b/>
+        </w:rPr>
+        <w:t>input</w:t>
+      </w:r>
+      <w:r>
+        <w:rPr>
+          <w:b w:val="0"/>
+        </w:rPr>
+        <w:t xml:space="preserve"> it uses.</w:t>
+      </w:r>
+    </w:p>
+    <w:p>
+      <w:pPr>
+        <w:pStyle w:val="Heading3"/>
+      </w:pPr>
+      <w:r>
+        <w:t>03. Research ethics and consent — evidence trace</w:t>
+      </w:r>
+    </w:p>
+    <w:p>
+      <w:r>
+        <w:drawing>
+          <wp:inline xmlns:a="http://schemas.openxmlformats.org/drawingml/2006/main" xmlns:pic="http://schemas.openxmlformats.org/drawingml/2006/picture">
+            <wp:extent cx="5486400" cy="3297936"/>
+            <wp:docPr id="4" name="Picture 4" descr="Research ethics and consent — evidence trace. Proposal automatically copies student essays into a study because they were submitted for grading. | Use fictional records for this course. For the supplied classroom policy, a real study needs responsible review, plain-language purpose, opt-in consent and withdrawal handling before collection. Do not implement real recruitment in this exercise. | The grading purpose does not establish research permission under the policy. Redesign around fictional data or obtain required review and voluntary permission before collection."/>
+            <wp:cNvGraphicFramePr>
+              <a:graphicFrameLocks noChangeAspect="1"/>
+            </wp:cNvGraphicFramePr>
+            <a:graphic>
+              <a:graphicData uri="http://schemas.openxmlformats.org/drawingml/2006/picture">
+                <pic:pic>
+                  <pic:nvPicPr>
+                    <pic:cNvPr id="0" name="academy-story-ai-7-19-03.png"/>
+                    <pic:cNvPicPr/>
+                  </pic:nvPicPr>
+                  <pic:blipFill>
+                    <a:blip r:embed="rId12"/>
+                    <a:stretch>
+                      <a:fillRect/>
+                    </a:stretch>
+                  </pic:blipFill>
+                  <pic:spPr>
+                    <a:xfrm>
+                      <a:off x="0" y="0"/>
+                      <a:ext cx="5486400" cy="3297936"/>
+                    </a:xfrm>
+                    <a:prstGeom prst="rect"/>
+                  </pic:spPr>
+                </pic:pic>
+              </a:graphicData>
+            </a:graphic>
+          </wp:inline>
+        </w:drawing>
+      </w:r>
+    </w:p>
+    <w:p>
+      <w:pPr>
+        <w:spacing w:line="336" w:lineRule="auto" w:after="180"/>
+      </w:pPr>
+      <w:r>
+        <w:rPr>
+          <w:b w:val="0"/>
+        </w:rPr>
+        <w:t xml:space="preserve">Research ethics and </w:t>
+      </w:r>
+      <w:r>
+        <w:rPr>
+          <w:b/>
+        </w:rPr>
+        <w:t>consent</w:t>
+      </w:r>
+      <w:r>
+        <w:rPr>
+          <w:b w:val="0"/>
+        </w:rPr>
+        <w:t xml:space="preserve"> — </w:t>
+      </w:r>
+      <w:r>
+        <w:rPr>
+          <w:b/>
+        </w:rPr>
+        <w:t>evidence</w:t>
+      </w:r>
+      <w:r>
+        <w:rPr>
+          <w:b w:val="0"/>
+        </w:rPr>
+        <w:t xml:space="preserve"> trace. Proposal automatically copies student essays into a study because they were submitted for grading. | Use fictional records for this course.</w:t>
+      </w:r>
+    </w:p>
+    <w:p>
+      <w:pPr>
+        <w:spacing w:line="336" w:lineRule="auto" w:after="180"/>
+      </w:pPr>
+      <w:r>
+        <w:rPr>
+          <w:b w:val="0"/>
+        </w:rPr>
+        <w:t xml:space="preserve">For the supplied classroom policy, a real study needs responsible review, plain-language purpose, opt-in </w:t>
+      </w:r>
+      <w:r>
+        <w:rPr>
+          <w:b/>
+        </w:rPr>
+        <w:t>consent</w:t>
+      </w:r>
+      <w:r>
+        <w:rPr>
+          <w:b w:val="0"/>
+        </w:rPr>
+        <w:t xml:space="preserve"> and withdrawal handling before collection.</w:t>
+      </w:r>
+    </w:p>
+    <w:p>
+      <w:pPr>
+        <w:spacing w:line="336" w:lineRule="auto" w:after="180"/>
+      </w:pPr>
+      <w:r>
+        <w:rPr>
+          <w:b w:val="0"/>
+        </w:rPr>
+        <w:t>Do not implement real recruitment in this exercise. | The grading purpose does not establish research permission under the policy.</w:t>
+      </w:r>
+    </w:p>
+    <w:p>
+      <w:pPr>
+        <w:spacing w:line="336" w:lineRule="auto" w:after="180"/>
+      </w:pPr>
+      <w:r>
+        <w:rPr>
+          <w:b w:val="0"/>
+        </w:rPr>
+        <w:t>Redesign around fictional data or obtain required review and voluntary permission before collection.</w:t>
+      </w:r>
+    </w:p>
+    <w:p>
+      <w:pPr>
+        <w:spacing w:line="336" w:lineRule="auto" w:after="180"/>
+        <w:shd w:fill="F5F1FB"/>
+      </w:pPr>
+      <w:r>
+        <w:rPr>
+          <w:b w:val="0"/>
+        </w:rPr>
+        <w:t>Read the labels and values. Explain the relationship the model shows.</w:t>
+      </w:r>
+    </w:p>
+    <w:p>
+      <w:pPr>
+        <w:pStyle w:val="Heading3"/>
+      </w:pPr>
+      <w:r>
+        <w:t>04. Change one thing. Trace what follows.</w:t>
+      </w:r>
+    </w:p>
+    <w:p>
+      <w:r>
+        <w:drawing>
+          <wp:inline xmlns:a="http://schemas.openxmlformats.org/drawingml/2006/main" xmlns:pic="http://schemas.openxmlformats.org/drawingml/2006/picture">
+            <wp:extent cx="5486400" cy="3026664"/>
+            <wp:docPr id="5" name="Picture 5" descr="Original case: Record permitted uses and the approved withdrawal procedure. Changed condition: A new project requests the same drawings for an excluded purpose. Expected result: Do not reuse them under the existing consent; seek the required new authorisation. Reason: The new purpose falls outside the stated agreement."/>
+            <wp:cNvGraphicFramePr>
+              <a:graphicFrameLocks noChangeAspect="1"/>
+            </wp:cNvGraphicFramePr>
+            <a:graphic>
+              <a:graphicData uri="http://schemas.openxmlformats.org/drawingml/2006/picture">
+                <pic:pic>
+                  <pic:nvPicPr>
+                    <pic:cNvPr id="0" name="academy-story-ai-7-19-04.png"/>
+                    <pic:cNvPicPr/>
+                  </pic:nvPicPr>
+                  <pic:blipFill>
+                    <a:blip r:embed="rId13"/>
+                    <a:stretch>
+                      <a:fillRect/>
+                    </a:stretch>
+                  </pic:blipFill>
+                  <pic:spPr>
+                    <a:xfrm>
+                      <a:off x="0" y="0"/>
+                      <a:ext cx="5486400" cy="3026664"/>
+                    </a:xfrm>
+                    <a:prstGeom prst="rect"/>
+                  </pic:spPr>
+                </pic:pic>
+              </a:graphicData>
+            </a:graphic>
+          </wp:inline>
+        </w:drawing>
+      </w:r>
+    </w:p>
+    <w:p>
+      <w:pPr>
+        <w:spacing w:line="336" w:lineRule="auto" w:after="180"/>
+      </w:pPr>
+      <w:r>
+        <w:rPr>
+          <w:b w:val="0"/>
+        </w:rPr>
+        <w:t>Original case: Record permitted uses and the approved withdrawal procedure. Changed condition: A new project requests the same drawings for an excluded purpose.</w:t>
+      </w:r>
+    </w:p>
+    <w:p>
+      <w:pPr>
+        <w:spacing w:line="336" w:lineRule="auto" w:after="180"/>
+      </w:pPr>
+      <w:r>
+        <w:rPr>
+          <w:b w:val="0"/>
+        </w:rPr>
+        <w:t xml:space="preserve">Expected result: Do not reuse them under the existing </w:t>
+      </w:r>
+      <w:r>
+        <w:rPr>
+          <w:b/>
+        </w:rPr>
+        <w:t>consent</w:t>
+      </w:r>
+      <w:r>
+        <w:rPr>
+          <w:b w:val="0"/>
+        </w:rPr>
+        <w:t>; seek the required new authorisation. Reason: The new purpose falls outside the stated agreement.</w:t>
+      </w:r>
+    </w:p>
+    <w:p>
+      <w:pPr>
+        <w:spacing w:line="336" w:lineRule="auto" w:after="180"/>
+        <w:shd w:fill="F5F1FB"/>
+      </w:pPr>
+      <w:r>
+        <w:rPr>
+          <w:b w:val="0"/>
+        </w:rPr>
+        <w:t>Predict before checking the worked changed-case result. Name what changed and what the supplied facts allow you to conclude.</w:t>
+      </w:r>
+    </w:p>
+    <w:p>
+      <w:pPr>
+        <w:pStyle w:val="Heading3"/>
+      </w:pPr>
+      <w:r>
+        <w:t>05. Connect the explanation to its limit</w:t>
+      </w:r>
+    </w:p>
+    <w:p>
+      <w:r>
+        <w:drawing>
+          <wp:inline xmlns:a="http://schemas.openxmlformats.org/drawingml/2006/main" xmlns:pic="http://schemas.openxmlformats.org/drawingml/2006/picture">
+            <wp:extent cx="5486400" cy="2834640"/>
+            <wp:docPr id="6" name="Picture 6" descr="Research ethics includes what people agree to, how they can decline and how risks are addressed. A contribution does not grant unlimited reuse. Limit: This fictional adult scenario is not approval for research with children; real oversight and applicable rules are separate requirements."/>
+            <wp:cNvGraphicFramePr>
+              <a:graphicFrameLocks noChangeAspect="1"/>
+            </wp:cNvGraphicFramePr>
+            <a:graphic>
+              <a:graphicData uri="http://schemas.openxmlformats.org/drawingml/2006/picture">
+                <pic:pic>
+                  <pic:nvPicPr>
+                    <pic:cNvPr id="0" name="academy-story-ai-7-19-05.png"/>
+                    <pic:cNvPicPr/>
+                  </pic:nvPicPr>
+                  <pic:blipFill>
+                    <a:blip r:embed="rId14"/>
+                    <a:stretch>
+                      <a:fillRect/>
+                    </a:stretch>
+                  </pic:blipFill>
+                  <pic:spPr>
+                    <a:xfrm>
+                      <a:off x="0" y="0"/>
+                      <a:ext cx="5486400" cy="2834640"/>
+                    </a:xfrm>
+                    <a:prstGeom prst="rect"/>
+                  </pic:spPr>
+                </pic:pic>
+              </a:graphicData>
+            </a:graphic>
+          </wp:inline>
+        </w:drawing>
+      </w:r>
+    </w:p>
+    <w:p>
+      <w:pPr>
+        <w:spacing w:line="336" w:lineRule="auto" w:after="180"/>
+      </w:pPr>
+      <w:r>
+        <w:rPr>
+          <w:b w:val="0"/>
+        </w:rPr>
+        <w:t>Research ethics includes what people agree to, how they can decline and how risks are addressed. A contribution does not grant unlimited reuse.</w:t>
+      </w:r>
+    </w:p>
+    <w:p>
+      <w:pPr>
+        <w:spacing w:line="336" w:lineRule="auto" w:after="180"/>
+      </w:pPr>
+      <w:r>
+        <w:rPr>
+          <w:b w:val="0"/>
+        </w:rPr>
+        <w:t>Limit: This fictional adult scenario is not approval for research with children; real oversight and applicable rules are separate requirements.</w:t>
+      </w:r>
+    </w:p>
+    <w:p>
+      <w:pPr>
+        <w:spacing w:line="336" w:lineRule="auto" w:after="180"/>
+        <w:shd w:fill="F5F1FB"/>
+      </w:pPr>
+      <w:r>
+        <w:rPr>
+          <w:b w:val="0"/>
+        </w:rPr>
+        <w:t>Explain the case, then point to a limit on the claim.</w:t>
+      </w:r>
+    </w:p>
+    <w:p>
+      <w:pPr>
+        <w:pStyle w:val="Heading3"/>
+      </w:pPr>
+      <w:r>
+        <w:t>06. Make the idea visible in your project</w:t>
+      </w:r>
+    </w:p>
+    <w:p>
+      <w:r>
+        <w:drawing>
+          <wp:inline xmlns:a="http://schemas.openxmlformats.org/drawingml/2006/main" xmlns:pic="http://schemas.openxmlformats.org/drawingml/2006/picture">
+            <wp:extent cx="5486400" cy="3681984"/>
+            <wp:docPr id="7" name="Picture 7" descr="For the Reproducible AI Research Study, retain an annotated worked trace and the changed-case reasoning. Connect the claim to its records, units and assumptions so another investigator can challenge or reproduce it. Draw your input, deciding step, result and limit. Supported question: Identify which uses the drawing consent permits and excludes. Can the unrelated project reuse the drawings under this agreement, and what new authorisation would be needed?"/>
+            <wp:cNvGraphicFramePr>
+              <a:graphicFrameLocks noChangeAspect="1"/>
+            </wp:cNvGraphicFramePr>
+            <a:graphic>
+              <a:graphicData uri="http://schemas.openxmlformats.org/drawingml/2006/picture">
+                <pic:pic>
+                  <pic:nvPicPr>
+                    <pic:cNvPr id="0" name="academy-story-ai-7-19-06.png"/>
+                    <pic:cNvPicPr/>
+                  </pic:nvPicPr>
+                  <pic:blipFill>
+                    <a:blip r:embed="rId15"/>
+                    <a:stretch>
+                      <a:fillRect/>
+                    </a:stretch>
+                  </pic:blipFill>
+                  <pic:spPr>
+                    <a:xfrm>
+                      <a:off x="0" y="0"/>
+                      <a:ext cx="5486400" cy="3681984"/>
+                    </a:xfrm>
+                    <a:prstGeom prst="rect"/>
+                  </pic:spPr>
+                </pic:pic>
+              </a:graphicData>
+            </a:graphic>
+          </wp:inline>
+        </w:drawing>
+      </w:r>
+    </w:p>
+    <w:p>
+      <w:pPr>
+        <w:spacing w:line="336" w:lineRule="auto" w:after="180"/>
+      </w:pPr>
+      <w:r>
+        <w:rPr>
+          <w:b w:val="0"/>
+        </w:rPr>
+        <w:t>For the Reproducible AI Research Study, retain an annotated worked trace and the changed-case reasoning. Connect the claim to its records, units and assumptions so another investigator can challenge or reproduce it.</w:t>
+      </w:r>
+    </w:p>
+    <w:p>
+      <w:pPr>
+        <w:spacing w:line="336" w:lineRule="auto" w:after="180"/>
+      </w:pPr>
+      <w:r>
+        <w:rPr>
+          <w:b w:val="0"/>
+        </w:rPr>
+        <w:t xml:space="preserve">Draw your </w:t>
+      </w:r>
+      <w:r>
+        <w:rPr>
+          <w:b/>
+        </w:rPr>
+        <w:t>input</w:t>
+      </w:r>
+      <w:r>
+        <w:rPr>
+          <w:b w:val="0"/>
+        </w:rPr>
+        <w:t xml:space="preserve">, deciding step, result and limit. Supported question: Identify which uses the drawing </w:t>
+      </w:r>
+      <w:r>
+        <w:rPr>
+          <w:b/>
+        </w:rPr>
+        <w:t>consent</w:t>
+      </w:r>
+      <w:r>
+        <w:rPr>
+          <w:b w:val="0"/>
+        </w:rPr>
+        <w:t xml:space="preserve"> permits and excludes.</w:t>
+      </w:r>
+    </w:p>
+    <w:p>
+      <w:pPr>
+        <w:spacing w:line="336" w:lineRule="auto" w:after="180"/>
+      </w:pPr>
+      <w:r>
+        <w:rPr>
+          <w:b w:val="0"/>
+        </w:rPr>
+        <w:t>Can the unrelated project reuse the drawings under this agreement, and what new authorisation would be needed?</w:t>
+      </w:r>
+    </w:p>
+    <w:p>
+      <w:pPr>
+        <w:spacing w:line="336" w:lineRule="auto" w:after="180"/>
+        <w:shd w:fill="F5F1FB"/>
+      </w:pPr>
+      <w:r>
+        <w:rPr>
+          <w:b w:val="0"/>
+        </w:rPr>
+        <w:t xml:space="preserve">Draw your project trace and justify the deciding step using </w:t>
+      </w:r>
+      <w:r>
+        <w:rPr>
+          <w:b/>
+        </w:rPr>
+        <w:t>evidence</w:t>
+      </w:r>
+      <w:r>
+        <w:rPr>
+          <w:b w:val="0"/>
+        </w:rPr>
+        <w:t>.</w:t>
       </w:r>
     </w:p>
     <w:sectPr>

--- a/downloads/student/ai-7-week-19.docx
+++ b/downloads/student/ai-7-week-19.docx
@@ -25,12 +25,17 @@
         <w:pStyle w:val="Heading1"/>
       </w:pPr>
       <w:r>
-        <w:t>Before you start</w:t>
-      </w:r>
-    </w:p>
-    <w:p>
-      <w:r>
-        <w:t>Recall Dataset and benchmark limitations. Explain why a recorded result needs its input conditions and evidence source before it can support a claim.</w:t>
+        <w:t>Name the purpose. Check permission. Respect the exclusions.</w:t>
+      </w:r>
+    </w:p>
+    <w:p>
+      <w:r>
+        <w:t>Audit fictional research proposals without confusing grading access, requests and actual authorization.</w:t>
+      </w:r>
+    </w:p>
+    <w:p>
+      <w:r>
+        <w:t>Policy contract → essay reuse ledger → native purpose map → voluntary-choice probes → paper audit → independent policy case.</w:t>
       </w:r>
     </w:p>
     <w:p>
@@ -38,20 +43,20 @@
         <w:pStyle w:val="Heading1"/>
       </w:pPr>
       <w:r>
-        <w:t>01. Your mission</w:t>
-      </w:r>
-    </w:p>
-    <w:p>
-      <w:r>
-        <w:t>Start with the target: Explain the mechanism and terminology of research ethics and consent. Try the recall before opening notes.</w:t>
-      </w:r>
-    </w:p>
-    <w:p>
-      <w:pPr>
-        <w:pStyle w:val="Heading3"/>
-      </w:pPr>
-      <w:r>
-        <w:t>Your learning target</w:t>
+        <w:t>01. Check purpose and voluntary permission before using records</w:t>
+      </w:r>
+    </w:p>
+    <w:p>
+      <w:r>
+        <w:t>This lesson audits fictional proposals under a supplied classroom policy.</w:t>
+      </w:r>
+    </w:p>
+    <w:p>
+      <w:pPr>
+        <w:pStyle w:val="Heading2"/>
+      </w:pPr>
+      <w:r>
+        <w:t>Learning goals</w:t>
       </w:r>
     </w:p>
     <w:p>
@@ -113,10 +118,10 @@
     </w:p>
     <w:p>
       <w:pPr>
-        <w:pStyle w:val="Heading3"/>
-      </w:pPr>
-      <w:r>
-        <w:t>Remember before reading</w:t>
+        <w:pStyle w:val="Heading2"/>
+      </w:pPr>
+      <w:r>
+        <w:t>Retrieve evidence boundaries and research roles</w:t>
       </w:r>
     </w:p>
     <w:p>
@@ -188,6 +193,100 @@
     </w:p>
     <w:p>
       <w:pPr>
+        <w:pStyle w:val="Heading2"/>
+      </w:pPr>
+      <w:r>
+        <w:t>Starting response</w:t>
+      </w:r>
+    </w:p>
+    <w:p>
+      <w:pPr>
+        <w:pStyle w:val="ListBullet"/>
+      </w:pPr>
+      <w:r>
+        <w:t>Recall Dataset and benchmark limitations. Explain why a recorded result needs its input conditions and evidence source before it can support a claim.</w:t>
+      </w:r>
+    </w:p>
+    <w:p>
+      <w:pPr>
+        <w:pStyle w:val="Heading3"/>
+      </w:pPr>
+      <w:r>
+        <w:t>My starting explanation</w:t>
+      </w:r>
+    </w:p>
+    <w:p>
+      <w:r>
+        <w:t>________________________________________________________________</w:t>
+      </w:r>
+    </w:p>
+    <w:p>
+      <w:r>
+        <w:t>________________________________________________________________</w:t>
+      </w:r>
+    </w:p>
+    <w:p>
+      <w:r>
+        <w:t>________________________________________________________________</w:t>
+      </w:r>
+    </w:p>
+    <w:p>
+      <w:pPr>
+        <w:pStyle w:val="Heading2"/>
+      </w:pPr>
+      <w:r>
+        <w:t>End goal</w:t>
+      </w:r>
+    </w:p>
+    <w:p>
+      <w:pPr>
+        <w:spacing w:line="336" w:lineRule="auto" w:after="180"/>
+      </w:pPr>
+      <w:r>
+        <w:rPr>
+          <w:b w:val="0"/>
+        </w:rPr>
+        <w:t xml:space="preserve">Explain research ethics and </w:t>
+      </w:r>
+      <w:r>
+        <w:rPr>
+          <w:b/>
+        </w:rPr>
+        <w:t>consent</w:t>
+      </w:r>
+      <w:r>
+        <w:rPr>
+          <w:b w:val="0"/>
+        </w:rPr>
+        <w:t xml:space="preserve"> using the records and boundaries of this fictional investigation.</w:t>
+      </w:r>
+    </w:p>
+    <w:p>
+      <w:pPr>
+        <w:pStyle w:val="Heading2"/>
+      </w:pPr>
+      <w:r>
+        <w:t>Earlier wording, alternatives and picture transcripts · reference / check after trying</w:t>
+      </w:r>
+    </w:p>
+    <w:p>
+      <w:pPr>
+        <w:pStyle w:val="Heading3"/>
+      </w:pPr>
+      <w:r>
+        <w:t>Your learning target</w:t>
+      </w:r>
+    </w:p>
+    <w:p>
+      <w:pPr>
+        <w:pStyle w:val="Heading3"/>
+      </w:pPr>
+      <w:r>
+        <w:t>Remember before reading</w:t>
+      </w:r>
+    </w:p>
+    <w:p>
+      <w:pPr>
         <w:spacing w:line="336" w:lineRule="auto" w:after="180"/>
       </w:pPr>
       <w:r>
@@ -258,13 +357,642 @@
     </w:p>
     <w:p>
       <w:pPr>
+        <w:pStyle w:val="Heading3"/>
+      </w:pPr>
+      <w:r>
+        <w:t>This week’s end goal</w:t>
+      </w:r>
+    </w:p>
+    <w:p>
+      <w:pPr>
+        <w:pStyle w:val="Heading1"/>
+      </w:pPr>
+      <w:r>
+        <w:t>02. Distinguish access to an essay from permission to study it</w:t>
+      </w:r>
+    </w:p>
+    <w:p>
+      <w:r>
+        <w:t>Keep purpose, review, voluntary choice and handling visible.</w:t>
+      </w:r>
+    </w:p>
+    <w:p>
+      <w:pPr>
+        <w:pStyle w:val="Heading2"/>
+      </w:pPr>
+      <w:r>
+        <w:t>Begin with the grading-versus-research question</w:t>
+      </w:r>
+    </w:p>
+    <w:p>
+      <w:pPr>
         <w:spacing w:line="336" w:lineRule="auto" w:after="180"/>
       </w:pPr>
       <w:r>
         <w:rPr>
           <w:b w:val="0"/>
         </w:rPr>
-        <w:t xml:space="preserve">Recall Dataset and benchmark limitations. Explain why a recorded result needs its </w:t>
+        <w:t>Handing in work for grading answers a classroom requirement. It does not, under the supplied policy, grant permission to copy that work into a research study. Ask what people were told, what they could decline, what use was authorized and who reviewed the plan. Our activity uses fictional proposals only.</w:t>
+      </w:r>
+    </w:p>
+    <w:p>
+      <w:pPr>
+        <w:spacing w:line="336" w:lineRule="auto" w:after="180"/>
+      </w:pPr>
+      <w:r>
+        <w:rPr>
+          <w:b w:val="0"/>
+        </w:rPr>
+        <w:t>A well-written consent form is not by itself evidence that review, voluntariness, appropriate handling and the rest of the stated conditions have actually been satisfied.</w:t>
+      </w:r>
+    </w:p>
+    <w:p>
+      <w:pPr>
+        <w:pStyle w:val="Heading2"/>
+      </w:pPr>
+      <w:r>
+        <w:t>Original ethics explanation</w:t>
+      </w:r>
+    </w:p>
+    <w:p>
+      <w:pPr>
+        <w:spacing w:line="336" w:lineRule="auto" w:after="180"/>
+      </w:pPr>
+      <w:r>
+        <w:rPr>
+          <w:b w:val="0"/>
+        </w:rPr>
+        <w:t>Research ethics considers purpose, burden, voluntary participation and consequences. Approval to teach does not automatically authorise a research data collection.</w:t>
+      </w:r>
+    </w:p>
+    <w:p>
+      <w:pPr>
+        <w:pStyle w:val="Heading2"/>
+      </w:pPr>
+      <w:r>
+        <w:t>Complete fictional-policy contract</w:t>
+      </w:r>
+    </w:p>
+    <w:tbl>
+      <w:tblPr>
+        <w:tblStyle w:val="LightShading-Accent1"/>
+        <w:tblW w:type="auto" w:w="0"/>
+        <w:tblLook w:firstColumn="1" w:firstRow="1" w:lastColumn="0" w:lastRow="0" w:noHBand="0" w:noVBand="1" w:val="04A0"/>
+      </w:tblPr>
+      <w:tblGrid>
+        <w:gridCol w:w="5112"/>
+        <w:gridCol w:w="5112"/>
+      </w:tblGrid>
+      <w:tr>
+        <w:trPr>
+          <w:tblHeader/>
+        </w:trPr>
+        <w:tc>
+          <w:tcPr>
+            <w:tcW w:type="dxa" w:w="5112"/>
+          </w:tcPr>
+          <w:p>
+            <w:r>
+              <w:t>Supplied classroom-policy item</w:t>
+            </w:r>
+          </w:p>
+        </w:tc>
+        <w:tc>
+          <w:tcPr>
+            <w:tcW w:type="dxa" w:w="5112"/>
+          </w:tcPr>
+          <w:p>
+            <w:r>
+              <w:t>What the paper audit requires</w:t>
+            </w:r>
+          </w:p>
+        </w:tc>
+      </w:tr>
+      <w:tr>
+        <w:tc>
+          <w:tcPr>
+            <w:tcW w:type="dxa" w:w="5112"/>
+          </w:tcPr>
+          <w:p>
+            <w:r>
+              <w:t>Activity materials</w:t>
+            </w:r>
+          </w:p>
+        </w:tc>
+        <w:tc>
+          <w:tcPr>
+            <w:tcW w:type="dxa" w:w="5112"/>
+          </w:tcPr>
+          <w:p>
+            <w:r>
+              <w:t>Fictional records only; no actual recruitment or collection</w:t>
+            </w:r>
+          </w:p>
+        </w:tc>
+      </w:tr>
+      <w:tr>
+        <w:tc>
+          <w:tcPr>
+            <w:tcW w:type="dxa" w:w="5112"/>
+          </w:tcPr>
+          <w:p>
+            <w:r>
+              <w:t>Real collection proposed under this policy</w:t>
+            </w:r>
+          </w:p>
+        </w:tc>
+        <w:tc>
+          <w:tcPr>
+            <w:tcW w:type="dxa" w:w="5112"/>
+          </w:tcPr>
+          <w:p>
+            <w:r>
+              <w:t>Responsible review before collection; no claim it has occurred</w:t>
+            </w:r>
+          </w:p>
+        </w:tc>
+      </w:tr>
+      <w:tr>
+        <w:tc>
+          <w:tcPr>
+            <w:tcW w:type="dxa" w:w="5112"/>
+          </w:tcPr>
+          <w:p>
+            <w:r>
+              <w:t>Purpose</w:t>
+            </w:r>
+          </w:p>
+        </w:tc>
+        <w:tc>
+          <w:tcPr>
+            <w:tcW w:type="dxa" w:w="5112"/>
+          </w:tcPr>
+          <w:p>
+            <w:r>
+              <w:t>Plain-language explanation of the named investigation and intended uses</w:t>
+            </w:r>
+          </w:p>
+        </w:tc>
+      </w:tr>
+      <w:tr>
+        <w:tc>
+          <w:tcPr>
+            <w:tcW w:type="dxa" w:w="5112"/>
+          </w:tcPr>
+          <w:p>
+            <w:r>
+              <w:t>Participation</w:t>
+            </w:r>
+          </w:p>
+        </w:tc>
+        <w:tc>
+          <w:tcPr>
+            <w:tcW w:type="dxa" w:w="5112"/>
+          </w:tcPr>
+          <w:p>
+            <w:r>
+              <w:t>Affirmative opt-in and ability to decline without penalty</w:t>
+            </w:r>
+          </w:p>
+        </w:tc>
+      </w:tr>
+      <w:tr>
+        <w:tc>
+          <w:tcPr>
+            <w:tcW w:type="dxa" w:w="5112"/>
+          </w:tcPr>
+          <w:p>
+            <w:r>
+              <w:t>Withdrawal</w:t>
+            </w:r>
+          </w:p>
+        </w:tc>
+        <w:tc>
+          <w:tcPr>
+            <w:tcW w:type="dxa" w:w="5112"/>
+          </w:tcPr>
+          <w:p>
+            <w:r>
+              <w:t>Explain the declared procedure and its limits before participation</w:t>
+            </w:r>
+          </w:p>
+        </w:tc>
+      </w:tr>
+      <w:tr>
+        <w:tc>
+          <w:tcPr>
+            <w:tcW w:type="dxa" w:w="5112"/>
+          </w:tcPr>
+          <w:p>
+            <w:r>
+              <w:t>Existing grading submission</w:t>
+            </w:r>
+          </w:p>
+        </w:tc>
+        <w:tc>
+          <w:tcPr>
+            <w:tcW w:type="dxa" w:w="5112"/>
+          </w:tcPr>
+          <w:p>
+            <w:r>
+              <w:t>Does not establish permission for research reuse</w:t>
+            </w:r>
+          </w:p>
+        </w:tc>
+      </w:tr>
+      <w:tr>
+        <w:tc>
+          <w:tcPr>
+            <w:tcW w:type="dxa" w:w="5112"/>
+          </w:tcPr>
+          <w:p>
+            <w:r>
+              <w:t>New purpose</w:t>
+            </w:r>
+          </w:p>
+        </w:tc>
+        <w:tc>
+          <w:tcPr>
+            <w:tcW w:type="dxa" w:w="5112"/>
+          </w:tcPr>
+          <w:p>
+            <w:r>
+              <w:t>Outside existing permission requires its own required review and authorization</w:t>
+            </w:r>
+          </w:p>
+        </w:tc>
+      </w:tr>
+      <w:tr>
+        <w:tc>
+          <w:tcPr>
+            <w:tcW w:type="dxa" w:w="5112"/>
+          </w:tcPr>
+          <w:p>
+            <w:r>
+              <w:t>Scope of this lesson</w:t>
+            </w:r>
+          </w:p>
+        </w:tc>
+        <w:tc>
+          <w:tcPr>
+            <w:tcW w:type="dxa" w:w="5112"/>
+          </w:tcPr>
+          <w:p>
+            <w:r>
+              <w:t>Fictional-policy reasoning, not a determination of real institutional or legal requirements</w:t>
+            </w:r>
+          </w:p>
+        </w:tc>
+      </w:tr>
+    </w:tbl>
+    <w:p>
+      <w:pPr>
+        <w:pStyle w:val="Heading2"/>
+      </w:pPr>
+      <w:r>
+        <w:t>Supplied and missing facts</w:t>
+      </w:r>
+    </w:p>
+    <w:p>
+      <w:pPr>
+        <w:pStyle w:val="Heading3"/>
+      </w:pPr>
+      <w:r>
+        <w:t>List the given facts and one fact that is not supplied.</w:t>
+      </w:r>
+    </w:p>
+    <w:p>
+      <w:r>
+        <w:t>________________________________________________________________</w:t>
+      </w:r>
+    </w:p>
+    <w:p>
+      <w:r>
+        <w:t>________________________________________________________________</w:t>
+      </w:r>
+    </w:p>
+    <w:p>
+      <w:r>
+        <w:t>________________________________________________________________</w:t>
+      </w:r>
+    </w:p>
+    <w:p>
+      <w:pPr>
+        <w:pStyle w:val="Heading2"/>
+      </w:pPr>
+      <w:r>
+        <w:t>Earlier wording, alternatives and picture transcripts · reference / check after trying</w:t>
+      </w:r>
+    </w:p>
+    <w:p>
+      <w:pPr>
+        <w:spacing w:line="336" w:lineRule="auto" w:after="180"/>
+      </w:pPr>
+      <w:r>
+        <w:rPr>
+          <w:b w:val="0"/>
+        </w:rPr>
+        <w:t>Begin by writing the question the procedure is intended to answer. Identify the information already supplied, the information it will produce and the information still missing.</w:t>
+      </w:r>
+    </w:p>
+    <w:p>
+      <w:pPr>
+        <w:spacing w:line="336" w:lineRule="auto" w:after="180"/>
+      </w:pPr>
+      <w:r>
+        <w:rPr>
+          <w:b w:val="0"/>
+        </w:rPr>
+        <w:t>These are constructed classroom examples; they do not require live accounts, private records or an external service. Do not treat a plausible explanation as a measured outcome.</w:t>
+      </w:r>
+    </w:p>
+    <w:p>
+      <w:pPr>
+        <w:pStyle w:val="Heading1"/>
+      </w:pPr>
+      <w:r>
+        <w:t>03. Trace the first unsupported permission inference</w:t>
+      </w:r>
+    </w:p>
+    <w:p>
+      <w:r>
+        <w:t>The problem occurs before collection, not after a polished report.</w:t>
+      </w:r>
+    </w:p>
+    <w:p>
+      <w:pPr>
+        <w:pStyle w:val="Heading2"/>
+      </w:pPr>
+      <w:r>
+        <w:t>Original policy procedure</w:t>
+      </w:r>
+    </w:p>
+    <w:p>
+      <w:pPr>
+        <w:spacing w:line="336" w:lineRule="auto" w:after="180"/>
+      </w:pPr>
+      <w:r>
+        <w:rPr>
+          <w:b w:val="0"/>
+        </w:rPr>
+        <w:t xml:space="preserve">Use fictional records for this course. For the supplied classroom policy, a real study needs responsible review, plain-language purpose, opt-in </w:t>
+      </w:r>
+      <w:r>
+        <w:rPr>
+          <w:b/>
+        </w:rPr>
+        <w:t>consent</w:t>
+      </w:r>
+      <w:r>
+        <w:rPr>
+          <w:b w:val="0"/>
+        </w:rPr>
+        <w:t xml:space="preserve"> and withdrawal handling before collection.</w:t>
+      </w:r>
+    </w:p>
+    <w:p>
+      <w:pPr>
+        <w:spacing w:line="336" w:lineRule="auto" w:after="180"/>
+      </w:pPr>
+      <w:r>
+        <w:rPr>
+          <w:b w:val="0"/>
+        </w:rPr>
+        <w:t>Do not implement real recruitment in this exercise.</w:t>
+      </w:r>
+    </w:p>
+    <w:p>
+      <w:pPr>
+        <w:pStyle w:val="Heading2"/>
+      </w:pPr>
+      <w:r>
+        <w:t>Complete proposal-to-permission ledger</w:t>
+      </w:r>
+    </w:p>
+    <w:tbl>
+      <w:tblPr>
+        <w:tblStyle w:val="LightShading-Accent1"/>
+        <w:tblW w:type="auto" w:w="0"/>
+        <w:tblLook w:firstColumn="1" w:firstRow="1" w:lastColumn="0" w:lastRow="0" w:noHBand="0" w:noVBand="1" w:val="04A0"/>
+      </w:tblPr>
+      <w:tblGrid>
+        <w:gridCol w:w="3408"/>
+        <w:gridCol w:w="3408"/>
+        <w:gridCol w:w="3408"/>
+      </w:tblGrid>
+      <w:tr>
+        <w:trPr>
+          <w:tblHeader/>
+        </w:trPr>
+        <w:tc>
+          <w:tcPr>
+            <w:tcW w:type="dxa" w:w="3408"/>
+          </w:tcPr>
+          <w:p>
+            <w:r>
+              <w:t>Main proposal step</w:t>
+            </w:r>
+          </w:p>
+        </w:tc>
+        <w:tc>
+          <w:tcPr>
+            <w:tcW w:type="dxa" w:w="3408"/>
+          </w:tcPr>
+          <w:p>
+            <w:r>
+              <w:t>Evidence supplied</w:t>
+            </w:r>
+          </w:p>
+        </w:tc>
+        <w:tc>
+          <w:tcPr>
+            <w:tcW w:type="dxa" w:w="3408"/>
+          </w:tcPr>
+          <w:p>
+            <w:r>
+              <w:t>Audit result under this policy</w:t>
+            </w:r>
+          </w:p>
+        </w:tc>
+      </w:tr>
+      <w:tr>
+        <w:tc>
+          <w:tcPr>
+            <w:tcW w:type="dxa" w:w="3408"/>
+          </w:tcPr>
+          <w:p>
+            <w:r>
+              <w:t>Student submits essay</w:t>
+            </w:r>
+          </w:p>
+        </w:tc>
+        <w:tc>
+          <w:tcPr>
+            <w:tcW w:type="dxa" w:w="3408"/>
+          </w:tcPr>
+          <w:p>
+            <w:r>
+              <w:t>Submission is for grading</w:t>
+            </w:r>
+          </w:p>
+        </w:tc>
+        <w:tc>
+          <w:tcPr>
+            <w:tcW w:type="dxa" w:w="3408"/>
+          </w:tcPr>
+          <w:p>
+            <w:r>
+              <w:t>Supports the grading purpose only</w:t>
+            </w:r>
+          </w:p>
+        </w:tc>
+      </w:tr>
+      <w:tr>
+        <w:tc>
+          <w:tcPr>
+            <w:tcW w:type="dxa" w:w="3408"/>
+          </w:tcPr>
+          <w:p>
+            <w:r>
+              <w:t>Team proposes automatic study copy</w:t>
+            </w:r>
+          </w:p>
+        </w:tc>
+        <w:tc>
+          <w:tcPr>
+            <w:tcW w:type="dxa" w:w="3408"/>
+          </w:tcPr>
+          <w:p>
+            <w:r>
+              <w:t>No separate research opt-in or review supplied</w:t>
+            </w:r>
+          </w:p>
+        </w:tc>
+        <w:tc>
+          <w:tcPr>
+            <w:tcW w:type="dxa" w:w="3408"/>
+          </w:tcPr>
+          <w:p>
+            <w:r>
+              <w:t>Research permission is not established</w:t>
+            </w:r>
+          </w:p>
+        </w:tc>
+      </w:tr>
+      <w:tr>
+        <w:tc>
+          <w:tcPr>
+            <w:tcW w:type="dxa" w:w="3408"/>
+          </w:tcPr>
+          <w:p>
+            <w:r>
+              <w:t>Assume submission implies agreement</w:t>
+            </w:r>
+          </w:p>
+        </w:tc>
+        <w:tc>
+          <w:tcPr>
+            <w:tcW w:type="dxa" w:w="3408"/>
+          </w:tcPr>
+          <w:p>
+            <w:r>
+              <w:t>Purpose changes without its required process</w:t>
+            </w:r>
+          </w:p>
+        </w:tc>
+        <w:tc>
+          <w:tcPr>
+            <w:tcW w:type="dxa" w:w="3408"/>
+          </w:tcPr>
+          <w:p>
+            <w:r>
+              <w:t>Unsupported inference</w:t>
+            </w:r>
+          </w:p>
+        </w:tc>
+      </w:tr>
+      <w:tr>
+        <w:tc>
+          <w:tcPr>
+            <w:tcW w:type="dxa" w:w="3408"/>
+          </w:tcPr>
+          <w:p>
+            <w:r>
+              <w:t>Repair for this course</w:t>
+            </w:r>
+          </w:p>
+        </w:tc>
+        <w:tc>
+          <w:tcPr>
+            <w:tcW w:type="dxa" w:w="3408"/>
+          </w:tcPr>
+          <w:p>
+            <w:r>
+              <w:t>Use fictional essay substitutes</w:t>
+            </w:r>
+          </w:p>
+        </w:tc>
+        <w:tc>
+          <w:tcPr>
+            <w:tcW w:type="dxa" w:w="3408"/>
+          </w:tcPr>
+          <w:p>
+            <w:r>
+              <w:t>No real records need to be copied</w:t>
+            </w:r>
+          </w:p>
+        </w:tc>
+      </w:tr>
+      <w:tr>
+        <w:tc>
+          <w:tcPr>
+            <w:tcW w:type="dxa" w:w="3408"/>
+          </w:tcPr>
+          <w:p>
+            <w:r>
+              <w:t>Any actual future study</w:t>
+            </w:r>
+          </w:p>
+        </w:tc>
+        <w:tc>
+          <w:tcPr>
+            <w:tcW w:type="dxa" w:w="3408"/>
+          </w:tcPr>
+          <w:p>
+            <w:r>
+              <w:t>Required review and voluntary permission before collection</w:t>
+            </w:r>
+          </w:p>
+        </w:tc>
+        <w:tc>
+          <w:tcPr>
+            <w:tcW w:type="dxa" w:w="3408"/>
+          </w:tcPr>
+          <w:p>
+            <w:r>
+              <w:t>Not performed or approved by this exercise</w:t>
+            </w:r>
+          </w:p>
+        </w:tc>
+      </w:tr>
+    </w:tbl>
+    <w:p>
+      <w:pPr>
+        <w:pStyle w:val="Heading2"/>
+      </w:pPr>
+      <w:r>
+        <w:t>State assumptions and explain the visual</w:t>
+      </w:r>
+    </w:p>
+    <w:p>
+      <w:pPr>
+        <w:spacing w:line="336" w:lineRule="auto" w:after="180"/>
+      </w:pPr>
+      <w:r>
+        <w:rPr>
+          <w:b w:val="0"/>
+        </w:rPr>
+        <w:t xml:space="preserve">Before applying the procedure, write its units, denominator or decision boundary where relevant. A partner should be able to repeat each step using the same </w:t>
       </w:r>
       <w:r>
         <w:rPr>
@@ -276,50 +1004,30 @@
         <w:rPr>
           <w:b w:val="0"/>
         </w:rPr>
-        <w:t xml:space="preserve"> conditions and </w:t>
+        <w:t>s.</w:t>
+      </w:r>
+    </w:p>
+    <w:p>
+      <w:pPr>
+        <w:spacing w:line="336" w:lineRule="auto" w:after="180"/>
+      </w:pPr>
+      <w:r>
+        <w:rPr>
+          <w:b w:val="0"/>
+        </w:rPr>
+        <w:t xml:space="preserve">If a required </w:t>
       </w:r>
       <w:r>
         <w:rPr>
           <w:b/>
         </w:rPr>
-        <w:t>evidence</w:t>
+        <w:t>input</w:t>
       </w:r>
       <w:r>
         <w:rPr>
           <w:b w:val="0"/>
         </w:rPr>
-        <w:t xml:space="preserve"> source before it can support a claim.</w:t>
-      </w:r>
-    </w:p>
-    <w:p>
-      <w:pPr>
-        <w:pStyle w:val="Heading3"/>
-      </w:pPr>
-      <w:r>
-        <w:t>My starting explanation</w:t>
-      </w:r>
-    </w:p>
-    <w:p>
-      <w:r>
-        <w:t>________________________________________________________________</w:t>
-      </w:r>
-    </w:p>
-    <w:p>
-      <w:r>
-        <w:t>________________________________________________________________</w:t>
-      </w:r>
-    </w:p>
-    <w:p>
-      <w:r>
-        <w:t>________________________________________________________________</w:t>
-      </w:r>
-    </w:p>
-    <w:p>
-      <w:pPr>
-        <w:pStyle w:val="Heading3"/>
-      </w:pPr>
-      <w:r>
-        <w:t>This week’s end goal</w:t>
+        <w:t xml:space="preserve"> is absent or violates the stated contract, record that condition explicitly instead of quietly replacing it with a convenient value.</w:t>
       </w:r>
     </w:p>
     <w:p>
@@ -330,135 +1038,27 @@
         <w:rPr>
           <w:b w:val="0"/>
         </w:rPr>
-        <w:t xml:space="preserve">Explain research ethics and </w:t>
+        <w:t xml:space="preserve">Point to the </w:t>
       </w:r>
       <w:r>
         <w:rPr>
           <w:b/>
         </w:rPr>
-        <w:t>consent</w:t>
+        <w:t>input</w:t>
       </w:r>
       <w:r>
         <w:rPr>
           <w:b w:val="0"/>
         </w:rPr>
-        <w:t xml:space="preserve"> using the records and boundaries of this fictional investigation.</w:t>
-      </w:r>
-    </w:p>
-    <w:p>
-      <w:pPr>
-        <w:pStyle w:val="Heading1"/>
-      </w:pPr>
-      <w:r>
-        <w:t>02. Notice the evidence</w:t>
-      </w:r>
-    </w:p>
-    <w:p>
-      <w:r>
-        <w:t>Investigate the supplied Research ethics and consent case. Separate observations, given facts and assumptions before choosing an explanation.</w:t>
-      </w:r>
-    </w:p>
-    <w:p>
-      <w:pPr>
-        <w:spacing w:line="336" w:lineRule="auto" w:after="180"/>
-      </w:pPr>
-      <w:r>
-        <w:rPr>
-          <w:b w:val="0"/>
-        </w:rPr>
-        <w:t>Research ethics considers purpose, burden, voluntary participation and consequences. Approval to teach does not automatically authorise a research data collection.</w:t>
-      </w:r>
-    </w:p>
-    <w:p>
-      <w:pPr>
-        <w:spacing w:line="336" w:lineRule="auto" w:after="180"/>
-      </w:pPr>
-      <w:r>
-        <w:rPr>
-          <w:b w:val="0"/>
-        </w:rPr>
-        <w:t>Begin by writing the question the procedure is intended to answer. Identify the information already supplied, the information it will produce and the information still missing.</w:t>
-      </w:r>
-    </w:p>
-    <w:p>
-      <w:pPr>
-        <w:spacing w:line="336" w:lineRule="auto" w:after="180"/>
-      </w:pPr>
-      <w:r>
-        <w:rPr>
-          <w:b w:val="0"/>
-        </w:rPr>
-        <w:t>These are constructed classroom examples; they do not require live accounts, private records or an external service. Do not treat a plausible explanation as a measured outcome.</w:t>
-      </w:r>
-    </w:p>
-    <w:p>
-      <w:pPr>
-        <w:pStyle w:val="Heading3"/>
-      </w:pPr>
-      <w:r>
-        <w:t>List the given facts and one fact that is not supplied.</w:t>
-      </w:r>
-    </w:p>
-    <w:p>
-      <w:r>
-        <w:t>________________________________________________________________</w:t>
-      </w:r>
-    </w:p>
-    <w:p>
-      <w:r>
-        <w:t>________________________________________________________________</w:t>
-      </w:r>
-    </w:p>
-    <w:p>
-      <w:r>
-        <w:t>________________________________________________________________</w:t>
-      </w:r>
-    </w:p>
-    <w:p>
-      <w:pPr>
-        <w:pStyle w:val="Heading1"/>
-      </w:pPr>
-      <w:r>
-        <w:t>03. See how it works</w:t>
-      </w:r>
-    </w:p>
-    <w:p>
-      <w:r>
-        <w:t>Follow the mechanism for Research ethics and consent. Connect each labelled input, deciding step and result.</w:t>
-      </w:r>
-    </w:p>
-    <w:p>
-      <w:pPr>
-        <w:spacing w:line="336" w:lineRule="auto" w:after="180"/>
-      </w:pPr>
-      <w:r>
-        <w:rPr>
-          <w:b w:val="0"/>
-        </w:rPr>
-        <w:t xml:space="preserve">Use fictional records for this course. For the supplied classroom policy, a real study needs responsible review, plain-language purpose, opt-in </w:t>
-      </w:r>
-      <w:r>
-        <w:rPr>
-          <w:b/>
-        </w:rPr>
-        <w:t>consent</w:t>
-      </w:r>
-      <w:r>
-        <w:rPr>
-          <w:b w:val="0"/>
-        </w:rPr>
-        <w:t xml:space="preserve"> and withdrawal handling before collection.</w:t>
-      </w:r>
-    </w:p>
-    <w:p>
-      <w:pPr>
-        <w:spacing w:line="336" w:lineRule="auto" w:after="180"/>
-      </w:pPr>
-      <w:r>
-        <w:rPr>
-          <w:b w:val="0"/>
-        </w:rPr>
-        <w:t>Do not implement real recruitment in this exercise.</w:t>
+        <w:t>, the deciding step and the result in this week’s visual. Explain the same step in ordinary words. A picture helps when you can say what each part represents.</w:t>
+      </w:r>
+    </w:p>
+    <w:p>
+      <w:pPr>
+        <w:pStyle w:val="Heading2"/>
+      </w:pPr>
+      <w:r>
+        <w:t>Earlier wording, alternatives and picture transcripts · reference / check after trying</w:t>
       </w:r>
     </w:p>
     <w:p>
@@ -555,13 +1155,226 @@
     </w:p>
     <w:p>
       <w:pPr>
+        <w:pStyle w:val="Heading3"/>
+      </w:pPr>
+      <w:r>
+        <w:t>Connect the picture and the explanation</w:t>
+      </w:r>
+    </w:p>
+    <w:p>
+      <w:pPr>
+        <w:pStyle w:val="Heading1"/>
+      </w:pPr>
+      <w:r>
+        <w:t>04. Predict a request to reuse drawings for an excluded purpose</w:t>
+      </w:r>
+    </w:p>
+    <w:p>
+      <w:r>
+        <w:t>A new request does not expand the existing agreement.</w:t>
+      </w:r>
+    </w:p>
+    <w:p>
+      <w:pPr>
+        <w:pStyle w:val="Heading2"/>
+      </w:pPr>
+      <w:r>
+        <w:t>Main task and response</w:t>
+      </w:r>
+    </w:p>
+    <w:p>
+      <w:pPr>
+        <w:pStyle w:val="ListBullet"/>
+      </w:pPr>
+      <w:r>
+        <w:t>Proposal automatically copies student essays into a study because they were submitted for grading. Show the intermediate steps and give the conclusion with its scope.</w:t>
+      </w:r>
+    </w:p>
+    <w:p>
+      <w:pPr>
+        <w:pStyle w:val="Heading3"/>
+      </w:pPr>
+      <w:r>
+        <w:t>Keep the procedure fixed. Explain what changed in the inputs and result.</w:t>
+      </w:r>
+    </w:p>
+    <w:p>
+      <w:r>
+        <w:t>________________________________________________________________</w:t>
+      </w:r>
+    </w:p>
+    <w:p>
+      <w:r>
+        <w:t>________________________________________________________________</w:t>
+      </w:r>
+    </w:p>
+    <w:p>
+      <w:r>
+        <w:t>________________________________________________________________</w:t>
+      </w:r>
+    </w:p>
+    <w:p>
+      <w:r>
+        <w:t>________________________________________________________________</w:t>
+      </w:r>
+    </w:p>
+    <w:p>
+      <w:r>
+        <w:t>________________________________________________________________</w:t>
+      </w:r>
+    </w:p>
+    <w:p>
+      <w:pPr>
+        <w:pStyle w:val="Heading2"/>
+      </w:pPr>
+      <w:r>
+        <w:t>Predict changed drawing purpose</w:t>
+      </w:r>
+    </w:p>
+    <w:p>
+      <w:pPr>
+        <w:pStyle w:val="ListBullet"/>
+      </w:pPr>
+      <w:r>
+        <w:t>Change: A new project requests the same drawings for an excluded purpose.</w:t>
+      </w:r>
+    </w:p>
+    <w:p>
+      <w:pPr>
+        <w:pStyle w:val="Heading2"/>
+      </w:pPr>
+      <w:r>
+        <w:t>Check after predicting · reference / check after trying</w:t>
+      </w:r>
+    </w:p>
+    <w:p>
+      <w:pPr>
         <w:spacing w:line="336" w:lineRule="auto" w:after="180"/>
       </w:pPr>
+      <w:r>
+        <w:rPr>
+          <w:b/>
+        </w:rPr>
+        <w:t>Prediction</w:t>
+      </w:r>
       <w:r>
         <w:rPr>
           <w:b w:val="0"/>
         </w:rPr>
-        <w:t xml:space="preserve">Before applying the procedure, write its units, denominator or decision boundary where relevant. A partner should be able to repeat each step using the same </w:t>
+        <w:t xml:space="preserve">: Do not reuse them under the existing </w:t>
+      </w:r>
+      <w:r>
+        <w:rPr>
+          <w:b/>
+        </w:rPr>
+        <w:t>consent</w:t>
+      </w:r>
+      <w:r>
+        <w:rPr>
+          <w:b w:val="0"/>
+        </w:rPr>
+        <w:t>; seek the required new authorisation.</w:t>
+      </w:r>
+    </w:p>
+    <w:p>
+      <w:pPr>
+        <w:spacing w:line="336" w:lineRule="auto" w:after="180"/>
+      </w:pPr>
+      <w:r>
+        <w:rPr>
+          <w:b w:val="0"/>
+        </w:rPr>
+        <w:t>Reason: The new purpose falls outside the stated agreement.</w:t>
+      </w:r>
+    </w:p>
+    <w:p>
+      <w:pPr>
+        <w:pStyle w:val="Heading2"/>
+      </w:pPr>
+      <w:r>
+        <w:t>Earlier wording, alternatives and picture transcripts · reference / check after trying</w:t>
+      </w:r>
+    </w:p>
+    <w:p>
+      <w:pPr>
+        <w:pStyle w:val="Heading3"/>
+      </w:pPr>
+      <w:r>
+        <w:t>Compare a familiar case with a changed case</w:t>
+      </w:r>
+    </w:p>
+    <w:p>
+      <w:pPr>
+        <w:pStyle w:val="Heading3"/>
+      </w:pPr>
+      <w:r>
+        <w:t>Change one thing in the pictured case</w:t>
+      </w:r>
+    </w:p>
+    <w:p>
+      <w:pPr>
+        <w:pStyle w:val="Heading1"/>
+      </w:pPr>
+      <w:r>
+        <w:t>06. Read permitted purpose and exclusions before interpreting a request</w:t>
+      </w:r>
+    </w:p>
+    <w:p>
+      <w:r>
+        <w:t>A contribution does not grant unlimited reuse.</w:t>
+      </w:r>
+    </w:p>
+    <w:p>
+      <w:pPr>
+        <w:pStyle w:val="Heading2"/>
+      </w:pPr>
+      <w:r>
+        <w:t>Main essay proposal and checked policy conclusion</w:t>
+      </w:r>
+    </w:p>
+    <w:p>
+      <w:pPr>
+        <w:spacing w:line="336" w:lineRule="auto" w:after="180"/>
+      </w:pPr>
+      <w:r>
+        <w:rPr>
+          <w:b w:val="0"/>
+        </w:rPr>
+        <w:t>Proposal automatically copies student essays into a study because they were submitted for grading.</w:t>
+      </w:r>
+    </w:p>
+    <w:p>
+      <w:pPr>
+        <w:spacing w:line="336" w:lineRule="auto" w:after="180"/>
+      </w:pPr>
+      <w:r>
+        <w:rPr>
+          <w:b w:val="0"/>
+        </w:rPr>
+        <w:t>The grading purpose does not establish research permission under the policy. Redesign around fictional data or obtain required review and voluntary permission before collection.</w:t>
+      </w:r>
+    </w:p>
+    <w:p>
+      <w:pPr>
+        <w:spacing w:line="336" w:lineRule="auto" w:after="180"/>
+      </w:pPr>
+      <w:r>
+        <w:rPr>
+          <w:b w:val="0"/>
+        </w:rPr>
+        <w:t xml:space="preserve">Compare the intermediate </w:t>
+      </w:r>
+      <w:r>
+        <w:rPr>
+          <w:b/>
+        </w:rPr>
+        <w:t>evidence</w:t>
+      </w:r>
+      <w:r>
+        <w:rPr>
+          <w:b w:val="0"/>
+        </w:rPr>
+        <w:t xml:space="preserve"> with the final statement. Explain why each number or decision follows from the stated </w:t>
       </w:r>
       <w:r>
         <w:rPr>
@@ -584,7 +1397,7 @@
         <w:rPr>
           <w:b w:val="0"/>
         </w:rPr>
-        <w:t xml:space="preserve">If a required </w:t>
+        <w:t xml:space="preserve">The conclusion belongs to this scenario and procedure; changing the </w:t>
       </w:r>
       <w:r>
         <w:rPr>
@@ -596,457 +1409,15 @@
         <w:rPr>
           <w:b w:val="0"/>
         </w:rPr>
-        <w:t xml:space="preserve"> is absent or violates the stated contract, record that condition explicitly instead of quietly replacing it with a convenient value.</w:t>
-      </w:r>
-    </w:p>
-    <w:p>
-      <w:pPr>
-        <w:pStyle w:val="Heading3"/>
-      </w:pPr>
-      <w:r>
-        <w:t>Connect the picture and the explanation</w:t>
-      </w:r>
-    </w:p>
-    <w:p>
-      <w:pPr>
-        <w:spacing w:line="336" w:lineRule="auto" w:after="180"/>
-      </w:pPr>
-      <w:r>
-        <w:rPr>
-          <w:b w:val="0"/>
-        </w:rPr>
-        <w:t xml:space="preserve">Point to the </w:t>
-      </w:r>
-      <w:r>
-        <w:rPr>
-          <w:b/>
-        </w:rPr>
-        <w:t>input</w:t>
-      </w:r>
-      <w:r>
-        <w:rPr>
-          <w:b w:val="0"/>
-        </w:rPr>
-        <w:t>, the deciding step and the result in this week’s visual. Explain the same step in ordinary words. A picture helps when you can say what each part represents.</w:t>
-      </w:r>
-    </w:p>
-    <w:p>
-      <w:pPr>
-        <w:pStyle w:val="Heading1"/>
-      </w:pPr>
-      <w:r>
-        <w:t>04. Compare the cases</w:t>
-      </w:r>
-    </w:p>
-    <w:p>
-      <w:r>
-        <w:t>Compare the supplied cases for Research ethics and consent. Identify the detail that changes the conclusion.</w:t>
-      </w:r>
-    </w:p>
-    <w:p>
-      <w:pPr>
-        <w:pStyle w:val="Heading3"/>
-      </w:pPr>
-      <w:r>
-        <w:t>Compare a familiar case with a changed case</w:t>
-      </w:r>
-    </w:p>
-    <w:p>
-      <w:pPr>
-        <w:spacing w:line="336" w:lineRule="auto" w:after="180"/>
-      </w:pPr>
-      <w:r>
-        <w:rPr>
-          <w:b w:val="0"/>
-        </w:rPr>
-        <w:t>Proposal automatically copies student essays into a study because they were submitted for grading. Show the intermediate steps and give the conclusion with its scope.</w:t>
-      </w:r>
-    </w:p>
-    <w:p>
-      <w:pPr>
-        <w:pStyle w:val="Heading3"/>
-      </w:pPr>
-      <w:r>
-        <w:t>Keep the procedure fixed. Explain what changed in the inputs and result.</w:t>
-      </w:r>
-    </w:p>
-    <w:p>
-      <w:r>
-        <w:t>________________________________________________________________</w:t>
-      </w:r>
-    </w:p>
-    <w:p>
-      <w:r>
-        <w:t>________________________________________________________________</w:t>
-      </w:r>
-    </w:p>
-    <w:p>
-      <w:r>
-        <w:t>________________________________________________________________</w:t>
-      </w:r>
-    </w:p>
-    <w:p>
-      <w:r>
-        <w:t>________________________________________________________________</w:t>
-      </w:r>
-    </w:p>
-    <w:p>
-      <w:r>
-        <w:t>________________________________________________________________</w:t>
-      </w:r>
-    </w:p>
-    <w:p>
-      <w:pPr>
-        <w:pStyle w:val="Heading3"/>
-      </w:pPr>
-      <w:r>
-        <w:t>Change one thing in the pictured case</w:t>
-      </w:r>
-    </w:p>
-    <w:p>
-      <w:pPr>
-        <w:pStyle w:val="Heading3"/>
-      </w:pPr>
-      <w:r>
-        <w:t>Change one thing</w:t>
-      </w:r>
-    </w:p>
-    <w:p>
-      <w:pPr>
-        <w:spacing w:line="336" w:lineRule="auto" w:after="180"/>
-        <w:shd w:fill="F5F1FB"/>
-      </w:pPr>
-      <w:r>
-        <w:rPr>
-          <w:b w:val="0"/>
-        </w:rPr>
-        <w:t>Change: A new project requests the same drawings for an excluded purpose.</w:t>
-      </w:r>
-    </w:p>
-    <w:p>
-      <w:pPr>
-        <w:pStyle w:val="Heading3"/>
-      </w:pPr>
-      <w:r>
-        <w:t>Predicted result</w:t>
-      </w:r>
-    </w:p>
-    <w:p>
-      <w:pPr>
-        <w:spacing w:line="336" w:lineRule="auto" w:after="180"/>
-        <w:shd w:fill="F1F6FC"/>
-      </w:pPr>
-      <w:r>
-        <w:rPr>
-          <w:b/>
-        </w:rPr>
-        <w:t>Prediction</w:t>
-      </w:r>
-      <w:r>
-        <w:rPr>
-          <w:b w:val="0"/>
-        </w:rPr>
-        <w:t xml:space="preserve">: Do not reuse them under the existing </w:t>
-      </w:r>
-      <w:r>
-        <w:rPr>
-          <w:b/>
-        </w:rPr>
-        <w:t>consent</w:t>
-      </w:r>
-      <w:r>
-        <w:rPr>
-          <w:b w:val="0"/>
-        </w:rPr>
-        <w:t>; seek the required new authorisation.</w:t>
-      </w:r>
-    </w:p>
-    <w:p>
-      <w:pPr>
-        <w:pStyle w:val="Heading3"/>
-      </w:pPr>
-      <w:r>
-        <w:t>Why the result follows</w:t>
-      </w:r>
-    </w:p>
-    <w:p>
-      <w:pPr>
-        <w:spacing w:line="336" w:lineRule="auto" w:after="180"/>
-        <w:shd w:fill="F1F6FC"/>
-      </w:pPr>
-      <w:r>
-        <w:rPr>
-          <w:b w:val="0"/>
-        </w:rPr>
-        <w:t>Reason: The new purpose falls outside the stated agreement.</w:t>
-      </w:r>
-    </w:p>
-    <w:p>
-      <w:pPr>
-        <w:pStyle w:val="Heading1"/>
-      </w:pPr>
-      <w:r>
-        <w:t>05. Words that unlock the idea</w:t>
-      </w:r>
-    </w:p>
-    <w:p>
-      <w:r>
-        <w:t>Use the vocabulary of Research ethics and consent to explain a concrete decision, rather than only memorising definitions.</w:t>
-      </w:r>
-    </w:p>
-    <w:tbl>
-      <w:tblPr>
-        <w:tblStyle w:val="LightShading-Accent1"/>
-        <w:tblW w:type="auto" w:w="0"/>
-        <w:tblLook w:firstColumn="1" w:firstRow="1" w:lastColumn="0" w:lastRow="0" w:noHBand="0" w:noVBand="1" w:val="04A0"/>
-      </w:tblPr>
-      <w:tblGrid>
-        <w:gridCol w:w="5112"/>
-        <w:gridCol w:w="5112"/>
-      </w:tblGrid>
-      <w:tr>
-        <w:trPr>
-          <w:tblHeader/>
-        </w:trPr>
-        <w:tc>
-          <w:tcPr>
-            <w:tcW w:type="dxa" w:w="5112"/>
-          </w:tcPr>
-          <w:p>
-            <w:r>
-              <w:t>Word</w:t>
-            </w:r>
-          </w:p>
-        </w:tc>
-        <w:tc>
-          <w:tcPr>
-            <w:tcW w:type="dxa" w:w="5112"/>
-          </w:tcPr>
-          <w:p>
-            <w:r>
-              <w:t>Meaning</w:t>
-            </w:r>
-          </w:p>
-        </w:tc>
-      </w:tr>
-      <w:tr>
-        <w:tc>
-          <w:tcPr>
-            <w:tcW w:type="dxa" w:w="5112"/>
-          </w:tcPr>
-          <w:p>
-            <w:r>
-              <w:t>Consent</w:t>
-            </w:r>
-          </w:p>
-        </w:tc>
-        <w:tc>
-          <w:tcPr>
-            <w:tcW w:type="dxa" w:w="5112"/>
-          </w:tcPr>
-          <w:p>
-            <w:r>
-              <w:t>A declared voluntary permission process</w:t>
-            </w:r>
-          </w:p>
-        </w:tc>
-      </w:tr>
-      <w:tr>
-        <w:tc>
-          <w:tcPr>
-            <w:tcW w:type="dxa" w:w="5112"/>
-          </w:tcPr>
-          <w:p>
-            <w:r>
-              <w:t>Purpose limitation</w:t>
-            </w:r>
-          </w:p>
-        </w:tc>
-        <w:tc>
-          <w:tcPr>
-            <w:tcW w:type="dxa" w:w="5112"/>
-          </w:tcPr>
-          <w:p>
-            <w:r>
-              <w:t>Restricting use to the authorised purpose</w:t>
-            </w:r>
-          </w:p>
-        </w:tc>
-      </w:tr>
-      <w:tr>
-        <w:tc>
-          <w:tcPr>
-            <w:tcW w:type="dxa" w:w="5112"/>
-          </w:tcPr>
-          <w:p>
-            <w:r>
-              <w:t>Research burden</w:t>
-            </w:r>
-          </w:p>
-        </w:tc>
-        <w:tc>
-          <w:tcPr>
-            <w:tcW w:type="dxa" w:w="5112"/>
-          </w:tcPr>
-          <w:p>
-            <w:r>
-              <w:t>The cost or risk imposed on participants</w:t>
-            </w:r>
-          </w:p>
-        </w:tc>
-      </w:tr>
-    </w:tbl>
-    <w:p>
-      <w:pPr>
-        <w:pStyle w:val="Heading3"/>
-      </w:pPr>
-      <w:r>
-        <w:t>Use two terms to explain a step in this week’s example.</w:t>
-      </w:r>
-    </w:p>
-    <w:p>
-      <w:r>
-        <w:t>________________________________________________________________</w:t>
-      </w:r>
-    </w:p>
-    <w:p>
-      <w:r>
-        <w:t>________________________________________________________________</w:t>
-      </w:r>
-    </w:p>
-    <w:p>
-      <w:r>
-        <w:t>________________________________________________________________</w:t>
-      </w:r>
-    </w:p>
-    <w:p>
-      <w:pPr>
-        <w:pStyle w:val="Heading1"/>
-      </w:pPr>
-      <w:r>
-        <w:t>06. Follow a worked example</w:t>
-      </w:r>
-    </w:p>
-    <w:p>
-      <w:r>
-        <w:t>Follow the worked trace for Research ethics and consent, predict a step, then compare with its explanation.</w:t>
-      </w:r>
-    </w:p>
-    <w:p>
-      <w:pPr>
-        <w:spacing w:line="336" w:lineRule="auto" w:after="180"/>
-      </w:pPr>
-      <w:r>
-        <w:rPr>
-          <w:b w:val="0"/>
-        </w:rPr>
-        <w:t>Proposal automatically copies student essays into a study because they were submitted for grading.</w:t>
-      </w:r>
-    </w:p>
-    <w:p>
-      <w:pPr>
-        <w:spacing w:line="336" w:lineRule="auto" w:after="180"/>
-      </w:pPr>
-      <w:r>
-        <w:rPr>
-          <w:b w:val="0"/>
-        </w:rPr>
-        <w:t>The grading purpose does not establish research permission under the policy. Redesign around fictional data or obtain required review and voluntary permission before collection.</w:t>
-      </w:r>
-    </w:p>
-    <w:p>
-      <w:pPr>
-        <w:pStyle w:val="Heading3"/>
-      </w:pPr>
-      <w:r>
-        <w:t>Worked explanation · Research ethics and consent</w:t>
-      </w:r>
-    </w:p>
-    <w:p>
-      <w:pPr>
-        <w:spacing w:line="336" w:lineRule="auto" w:after="180"/>
-        <w:shd w:fill="F1F6FC"/>
-      </w:pPr>
-      <w:r>
-        <w:rPr>
-          <w:b w:val="0"/>
-        </w:rPr>
-        <w:t xml:space="preserve">Compare the intermediate </w:t>
-      </w:r>
-      <w:r>
-        <w:rPr>
-          <w:b/>
-        </w:rPr>
-        <w:t>evidence</w:t>
-      </w:r>
-      <w:r>
-        <w:rPr>
-          <w:b w:val="0"/>
-        </w:rPr>
-        <w:t xml:space="preserve"> with the final statement. Explain why each number or decision follows from the stated </w:t>
-      </w:r>
-      <w:r>
-        <w:rPr>
-          <w:b/>
-        </w:rPr>
-        <w:t>input</w:t>
-      </w:r>
-      <w:r>
-        <w:rPr>
-          <w:b w:val="0"/>
-        </w:rPr>
-        <w:t>s.</w:t>
-      </w:r>
-    </w:p>
-    <w:p>
-      <w:pPr>
-        <w:spacing w:line="336" w:lineRule="auto" w:after="180"/>
-        <w:shd w:fill="F1F6FC"/>
-      </w:pPr>
-      <w:r>
-        <w:rPr>
-          <w:b w:val="0"/>
-        </w:rPr>
-        <w:t xml:space="preserve">The conclusion belongs to this scenario and procedure; changing the </w:t>
-      </w:r>
-      <w:r>
-        <w:rPr>
-          <w:b/>
-        </w:rPr>
-        <w:t>input</w:t>
-      </w:r>
-      <w:r>
-        <w:rPr>
-          <w:b w:val="0"/>
-        </w:rPr>
         <w:t>s, evaluation population or authority can change what it establishes. Retain the raw record so a later revision can be compared honestly.</w:t>
       </w:r>
     </w:p>
     <w:p>
       <w:pPr>
-        <w:pStyle w:val="Heading3"/>
-      </w:pPr>
-      <w:r>
-        <w:t>Learn from the worked case</w:t>
-      </w:r>
-    </w:p>
-    <w:p>
-      <w:pPr>
-        <w:spacing w:line="336" w:lineRule="auto" w:after="180"/>
-      </w:pPr>
-      <w:r>
-        <w:rPr>
-          <w:b w:val="0"/>
-        </w:rPr>
-        <w:t>Cover the result before checking it. Say what is given, choose the procedure, and follow one step at a time. Then uncover the result and explain your first mismatch. Ask why a step is allowed, not only what number it produces.</w:t>
-      </w:r>
-    </w:p>
-    <w:p>
-      <w:pPr>
-        <w:pStyle w:val="Heading3"/>
-      </w:pPr>
-      <w:r>
-        <w:t>A pictorial worked case: Research ethics and consent</w:t>
+        <w:pStyle w:val="Heading2"/>
+      </w:pPr>
+      <w:r>
+        <w:t>Separate drawing agreement and limits</w:t>
       </w:r>
     </w:p>
     <w:p>
@@ -1068,24 +1439,7 @@
     </w:p>
     <w:p>
       <w:pPr>
-        <w:pStyle w:val="Heading3"/>
-      </w:pPr>
-      <w:r>
-        <w:t>The facts we will use</w:t>
-      </w:r>
-    </w:p>
-    <w:p>
-      <w:pPr>
-        <w:pStyle w:val="Heading3"/>
-      </w:pPr>
-      <w:r>
-        <w:t>Supplied facts</w:t>
-      </w:r>
-    </w:p>
-    <w:p>
-      <w:pPr>
         <w:spacing w:line="336" w:lineRule="auto" w:after="180"/>
-        <w:shd w:fill="F1F6FC"/>
       </w:pPr>
       <w:r>
         <w:rPr>
@@ -1101,11 +1455,41 @@
       </w:r>
     </w:p>
     <w:p>
+      <w:pPr>
+        <w:spacing w:line="336" w:lineRule="auto" w:after="180"/>
+      </w:pPr>
+      <w:r>
+        <w:rPr>
+          <w:b w:val="0"/>
+        </w:rPr>
+        <w:t>The separate picture concerns fictional adult contributors and one named drawing investigation. The stated agreement excludes public posting of originals and unrelated face-recognition research. Neither excluded use becomes permitted merely because someone asks for the drawings. Even the named use still depends on the other stated review and handling conditions.</w:t>
+      </w:r>
+    </w:p>
+    <w:p>
+      <w:pPr>
+        <w:spacing w:line="336" w:lineRule="auto" w:after="180"/>
+      </w:pPr>
+      <w:r>
+        <w:rPr>
+          <w:b w:val="0"/>
+        </w:rPr>
+        <w:t>The picture calls the drawings anonymous but supplies no identification or withdrawal mechanism. Do not promise that an already unlinked contribution can always be found and deleted; explain the actual declared withdrawal process and its limits. None of these adult-scenario facts authorizes research with children.</w:t>
+      </w:r>
+    </w:p>
+    <w:p>
+      <w:pPr>
+        <w:pStyle w:val="Heading2"/>
+      </w:pPr>
+      <w:r>
+        <w:t>See purpose and exclusions in the native map</w:t>
+      </w:r>
+    </w:p>
+    <w:p>
       <w:r>
         <w:drawing>
           <wp:inline xmlns:a="http://schemas.openxmlformats.org/drawingml/2006/main" xmlns:pic="http://schemas.openxmlformats.org/drawingml/2006/picture">
-            <wp:extent cx="5486400" cy="5261429"/>
-            <wp:docPr id="1" name="Picture 1" descr="Research ethics and consent. State the purpose: Explain the drawing task and planned use before participation.. Respect exclusions: Do not publish originals or transfer them to the unrelated project.. Keep the agreement: Record permitted uses and the approved withdrawal procedure."/>
+            <wp:extent cx="5486400" cy="3029913"/>
+            <wp:docPr id="1" name="Picture 1" descr="Fictional adult drawing agreement covers one named pattern-recognition investigation. Public posting of originals and an unrelated face-recognition study are excluded. A new request does not authorize those uses. Other review and handling conditions still apply even within the stated purpose."/>
             <wp:cNvGraphicFramePr>
               <a:graphicFrameLocks noChangeAspect="1"/>
             </wp:cNvGraphicFramePr>
@@ -1113,7 +1497,7 @@
               <a:graphicData uri="http://schemas.openxmlformats.org/drawingml/2006/picture">
                 <pic:pic>
                   <pic:nvPicPr>
-                    <pic:cNvPr id="0" name="academy-visual-ai-7-19.png"/>
+                    <pic:cNvPr id="0" name="ai-7-19-purpose-map.png"/>
                     <pic:cNvPicPr/>
                   </pic:nvPicPr>
                   <pic:blipFill>
@@ -1125,7 +1509,43 @@
                   <pic:spPr>
                     <a:xfrm>
                       <a:off x="0" y="0"/>
-                      <a:ext cx="5486400" cy="5261429"/>
+                      <a:ext cx="5486400" cy="3029913"/>
+                    </a:xfrm>
+                    <a:prstGeom prst="rect"/>
+                  </pic:spPr>
+                </pic:pic>
+              </a:graphicData>
+            </a:graphic>
+          </wp:inline>
+        </w:drawing>
+      </w:r>
+    </w:p>
+    <w:p>
+      <w:r>
+        <w:drawing>
+          <wp:inline xmlns:a="http://schemas.openxmlformats.org/drawingml/2006/main" xmlns:pic="http://schemas.openxmlformats.org/drawingml/2006/picture">
+            <wp:extent cx="5486400" cy="3182112"/>
+            <wp:docPr id="2" name="Picture 2" descr="State the purpose: Explain the drawing task and planned use before participation. → Respect exclusions: Do not publish originals or transfer them to the unrelated project. → Keep the agreement: Record permitted uses and the approved withdrawal procedure."/>
+            <wp:cNvGraphicFramePr>
+              <a:graphicFrameLocks noChangeAspect="1"/>
+            </wp:cNvGraphicFramePr>
+            <a:graphic>
+              <a:graphicData uri="http://schemas.openxmlformats.org/drawingml/2006/picture">
+                <pic:pic>
+                  <pic:nvPicPr>
+                    <pic:cNvPr id="0" name="academy-story-ai-7-19-02.png"/>
+                    <pic:cNvPicPr/>
+                  </pic:nvPicPr>
+                  <pic:blipFill>
+                    <a:blip r:embed="rId10"/>
+                    <a:stretch>
+                      <a:fillRect/>
+                    </a:stretch>
+                  </pic:blipFill>
+                  <pic:spPr>
+                    <a:xfrm>
+                      <a:off x="0" y="0"/>
+                      <a:ext cx="5486400" cy="3182112"/>
                     </a:xfrm>
                     <a:prstGeom prst="rect"/>
                   </pic:spPr>
@@ -1253,24 +1673,7 @@
     </w:p>
     <w:p>
       <w:pPr>
-        <w:pStyle w:val="Heading3"/>
-      </w:pPr>
-      <w:r>
-        <w:t>Why this result follows</w:t>
-      </w:r>
-    </w:p>
-    <w:p>
-      <w:pPr>
-        <w:pStyle w:val="Heading3"/>
-      </w:pPr>
-      <w:r>
-        <w:t>Why the result follows</w:t>
-      </w:r>
-    </w:p>
-    <w:p>
-      <w:pPr>
         <w:spacing w:line="336" w:lineRule="auto" w:after="180"/>
-        <w:shd w:fill="F1F6FC"/>
       </w:pPr>
       <w:r>
         <w:rPr>
@@ -1281,30 +1684,328 @@
     </w:p>
     <w:p>
       <w:pPr>
+        <w:pStyle w:val="Heading2"/>
+      </w:pPr>
+      <w:r>
+        <w:t>Complete requested-use audit</w:t>
+      </w:r>
+    </w:p>
+    <w:tbl>
+      <w:tblPr>
+        <w:tblStyle w:val="LightShading-Accent1"/>
+        <w:tblW w:type="auto" w:w="0"/>
+        <w:tblLook w:firstColumn="1" w:firstRow="1" w:lastColumn="0" w:lastRow="0" w:noHBand="0" w:noVBand="1" w:val="04A0"/>
+      </w:tblPr>
+      <w:tblGrid>
+        <w:gridCol w:w="3408"/>
+        <w:gridCol w:w="3408"/>
+        <w:gridCol w:w="3408"/>
+      </w:tblGrid>
+      <w:tr>
+        <w:trPr>
+          <w:tblHeader/>
+        </w:trPr>
+        <w:tc>
+          <w:tcPr>
+            <w:tcW w:type="dxa" w:w="3408"/>
+          </w:tcPr>
+          <w:p>
+            <w:r>
+              <w:t>Requested drawing use</w:t>
+            </w:r>
+          </w:p>
+        </w:tc>
+        <w:tc>
+          <w:tcPr>
+            <w:tcW w:type="dxa" w:w="3408"/>
+          </w:tcPr>
+          <w:p>
+            <w:r>
+              <w:t>Within this agreement?</w:t>
+            </w:r>
+          </w:p>
+        </w:tc>
+        <w:tc>
+          <w:tcPr>
+            <w:tcW w:type="dxa" w:w="3408"/>
+          </w:tcPr>
+          <w:p>
+            <w:r>
+              <w:t>Paper-audit action</w:t>
+            </w:r>
+          </w:p>
+        </w:tc>
+      </w:tr>
+      <w:tr>
+        <w:tc>
+          <w:tcPr>
+            <w:tcW w:type="dxa" w:w="3408"/>
+          </w:tcPr>
+          <w:p>
+            <w:r>
+              <w:t>Named pattern-recognition investigation</w:t>
+            </w:r>
+          </w:p>
+        </w:tc>
+        <w:tc>
+          <w:tcPr>
+            <w:tcW w:type="dxa" w:w="3408"/>
+          </w:tcPr>
+          <w:p>
+            <w:r>
+              <w:t>Within stated purpose</w:t>
+            </w:r>
+          </w:p>
+        </w:tc>
+        <w:tc>
+          <w:tcPr>
+            <w:tcW w:type="dxa" w:w="3408"/>
+          </w:tcPr>
+          <w:p>
+            <w:r>
+              <w:t>Check remaining review and handling conditions</w:t>
+            </w:r>
+          </w:p>
+        </w:tc>
+      </w:tr>
+      <w:tr>
+        <w:tc>
+          <w:tcPr>
+            <w:tcW w:type="dxa" w:w="3408"/>
+          </w:tcPr>
+          <w:p>
+            <w:r>
+              <w:t>Public posting of originals</w:t>
+            </w:r>
+          </w:p>
+        </w:tc>
+        <w:tc>
+          <w:tcPr>
+            <w:tcW w:type="dxa" w:w="3408"/>
+          </w:tcPr>
+          <w:p>
+            <w:r>
+              <w:t>Explicitly excluded</w:t>
+            </w:r>
+          </w:p>
+        </w:tc>
+        <w:tc>
+          <w:tcPr>
+            <w:tcW w:type="dxa" w:w="3408"/>
+          </w:tcPr>
+          <w:p>
+            <w:r>
+              <w:t>Do not post under this agreement</w:t>
+            </w:r>
+          </w:p>
+        </w:tc>
+      </w:tr>
+      <w:tr>
+        <w:tc>
+          <w:tcPr>
+            <w:tcW w:type="dxa" w:w="3408"/>
+          </w:tcPr>
+          <w:p>
+            <w:r>
+              <w:t>Unrelated face-recognition project</w:t>
+            </w:r>
+          </w:p>
+        </w:tc>
+        <w:tc>
+          <w:tcPr>
+            <w:tcW w:type="dxa" w:w="3408"/>
+          </w:tcPr>
+          <w:p>
+            <w:r>
+              <w:t>Explicitly excluded</w:t>
+            </w:r>
+          </w:p>
+        </w:tc>
+        <w:tc>
+          <w:tcPr>
+            <w:tcW w:type="dxa" w:w="3408"/>
+          </w:tcPr>
+          <w:p>
+            <w:r>
+              <w:t>Existing agreement does not authorize reuse</w:t>
+            </w:r>
+          </w:p>
+        </w:tc>
+      </w:tr>
+      <w:tr>
+        <w:tc>
+          <w:tcPr>
+            <w:tcW w:type="dxa" w:w="3408"/>
+          </w:tcPr>
+          <w:p>
+            <w:r>
+              <w:t>New project asks for originals</w:t>
+            </w:r>
+          </w:p>
+        </w:tc>
+        <w:tc>
+          <w:tcPr>
+            <w:tcW w:type="dxa" w:w="3408"/>
+          </w:tcPr>
+          <w:p>
+            <w:r>
+              <w:t>Request only; no new authorization supplied</w:t>
+            </w:r>
+          </w:p>
+        </w:tc>
+        <w:tc>
+          <w:tcPr>
+            <w:tcW w:type="dxa" w:w="3408"/>
+          </w:tcPr>
+          <w:p>
+            <w:r>
+              <w:t>Keep exclusion; identify required new process</w:t>
+            </w:r>
+          </w:p>
+        </w:tc>
+      </w:tr>
+      <w:tr>
+        <w:tc>
+          <w:tcPr>
+            <w:tcW w:type="dxa" w:w="3408"/>
+          </w:tcPr>
+          <w:p>
+            <w:r>
+              <w:t>Find an anonymous contribution for withdrawal</w:t>
+            </w:r>
+          </w:p>
+        </w:tc>
+        <w:tc>
+          <w:tcPr>
+            <w:tcW w:type="dxa" w:w="3408"/>
+          </w:tcPr>
+          <w:p>
+            <w:r>
+              <w:t>Mechanism not supplied</w:t>
+            </w:r>
+          </w:p>
+        </w:tc>
+        <w:tc>
+          <w:tcPr>
+            <w:tcW w:type="dxa" w:w="3408"/>
+          </w:tcPr>
+          <w:p>
+            <w:r>
+              <w:t>Do not invent traceability or unlimited deletion promises</w:t>
+            </w:r>
+          </w:p>
+        </w:tc>
+      </w:tr>
+    </w:tbl>
+    <w:p>
+      <w:pPr>
+        <w:pStyle w:val="Heading2"/>
+      </w:pPr>
+      <w:r>
+        <w:t>Predict an excluded new request</w:t>
+      </w:r>
+    </w:p>
+    <w:p>
+      <w:pPr>
+        <w:pStyle w:val="ListBullet"/>
+      </w:pPr>
+      <w:r>
+        <w:t>Change one thing: A new project requests the same drawings for an excluded purpose. Predict the result before checking the explanation. What remains the same?</w:t>
+      </w:r>
+    </w:p>
+    <w:p>
+      <w:pPr>
+        <w:pStyle w:val="Heading2"/>
+      </w:pPr>
+      <w:r>
+        <w:t>Check after predicting · reference / check after trying</w:t>
+      </w:r>
+    </w:p>
+    <w:p>
+      <w:r>
+        <w:drawing>
+          <wp:inline xmlns:a="http://schemas.openxmlformats.org/drawingml/2006/main" xmlns:pic="http://schemas.openxmlformats.org/drawingml/2006/picture">
+            <wp:extent cx="5486400" cy="3026664"/>
+            <wp:docPr id="3" name="Picture 3" descr="Original case: Record permitted uses and the approved withdrawal procedure. Changed condition: A new project requests the same drawings for an excluded purpose. Expected result: Do not reuse them under the existing consent; seek the required new authorisation. Reason: The new purpose falls outside the stated agreement."/>
+            <wp:cNvGraphicFramePr>
+              <a:graphicFrameLocks noChangeAspect="1"/>
+            </wp:cNvGraphicFramePr>
+            <a:graphic>
+              <a:graphicData uri="http://schemas.openxmlformats.org/drawingml/2006/picture">
+                <pic:pic>
+                  <pic:nvPicPr>
+                    <pic:cNvPr id="0" name="academy-story-ai-7-19-04.png"/>
+                    <pic:cNvPicPr/>
+                  </pic:nvPicPr>
+                  <pic:blipFill>
+                    <a:blip r:embed="rId11"/>
+                    <a:stretch>
+                      <a:fillRect/>
+                    </a:stretch>
+                  </pic:blipFill>
+                  <pic:spPr>
+                    <a:xfrm>
+                      <a:off x="0" y="0"/>
+                      <a:ext cx="5486400" cy="3026664"/>
+                    </a:xfrm>
+                    <a:prstGeom prst="rect"/>
+                  </pic:spPr>
+                </pic:pic>
+              </a:graphicData>
+            </a:graphic>
+          </wp:inline>
+        </w:drawing>
+      </w:r>
+    </w:p>
+    <w:p>
+      <w:pPr>
+        <w:pStyle w:val="Heading2"/>
+      </w:pPr>
+      <w:r>
+        <w:t>Explain remaining authorization limits</w:t>
+      </w:r>
+    </w:p>
+    <w:p>
+      <w:pPr>
+        <w:pStyle w:val="ListBullet"/>
+      </w:pPr>
+      <w:r>
+        <w:t>This fictional adult scenario is not approval for research with children; real oversight and applicable rules are separate requirements.</w:t>
+      </w:r>
+    </w:p>
+    <w:p>
+      <w:pPr>
+        <w:pStyle w:val="ListBullet"/>
+      </w:pPr>
+      <w:r>
+        <w:t>Read the labelled picture: Identify which uses the drawing consent permits and excludes. Can the unrelated project reuse the drawings under this agreement, and what new authorisation would be needed?</w:t>
+      </w:r>
+    </w:p>
+    <w:p>
+      <w:pPr>
+        <w:pStyle w:val="Heading2"/>
+      </w:pPr>
+      <w:r>
+        <w:t>Earlier wording, alternatives and picture transcripts · reference / check after trying</w:t>
+      </w:r>
+    </w:p>
+    <w:p>
+      <w:pPr>
         <w:pStyle w:val="Heading3"/>
       </w:pPr>
       <w:r>
-        <w:t>What this example does not establish</w:t>
-      </w:r>
-    </w:p>
-    <w:p>
-      <w:pPr>
-        <w:pStyle w:val="Heading3"/>
-      </w:pPr>
-      <w:r>
-        <w:t>Keep the stated limit</w:t>
+        <w:t>Learn from the worked case</w:t>
       </w:r>
     </w:p>
     <w:p>
       <w:pPr>
         <w:spacing w:line="336" w:lineRule="auto" w:after="180"/>
-        <w:shd w:fill="FFF5E6"/>
       </w:pPr>
       <w:r>
         <w:rPr>
           <w:b w:val="0"/>
         </w:rPr>
-        <w:t>This fictional adult scenario is not approval for research with children; real oversight and applicable rules are separate requirements.</w:t>
+        <w:t>Cover the result before checking it. Say what is given, choose the procedure, and follow one step at a time. Then uncover the result and explain your first mismatch. Ask why a step is allowed, not only what number it produces.</w:t>
       </w:r>
     </w:p>
     <w:p>
@@ -1312,31 +2013,7 @@
         <w:pStyle w:val="Heading3"/>
       </w:pPr>
       <w:r>
-        <w:t>Keep the stated limit</w:t>
-      </w:r>
-    </w:p>
-    <w:p>
-      <w:pPr>
-        <w:spacing w:line="336" w:lineRule="auto" w:after="180"/>
-        <w:shd w:fill="FFF5E6"/>
-      </w:pPr>
-      <w:r>
-        <w:rPr>
-          <w:b w:val="0"/>
-        </w:rPr>
-        <w:t xml:space="preserve">Read the labelled picture: Identify which uses the drawing </w:t>
-      </w:r>
-      <w:r>
-        <w:rPr>
-          <w:b/>
-        </w:rPr>
-        <w:t>consent</w:t>
-      </w:r>
-      <w:r>
-        <w:rPr>
-          <w:b w:val="0"/>
-        </w:rPr>
-        <w:t xml:space="preserve"> permits and excludes. Can the unrelated project reuse the drawings under this agreement, and what new authorisation would be needed?</w:t>
+        <w:t>A pictorial worked case: Research ethics and consent</w:t>
       </w:r>
     </w:p>
     <w:p>
@@ -1344,19 +2021,59 @@
         <w:pStyle w:val="Heading3"/>
       </w:pPr>
       <w:r>
-        <w:t>Keep the stated limit</w:t>
-      </w:r>
-    </w:p>
-    <w:p>
-      <w:pPr>
-        <w:spacing w:line="336" w:lineRule="auto" w:after="180"/>
-        <w:shd w:fill="FFF5E6"/>
-      </w:pPr>
-      <w:r>
-        <w:rPr>
-          <w:b w:val="0"/>
-        </w:rPr>
-        <w:t>Change one thing: A new project requests the same drawings for an excluded purpose. Predict the result before checking the explanation. What remains the same?</w:t>
+        <w:t>The facts we will use</w:t>
+      </w:r>
+    </w:p>
+    <w:p>
+      <w:r>
+        <w:drawing>
+          <wp:inline xmlns:a="http://schemas.openxmlformats.org/drawingml/2006/main" xmlns:pic="http://schemas.openxmlformats.org/drawingml/2006/picture">
+            <wp:extent cx="5486400" cy="5261429"/>
+            <wp:docPr id="4" name="Picture 4" descr="Research ethics and consent. State the purpose: Explain the drawing task and planned use before participation.. Respect exclusions: Do not publish originals or transfer them to the unrelated project.. Keep the agreement: Record permitted uses and the approved withdrawal procedure."/>
+            <wp:cNvGraphicFramePr>
+              <a:graphicFrameLocks noChangeAspect="1"/>
+            </wp:cNvGraphicFramePr>
+            <a:graphic>
+              <a:graphicData uri="http://schemas.openxmlformats.org/drawingml/2006/picture">
+                <pic:pic>
+                  <pic:nvPicPr>
+                    <pic:cNvPr id="0" name="academy-visual-ai-7-19.png"/>
+                    <pic:cNvPicPr/>
+                  </pic:nvPicPr>
+                  <pic:blipFill>
+                    <a:blip r:embed="rId12"/>
+                    <a:stretch>
+                      <a:fillRect/>
+                    </a:stretch>
+                  </pic:blipFill>
+                  <pic:spPr>
+                    <a:xfrm>
+                      <a:off x="0" y="0"/>
+                      <a:ext cx="5486400" cy="5261429"/>
+                    </a:xfrm>
+                    <a:prstGeom prst="rect"/>
+                  </pic:spPr>
+                </pic:pic>
+              </a:graphicData>
+            </a:graphic>
+          </wp:inline>
+        </w:drawing>
+      </w:r>
+    </w:p>
+    <w:p>
+      <w:pPr>
+        <w:pStyle w:val="Heading3"/>
+      </w:pPr>
+      <w:r>
+        <w:t>Why this result follows</w:t>
+      </w:r>
+    </w:p>
+    <w:p>
+      <w:pPr>
+        <w:pStyle w:val="Heading3"/>
+      </w:pPr>
+      <w:r>
+        <w:t>What this example does not establish</w:t>
       </w:r>
     </w:p>
     <w:p>
@@ -1364,12 +2081,20 @@
         <w:pStyle w:val="Heading1"/>
       </w:pPr>
       <w:r>
-        <w:t>07. Find and repair a mistake</w:t>
-      </w:r>
-    </w:p>
-    <w:p>
-      <w:r>
-        <w:t>Find the unsupported step in the Research ethics and consent claim and explain a repair using the supplied evidence.</w:t>
+        <w:t>07. Repair implied permission and unsupported approval claims</w:t>
+      </w:r>
+    </w:p>
+    <w:p>
+      <w:r>
+        <w:t>State the missing process without pretending it has happened.</w:t>
+      </w:r>
+    </w:p>
+    <w:p>
+      <w:pPr>
+        <w:pStyle w:val="Heading2"/>
+      </w:pPr>
+      <w:r>
+        <w:t>Original qualification and repair setup</w:t>
       </w:r>
     </w:p>
     <w:p>
@@ -1385,16 +2110,7 @@
     </w:p>
     <w:p>
       <w:pPr>
-        <w:pStyle w:val="Heading3"/>
-      </w:pPr>
-      <w:r>
-        <w:t>Check the claim against the facts</w:t>
-      </w:r>
-    </w:p>
-    <w:p>
-      <w:pPr>
         <w:spacing w:line="336" w:lineRule="auto" w:after="180"/>
-        <w:shd w:fill="FFF5E6"/>
       </w:pPr>
       <w:r>
         <w:rPr>
@@ -1406,7 +2122,6 @@
     <w:p>
       <w:pPr>
         <w:spacing w:line="336" w:lineRule="auto" w:after="180"/>
-        <w:shd w:fill="FFF5E6"/>
       </w:pPr>
       <w:r>
         <w:rPr>
@@ -1429,6 +2144,234 @@
     </w:p>
     <w:p>
       <w:pPr>
+        <w:pStyle w:val="Heading2"/>
+      </w:pPr>
+      <w:r>
+        <w:t>Purpose, voluntariness and handling probes</w:t>
+      </w:r>
+    </w:p>
+    <w:tbl>
+      <w:tblPr>
+        <w:tblStyle w:val="LightShading-Accent1"/>
+        <w:tblW w:type="auto" w:w="0"/>
+        <w:tblLook w:firstColumn="1" w:firstRow="1" w:lastColumn="0" w:lastRow="0" w:noHBand="0" w:noVBand="1" w:val="04A0"/>
+      </w:tblPr>
+      <w:tblGrid>
+        <w:gridCol w:w="5112"/>
+        <w:gridCol w:w="5112"/>
+      </w:tblGrid>
+      <w:tr>
+        <w:trPr>
+          <w:tblHeader/>
+        </w:trPr>
+        <w:tc>
+          <w:tcPr>
+            <w:tcW w:type="dxa" w:w="5112"/>
+          </w:tcPr>
+          <w:p>
+            <w:r>
+              <w:t>Ethics/policy probe</w:t>
+            </w:r>
+          </w:p>
+        </w:tc>
+        <w:tc>
+          <w:tcPr>
+            <w:tcW w:type="dxa" w:w="5112"/>
+          </w:tcPr>
+          <w:p>
+            <w:r>
+              <w:t>Checked interpretation</w:t>
+            </w:r>
+          </w:p>
+        </w:tc>
+      </w:tr>
+      <w:tr>
+        <w:tc>
+          <w:tcPr>
+            <w:tcW w:type="dxa" w:w="5112"/>
+          </w:tcPr>
+          <w:p>
+            <w:r>
+              <w:t>Teacher can access work for grading</w:t>
+            </w:r>
+          </w:p>
+        </w:tc>
+        <w:tc>
+          <w:tcPr>
+            <w:tcW w:type="dxa" w:w="5112"/>
+          </w:tcPr>
+          <w:p>
+            <w:r>
+              <w:t>Access does not establish study permission</w:t>
+            </w:r>
+          </w:p>
+        </w:tc>
+      </w:tr>
+      <w:tr>
+        <w:tc>
+          <w:tcPr>
+            <w:tcW w:type="dxa" w:w="5112"/>
+          </w:tcPr>
+          <w:p>
+            <w:r>
+              <w:t>No reply from a person</w:t>
+            </w:r>
+          </w:p>
+        </w:tc>
+        <w:tc>
+          <w:tcPr>
+            <w:tcW w:type="dxa" w:w="5112"/>
+          </w:tcPr>
+          <w:p>
+            <w:r>
+              <w:t>Not affirmative opt-in under the supplied policy</w:t>
+            </w:r>
+          </w:p>
+        </w:tc>
+      </w:tr>
+      <w:tr>
+        <w:tc>
+          <w:tcPr>
+            <w:tcW w:type="dxa" w:w="5112"/>
+          </w:tcPr>
+          <w:p>
+            <w:r>
+              <w:t>Participation affects grades</w:t>
+            </w:r>
+          </w:p>
+        </w:tc>
+        <w:tc>
+          <w:tcPr>
+            <w:tcW w:type="dxa" w:w="5112"/>
+          </w:tcPr>
+          <w:p>
+            <w:r>
+              <w:t>Conflicts with a voluntary, penalty-free choice</w:t>
+            </w:r>
+          </w:p>
+        </w:tc>
+      </w:tr>
+      <w:tr>
+        <w:tc>
+          <w:tcPr>
+            <w:tcW w:type="dxa" w:w="5112"/>
+          </w:tcPr>
+          <w:p>
+            <w:r>
+              <w:t>A new project has an interesting purpose</w:t>
+            </w:r>
+          </w:p>
+        </w:tc>
+        <w:tc>
+          <w:tcPr>
+            <w:tcW w:type="dxa" w:w="5112"/>
+          </w:tcPr>
+          <w:p>
+            <w:r>
+              <w:t>Interest does not override existing exclusions</w:t>
+            </w:r>
+          </w:p>
+        </w:tc>
+      </w:tr>
+      <w:tr>
+        <w:tc>
+          <w:tcPr>
+            <w:tcW w:type="dxa" w:w="5112"/>
+          </w:tcPr>
+          <w:p>
+            <w:r>
+              <w:t>A form has been drafted</w:t>
+            </w:r>
+          </w:p>
+        </w:tc>
+        <w:tc>
+          <w:tcPr>
+            <w:tcW w:type="dxa" w:w="5112"/>
+          </w:tcPr>
+          <w:p>
+            <w:r>
+              <w:t>Not evidence of consent obtained or review completed</w:t>
+            </w:r>
+          </w:p>
+        </w:tc>
+      </w:tr>
+      <w:tr>
+        <w:tc>
+          <w:tcPr>
+            <w:tcW w:type="dxa" w:w="5112"/>
+          </w:tcPr>
+          <w:p>
+            <w:r>
+              <w:t>Contributions described as anonymous</w:t>
+            </w:r>
+          </w:p>
+        </w:tc>
+        <w:tc>
+          <w:tcPr>
+            <w:tcW w:type="dxa" w:w="5112"/>
+          </w:tcPr>
+          <w:p>
+            <w:r>
+              <w:t>Do not assume a reversible identity link for later deletion</w:t>
+            </w:r>
+          </w:p>
+        </w:tc>
+      </w:tr>
+      <w:tr>
+        <w:tc>
+          <w:tcPr>
+            <w:tcW w:type="dxa" w:w="5112"/>
+          </w:tcPr>
+          <w:p>
+            <w:r>
+              <w:t>Purpose is within scope</w:t>
+            </w:r>
+          </w:p>
+        </w:tc>
+        <w:tc>
+          <w:tcPr>
+            <w:tcW w:type="dxa" w:w="5112"/>
+          </w:tcPr>
+          <w:p>
+            <w:r>
+              <w:t>Other review, burden and handling conditions still need checking</w:t>
+            </w:r>
+          </w:p>
+        </w:tc>
+      </w:tr>
+      <w:tr>
+        <w:tc>
+          <w:tcPr>
+            <w:tcW w:type="dxa" w:w="5112"/>
+          </w:tcPr>
+          <w:p>
+            <w:r>
+              <w:t>A classroom answer is correct</w:t>
+            </w:r>
+          </w:p>
+        </w:tc>
+        <w:tc>
+          <w:tcPr>
+            <w:tcW w:type="dxa" w:w="5112"/>
+          </w:tcPr>
+          <w:p>
+            <w:r>
+              <w:t>Does not approve an actual human study</w:t>
+            </w:r>
+          </w:p>
+        </w:tc>
+      </w:tr>
+    </w:tbl>
+    <w:p>
+      <w:pPr>
+        <w:pStyle w:val="Heading2"/>
+      </w:pPr>
+      <w:r>
+        <w:t>Write a policy-grounded repair</w:t>
+      </w:r>
+    </w:p>
+    <w:p>
+      <w:pPr>
         <w:pStyle w:val="Heading3"/>
       </w:pPr>
       <w:r>
@@ -1462,21 +2405,93 @@
     </w:p>
     <w:p>
       <w:pPr>
+        <w:pStyle w:val="ListBullet"/>
+      </w:pPr>
+      <w:r>
+        <w:t>A report omits this qualification: This classroom policy exercise does not determine real legal or institutional requirements. Explain how omitting it could change a reader's interpretation, and write an accurate replacement.</w:t>
+      </w:r>
+    </w:p>
+    <w:p>
+      <w:pPr>
         <w:pStyle w:val="Heading3"/>
       </w:pPr>
       <w:r>
+        <w:t>State one repair and the checks you would rerun.</w:t>
+      </w:r>
+    </w:p>
+    <w:p>
+      <w:r>
+        <w:t>________________________________________________________________</w:t>
+      </w:r>
+    </w:p>
+    <w:p>
+      <w:r>
+        <w:t>________________________________________________________________</w:t>
+      </w:r>
+    </w:p>
+    <w:p>
+      <w:r>
+        <w:t>________________________________________________________________</w:t>
+      </w:r>
+    </w:p>
+    <w:p>
+      <w:r>
+        <w:t>________________________________________________________________</w:t>
+      </w:r>
+    </w:p>
+    <w:p>
+      <w:r>
+        <w:t>________________________________________________________________</w:t>
+      </w:r>
+    </w:p>
+    <w:p>
+      <w:r>
+        <w:t>________________________________________________________________</w:t>
+      </w:r>
+    </w:p>
+    <w:p>
+      <w:pPr>
+        <w:pStyle w:val="Heading2"/>
+      </w:pPr>
+      <w:r>
+        <w:t>Earlier wording, alternatives and picture transcripts · reference / check after trying</w:t>
+      </w:r>
+    </w:p>
+    <w:p>
+      <w:pPr>
+        <w:pStyle w:val="Heading3"/>
+      </w:pPr>
+      <w:r>
         <w:t>Locate the earliest unsupported step</w:t>
       </w:r>
     </w:p>
     <w:p>
       <w:pPr>
-        <w:spacing w:line="336" w:lineRule="auto" w:after="180"/>
-      </w:pPr>
-      <w:r>
-        <w:rPr>
-          <w:b w:val="0"/>
-        </w:rPr>
-        <w:t>A report omits this qualification: This classroom policy exercise does not determine real legal or institutional requirements. Explain how omitting it could change a reader's interpretation, and write an accurate replacement.</w:t>
+        <w:pStyle w:val="Heading1"/>
+      </w:pPr>
+      <w:r>
+        <w:t>08. Practise auditing a fictional proposal without collecting records</w:t>
+      </w:r>
+    </w:p>
+    <w:p>
+      <w:r>
+        <w:t>Reserve the silence-and-grades scenario for a first individual attempt.</w:t>
+      </w:r>
+    </w:p>
+    <w:p>
+      <w:pPr>
+        <w:pStyle w:val="Heading2"/>
+      </w:pPr>
+      <w:r>
+        <w:t>Shared explanation</w:t>
+      </w:r>
+    </w:p>
+    <w:p>
+      <w:pPr>
+        <w:pStyle w:val="ListBullet"/>
+      </w:pPr>
+      <w:r>
+        <w:t>Explain the weekly mechanism in your own words. Use the worked scenario to name its input, decision rule and output.</w:t>
       </w:r>
     </w:p>
     <w:p>
@@ -1484,7 +2499,7 @@
         <w:pStyle w:val="Heading3"/>
       </w:pPr>
       <w:r>
-        <w:t>State one repair and the checks you would rerun.</w:t>
+        <w:t>Guided: restate the worked result, then name the assumption or limitation that prevents a broader conclusion.</w:t>
       </w:r>
     </w:p>
     <w:p>
@@ -1513,79 +2528,19 @@
       </w:r>
     </w:p>
     <w:p>
+      <w:pPr>
+        <w:pStyle w:val="Heading3"/>
+      </w:pPr>
+      <w:r>
+        <w:t>Explain your prediction to a partner before comparing results.</w:t>
+      </w:r>
+    </w:p>
+    <w:p>
       <w:r>
         <w:t>________________________________________________________________</w:t>
       </w:r>
     </w:p>
     <w:p>
-      <w:pPr>
-        <w:pStyle w:val="Heading1"/>
-      </w:pPr>
-      <w:r>
-        <w:t>08. Practise together</w:t>
-      </w:r>
-    </w:p>
-    <w:p>
-      <w:r>
-        <w:t>Practise Research ethics and consent with support, then explain the deciding step in your own words.</w:t>
-      </w:r>
-    </w:p>
-    <w:p>
-      <w:pPr>
-        <w:spacing w:line="336" w:lineRule="auto" w:after="180"/>
-      </w:pPr>
-      <w:r>
-        <w:rPr>
-          <w:b w:val="0"/>
-        </w:rPr>
-        <w:t xml:space="preserve">Explain the weekly </w:t>
-      </w:r>
-      <w:r>
-        <w:rPr>
-          <w:b/>
-        </w:rPr>
-        <w:t>mechanism</w:t>
-      </w:r>
-      <w:r>
-        <w:rPr>
-          <w:b w:val="0"/>
-        </w:rPr>
-        <w:t xml:space="preserve"> in your own words. Use the worked scenario to name its </w:t>
-      </w:r>
-      <w:r>
-        <w:rPr>
-          <w:b/>
-        </w:rPr>
-        <w:t>input</w:t>
-      </w:r>
-      <w:r>
-        <w:rPr>
-          <w:b w:val="0"/>
-        </w:rPr>
-        <w:t xml:space="preserve">, decision rule and </w:t>
-      </w:r>
-      <w:r>
-        <w:rPr>
-          <w:b/>
-        </w:rPr>
-        <w:t>output</w:t>
-      </w:r>
-      <w:r>
-        <w:rPr>
-          <w:b w:val="0"/>
-        </w:rPr>
-        <w:t>.</w:t>
-      </w:r>
-    </w:p>
-    <w:p>
-      <w:pPr>
-        <w:pStyle w:val="Heading3"/>
-      </w:pPr>
-      <w:r>
-        <w:t>Guided: restate the worked result, then name the assumption or limitation that prevents a broader conclusion.</w:t>
-      </w:r>
-    </w:p>
-    <w:p>
       <w:r>
         <w:t>________________________________________________________________</w:t>
       </w:r>
@@ -1601,49 +2556,11 @@
       </w:r>
     </w:p>
     <w:p>
-      <w:r>
-        <w:t>________________________________________________________________</w:t>
-      </w:r>
-    </w:p>
-    <w:p>
-      <w:r>
-        <w:t>________________________________________________________________</w:t>
-      </w:r>
-    </w:p>
-    <w:p>
-      <w:pPr>
-        <w:pStyle w:val="Heading3"/>
-      </w:pPr>
-      <w:r>
-        <w:t>Explain your prediction to a partner before comparing results.</w:t>
-      </w:r>
-    </w:p>
-    <w:p>
-      <w:r>
-        <w:t>________________________________________________________________</w:t>
-      </w:r>
-    </w:p>
-    <w:p>
-      <w:r>
-        <w:t>________________________________________________________________</w:t>
-      </w:r>
-    </w:p>
-    <w:p>
-      <w:r>
-        <w:t>________________________________________________________________</w:t>
-      </w:r>
-    </w:p>
-    <w:p>
-      <w:r>
-        <w:t>________________________________________________________________</w:t>
-      </w:r>
-    </w:p>
-    <w:p>
-      <w:pPr>
-        <w:pStyle w:val="Heading3"/>
-      </w:pPr>
-      <w:r>
-        <w:t>Practise with less help: Trace the worked case</w:t>
+      <w:pPr>
+        <w:pStyle w:val="Heading2"/>
+      </w:pPr>
+      <w:r>
+        <w:t>Supported workbook trace</w:t>
       </w:r>
     </w:p>
     <w:p>
@@ -1773,94 +2690,49 @@
     </w:p>
     <w:p>
       <w:pPr>
+        <w:pStyle w:val="Heading2"/>
+      </w:pPr>
+      <w:r>
+        <w:t>Individual check</w:t>
+      </w:r>
+    </w:p>
+    <w:p>
+      <w:pPr>
+        <w:pStyle w:val="ListBullet"/>
+      </w:pPr>
+      <w:r>
+        <w:t>Use the worked case for Research ethics and consent. Proposed explanation: “The worked result establishes every future case”. Decide whether this explanation is supported. Point to the step or supplied fact that decides; explain your repair if needed.</w:t>
+      </w:r>
+    </w:p>
+    <w:p>
+      <w:pPr>
+        <w:pStyle w:val="ListBullet"/>
+      </w:pPr>
+      <w:r>
+        <w:t>Answer on your own before discussion. If you are unsure, say which step you need help with.</w:t>
+      </w:r>
+    </w:p>
+    <w:p>
+      <w:pPr>
+        <w:pStyle w:val="Heading2"/>
+      </w:pPr>
+      <w:r>
+        <w:t>Picture response</w:t>
+      </w:r>
+    </w:p>
+    <w:p>
+      <w:pPr>
+        <w:pStyle w:val="ListBullet"/>
+      </w:pPr>
+      <w:r>
+        <w:t>Identify which uses the drawing consent permits and excludes. Can the unrelated project reuse the drawings under this agreement, and what new authorisation would be needed?</w:t>
+      </w:r>
+    </w:p>
+    <w:p>
+      <w:pPr>
         <w:pStyle w:val="Heading3"/>
       </w:pPr>
       <w:r>
-        <w:t>Check your reasoning</w:t>
-      </w:r>
-    </w:p>
-    <w:p>
-      <w:pPr>
-        <w:spacing w:line="336" w:lineRule="auto" w:after="180"/>
-      </w:pPr>
-      <w:r>
-        <w:rPr>
-          <w:b w:val="0"/>
-        </w:rPr>
-        <w:t xml:space="preserve">Use the worked case for Research ethics and </w:t>
-      </w:r>
-      <w:r>
-        <w:rPr>
-          <w:b/>
-        </w:rPr>
-        <w:t>consent</w:t>
-      </w:r>
-      <w:r>
-        <w:rPr>
-          <w:b w:val="0"/>
-        </w:rPr>
-        <w:t>. Proposed explanation: “The worked result establishes every future case”. Decide whether this explanation is supported.</w:t>
-      </w:r>
-    </w:p>
-    <w:p>
-      <w:pPr>
-        <w:spacing w:line="336" w:lineRule="auto" w:after="180"/>
-      </w:pPr>
-      <w:r>
-        <w:rPr>
-          <w:b w:val="0"/>
-        </w:rPr>
-        <w:t>Point to the step or supplied fact that decides; explain your repair if needed.</w:t>
-      </w:r>
-    </w:p>
-    <w:p>
-      <w:pPr>
-        <w:spacing w:line="336" w:lineRule="auto" w:after="180"/>
-      </w:pPr>
-      <w:r>
-        <w:rPr>
-          <w:b w:val="0"/>
-        </w:rPr>
-        <w:t>Answer on your own before discussion. If you are unsure, say which step you need help with.</w:t>
-      </w:r>
-    </w:p>
-    <w:p>
-      <w:pPr>
-        <w:pStyle w:val="Heading3"/>
-      </w:pPr>
-      <w:r>
-        <w:t>Explain the picture</w:t>
-      </w:r>
-    </w:p>
-    <w:p>
-      <w:pPr>
-        <w:spacing w:line="336" w:lineRule="auto" w:after="180"/>
-        <w:shd w:fill="F5F1FB"/>
-      </w:pPr>
-      <w:r>
-        <w:rPr>
-          <w:b w:val="0"/>
-        </w:rPr>
-        <w:t xml:space="preserve">Identify which uses the drawing </w:t>
-      </w:r>
-      <w:r>
-        <w:rPr>
-          <w:b/>
-        </w:rPr>
-        <w:t>consent</w:t>
-      </w:r>
-      <w:r>
-        <w:rPr>
-          <w:b w:val="0"/>
-        </w:rPr>
-        <w:t xml:space="preserve"> permits and excludes. Can the unrelated project reuse the drawings under this agreement, and what new authorisation would be needed?</w:t>
-      </w:r>
-    </w:p>
-    <w:p>
-      <w:pPr>
-        <w:pStyle w:val="Heading3"/>
-      </w:pPr>
-      <w:r>
         <w:t>My explanation using a pictured step and the given facts</w:t>
       </w:r>
     </w:p>
@@ -1882,6 +2754,14 @@
     <w:p>
       <w:r>
         <w:t>________________________________________________________________</w:t>
+      </w:r>
+    </w:p>
+    <w:p>
+      <w:pPr>
+        <w:pStyle w:val="Heading2"/>
+      </w:pPr>
+      <w:r>
+        <w:t>Reserve selected policy scenario</w:t>
       </w:r>
     </w:p>
     <w:p>
@@ -1897,23 +2777,55 @@
     </w:p>
     <w:p>
       <w:pPr>
+        <w:pStyle w:val="Heading2"/>
+      </w:pPr>
+      <w:r>
+        <w:t>Earlier wording, alternatives and picture transcripts · reference / check after trying</w:t>
+      </w:r>
+    </w:p>
+    <w:p>
+      <w:pPr>
+        <w:pStyle w:val="Heading3"/>
+      </w:pPr>
+      <w:r>
+        <w:t>Practise with less help: Trace the worked case</w:t>
+      </w:r>
+    </w:p>
+    <w:p>
+      <w:pPr>
+        <w:pStyle w:val="Heading3"/>
+      </w:pPr>
+      <w:r>
+        <w:t>Check your reasoning</w:t>
+      </w:r>
+    </w:p>
+    <w:p>
+      <w:pPr>
+        <w:pStyle w:val="Heading3"/>
+      </w:pPr>
+      <w:r>
+        <w:t>Explain the picture</w:t>
+      </w:r>
+    </w:p>
+    <w:p>
+      <w:pPr>
         <w:pStyle w:val="Heading1"/>
       </w:pPr>
       <w:r>
-        <w:t>09. Run the investigation</w:t>
-      </w:r>
-    </w:p>
-    <w:p>
-      <w:r>
-        <w:t>Investigate Research ethics and consent. Record the prediction, actual observation or labelled paper trace, explanation and next test separately.</w:t>
-      </w:r>
-    </w:p>
-    <w:p>
-      <w:pPr>
-        <w:pStyle w:val="Heading3"/>
-      </w:pPr>
-      <w:r>
-        <w:t>Predict, investigate and preserve the evidence</w:t>
+        <w:t>09. Investigate the proposal through a complete paper permission audit</w:t>
+      </w:r>
+    </w:p>
+    <w:p>
+      <w:r>
+        <w:t>Mark real review, collection and consent as not performed.</w:t>
+      </w:r>
+    </w:p>
+    <w:p>
+      <w:pPr>
+        <w:pStyle w:val="Heading2"/>
+      </w:pPr>
+      <w:r>
+        <w:t>Current fictional proposal</w:t>
       </w:r>
     </w:p>
     <w:p>
@@ -1925,6 +2837,30 @@
           <w:b w:val="0"/>
         </w:rPr>
         <w:t>Proposal automatically copies student essays into a study because they were submitted for grading. Show the intermediate steps and give the conclusion with its scope.</w:t>
+      </w:r>
+    </w:p>
+    <w:p>
+      <w:pPr>
+        <w:pStyle w:val="Heading2"/>
+      </w:pPr>
+      <w:r>
+        <w:t>Complete paper-audit instructions</w:t>
+      </w:r>
+    </w:p>
+    <w:p>
+      <w:pPr>
+        <w:pStyle w:val="ListNumber"/>
+      </w:pPr>
+      <w:r>
+        <w:t>Use a paper audit, not recruitment or software that copies records. Write the proposed use, existing purpose, required policy conditions, supplied evidence and first unsupported inference. The expected main finding is that submitting an essay for grading does not establish research permission. Choose fictional substitutes for this course. A proposed repair is a plan, not a completed review or actual consent. For the drawing case, keep explicit exclusions and avoid inventing an anonymous-data withdrawal mechanism.</w:t>
+      </w:r>
+    </w:p>
+    <w:p>
+      <w:pPr>
+        <w:pStyle w:val="Heading2"/>
+      </w:pPr>
+      <w:r>
+        <w:t>Evidence record and reflection</w:t>
       </w:r>
     </w:p>
     <w:tbl>
@@ -2076,14 +3012,6 @@
     </w:p>
     <w:p>
       <w:pPr>
-        <w:pStyle w:val="Heading3"/>
-      </w:pPr>
-      <w:r>
-        <w:t>Plan → try → check</w:t>
-      </w:r>
-    </w:p>
-    <w:p>
-      <w:pPr>
         <w:spacing w:line="336" w:lineRule="auto" w:after="180"/>
       </w:pPr>
       <w:r>
@@ -2095,23 +3023,47 @@
     </w:p>
     <w:p>
       <w:pPr>
+        <w:pStyle w:val="Heading2"/>
+      </w:pPr>
+      <w:r>
+        <w:t>Earlier wording, alternatives and picture transcripts · reference / check after trying</w:t>
+      </w:r>
+    </w:p>
+    <w:p>
+      <w:pPr>
+        <w:pStyle w:val="Heading3"/>
+      </w:pPr>
+      <w:r>
+        <w:t>Predict, investigate and preserve the evidence</w:t>
+      </w:r>
+    </w:p>
+    <w:p>
+      <w:pPr>
+        <w:pStyle w:val="Heading3"/>
+      </w:pPr>
+      <w:r>
+        <w:t>Plan → try → check</w:t>
+      </w:r>
+    </w:p>
+    <w:p>
+      <w:pPr>
         <w:pStyle w:val="Heading1"/>
       </w:pPr>
       <w:r>
-        <w:t>10. Build your understanding</w:t>
-      </w:r>
-    </w:p>
-    <w:p>
-      <w:r>
-        <w:t>Move from recall to tracing, diagnosis and transfer in Research ethics and consent. Explain why each step is justified.</w:t>
-      </w:r>
-    </w:p>
-    <w:p>
-      <w:pPr>
-        <w:pStyle w:val="Heading3"/>
-      </w:pPr>
-      <w:r>
-        <w:t>Explain → apply → challenge</w:t>
+        <w:t>14. Try alone: audit silence as agreement and graded participation</w:t>
+      </w:r>
+    </w:p>
+    <w:p>
+      <w:r>
+        <w:t>Apply the supplied opt-in policy before opening feedback.</w:t>
+      </w:r>
+    </w:p>
+    <w:p>
+      <w:pPr>
+        <w:pStyle w:val="Heading2"/>
+      </w:pPr>
+      <w:r>
+        <w:t>Independent proposal</w:t>
       </w:r>
     </w:p>
     <w:p>
@@ -2122,43 +3074,123 @@
         <w:rPr>
           <w:b w:val="0"/>
         </w:rPr>
-        <w:t xml:space="preserve">Explain the weekly </w:t>
-      </w:r>
-      <w:r>
-        <w:rPr>
-          <w:b/>
-        </w:rPr>
-        <w:t>mechanism</w:t>
-      </w:r>
+        <w:t>A fictional policy requires opt-in; proposal treats silence as agreement and grades participation. Audit.</w:t>
+      </w:r>
+    </w:p>
+    <w:p>
+      <w:pPr>
+        <w:pStyle w:val="Heading2"/>
+      </w:pPr>
+      <w:r>
+        <w:t>First attempt and support record</w:t>
+      </w:r>
+    </w:p>
+    <w:p>
+      <w:pPr>
+        <w:pStyle w:val="Heading3"/>
+      </w:pPr>
+      <w:r>
+        <w:t>My independent explanation, trace and limits</w:t>
+      </w:r>
+    </w:p>
+    <w:p>
+      <w:r>
+        <w:t>________________________________________________________________</w:t>
+      </w:r>
+    </w:p>
+    <w:p>
+      <w:r>
+        <w:t>________________________________________________________________</w:t>
+      </w:r>
+    </w:p>
+    <w:p>
+      <w:r>
+        <w:t>________________________________________________________________</w:t>
+      </w:r>
+    </w:p>
+    <w:p>
+      <w:r>
+        <w:t>________________________________________________________________</w:t>
+      </w:r>
+    </w:p>
+    <w:p>
+      <w:r>
+        <w:t>________________________________________________________________</w:t>
+      </w:r>
+    </w:p>
+    <w:p>
+      <w:r>
+        <w:t>________________________________________________________________</w:t>
+      </w:r>
+    </w:p>
+    <w:p>
+      <w:r>
+        <w:t>________________________________________________________________</w:t>
+      </w:r>
+    </w:p>
+    <w:p>
+      <w:pPr>
+        <w:spacing w:line="336" w:lineRule="auto" w:after="180"/>
+      </w:pPr>
       <w:r>
         <w:rPr>
           <w:b w:val="0"/>
         </w:rPr>
-        <w:t xml:space="preserve"> in your own words. Use the worked scenario to name its </w:t>
-      </w:r>
-      <w:r>
-        <w:rPr>
-          <w:b/>
-        </w:rPr>
-        <w:t>input</w:t>
-      </w:r>
+        <w:t>Attempt this case before feedback. Record any help. Earlier examples below are further practice; a case already practised with feedback cannot establish fresh transfer.</w:t>
+      </w:r>
+    </w:p>
+    <w:p>
+      <w:pPr>
+        <w:pStyle w:val="Heading2"/>
+      </w:pPr>
+      <w:r>
+        <w:t>Feedback after trying</w:t>
+      </w:r>
+    </w:p>
+    <w:p>
+      <w:pPr>
+        <w:spacing w:line="336" w:lineRule="auto" w:after="180"/>
+      </w:pPr>
       <w:r>
         <w:rPr>
           <w:b w:val="0"/>
         </w:rPr>
-        <w:t xml:space="preserve">, decision rule and </w:t>
-      </w:r>
-      <w:r>
-        <w:rPr>
-          <w:b/>
-        </w:rPr>
-        <w:t>output</w:t>
-      </w:r>
+        <w:t>Attempt the independent case before hints. Record whether you worked alone, used a hint or followed a model. After feedback, fix the first unsupported step and explain why it changed.</w:t>
+      </w:r>
+    </w:p>
+    <w:p>
+      <w:pPr>
+        <w:spacing w:line="336" w:lineRule="auto" w:after="180"/>
+      </w:pPr>
       <w:r>
         <w:rPr>
           <w:b w:val="0"/>
         </w:rPr>
-        <w:t>.</w:t>
+        <w:t>A later check uses a changed case, not a copied answer.</w:t>
+      </w:r>
+    </w:p>
+    <w:p>
+      <w:pPr>
+        <w:pStyle w:val="Heading2"/>
+      </w:pPr>
+      <w:r>
+        <w:t>Earlier wording, alternatives and picture transcripts · reference / check after trying</w:t>
+      </w:r>
+    </w:p>
+    <w:p>
+      <w:pPr>
+        <w:pStyle w:val="Heading3"/>
+      </w:pPr>
+      <w:r>
+        <w:t>Independent case: Apply a new case independently</w:t>
+      </w:r>
+    </w:p>
+    <w:p>
+      <w:pPr>
+        <w:pStyle w:val="Heading3"/>
+      </w:pPr>
+      <w:r>
+        <w:t>Attempt this without hints</w:t>
       </w:r>
     </w:p>
     <w:p>
@@ -2169,7 +3201,55 @@
         <w:rPr>
           <w:b w:val="0"/>
         </w:rPr>
-        <w:t>A report omits this qualification: This classroom policy exercise does not determine real legal or institutional requirements. Explain how omitting it could change a reader's interpretation, and write an accurate replacement.</w:t>
+        <w:t>A fictional policy requires opt-in; proposal treats silence as agreement and grades participation. Audit.</w:t>
+      </w:r>
+    </w:p>
+    <w:p>
+      <w:pPr>
+        <w:pStyle w:val="Heading3"/>
+      </w:pPr>
+      <w:r>
+        <w:t>My independent procedure, result and limitation</w:t>
+      </w:r>
+    </w:p>
+    <w:p>
+      <w:r>
+        <w:t>________________________________________________________________</w:t>
+      </w:r>
+    </w:p>
+    <w:p>
+      <w:r>
+        <w:t>________________________________________________________________</w:t>
+      </w:r>
+    </w:p>
+    <w:p>
+      <w:r>
+        <w:t>________________________________________________________________</w:t>
+      </w:r>
+    </w:p>
+    <w:p>
+      <w:r>
+        <w:t>________________________________________________________________</w:t>
+      </w:r>
+    </w:p>
+    <w:p>
+      <w:r>
+        <w:t>________________________________________________________________</w:t>
+      </w:r>
+    </w:p>
+    <w:p>
+      <w:r>
+        <w:t>________________________________________________________________</w:t>
+      </w:r>
+    </w:p>
+    <w:p>
+      <w:r>
+        <w:t>________________________________________________________________</w:t>
+      </w:r>
+    </w:p>
+    <w:p>
+      <w:r>
+        <w:t>________________________________________________________________</w:t>
       </w:r>
     </w:p>
     <w:p>
@@ -2180,18 +3260,7 @@
         <w:rPr>
           <w:b w:val="0"/>
         </w:rPr>
-        <w:t>For the worked scenario, propose one additional case that could reveal a failure, describe its expected outcome before running it, and explain what would need to remain fixed for a fair comparison.</w:t>
-      </w:r>
-    </w:p>
-    <w:p>
-      <w:pPr>
-        <w:spacing w:line="336" w:lineRule="auto" w:after="180"/>
-      </w:pPr>
-      <w:r>
-        <w:rPr>
-          <w:b w:val="0"/>
-        </w:rPr>
-        <w:t>Do not reuse W4 as a new final test after receiving feedback.</w:t>
+        <w:t>Record support used: none, hint or teacher explanation. After feedback, a different case is needed to demonstrate independence.</w:t>
       </w:r>
     </w:p>
     <w:p>
@@ -2199,32 +3268,7 @@
         <w:pStyle w:val="Heading3"/>
       </w:pPr>
       <w:r>
-        <w:t>Explain which evidence supports your conclusion and which claim remains unproved.</w:t>
-      </w:r>
-    </w:p>
-    <w:p>
-      <w:r>
-        <w:t>________________________________________________________________</w:t>
-      </w:r>
-    </w:p>
-    <w:p>
-      <w:r>
-        <w:t>________________________________________________________________</w:t>
-      </w:r>
-    </w:p>
-    <w:p>
-      <w:r>
-        <w:t>________________________________________________________________</w:t>
-      </w:r>
-    </w:p>
-    <w:p>
-      <w:r>
-        <w:t>________________________________________________________________</w:t>
-      </w:r>
-    </w:p>
-    <w:p>
-      <w:r>
-        <w:t>________________________________________________________________</w:t>
+        <w:t>Use feedback to improve</w:t>
       </w:r>
     </w:p>
     <w:p>
@@ -2232,12 +3276,20 @@
         <w:pStyle w:val="Heading1"/>
       </w:pPr>
       <w:r>
-        <w:t>11. Connect your project</w:t>
-      </w:r>
-    </w:p>
-    <w:p>
-      <w:r>
-        <w:t>Apply this week’s idea to Reproducible AI Research Study. Keep an annotated decision and the evidence supporting it.</w:t>
+        <w:t>11. Save purpose, policy conditions and unresolved questions</w:t>
+      </w:r>
+    </w:p>
+    <w:p>
+      <w:r>
+        <w:t>Keep proposed remedies separate from completed authorization.</w:t>
+      </w:r>
+    </w:p>
+    <w:p>
+      <w:pPr>
+        <w:pStyle w:val="Heading2"/>
+      </w:pPr>
+      <w:r>
+        <w:t>Project and artifact</w:t>
       </w:r>
     </w:p>
     <w:p>
@@ -2452,10 +3504,10 @@
     </w:tbl>
     <w:p>
       <w:pPr>
-        <w:pStyle w:val="Heading3"/>
-      </w:pPr>
-      <w:r>
-        <w:t>Evidence for your project</w:t>
+        <w:pStyle w:val="Heading2"/>
+      </w:pPr>
+      <w:r>
+        <w:t>Actual fictional-policy trace and limits</w:t>
       </w:r>
     </w:p>
     <w:p>
@@ -2471,15 +3523,88 @@
     </w:p>
     <w:p>
       <w:pPr>
+        <w:pStyle w:val="Heading2"/>
+      </w:pPr>
+      <w:r>
+        <w:t>Earlier wording, alternatives and picture transcripts · reference / check after trying</w:t>
+      </w:r>
+    </w:p>
+    <w:p>
+      <w:pPr>
+        <w:pStyle w:val="Heading3"/>
+      </w:pPr>
+      <w:r>
+        <w:t>Evidence for your project</w:t>
+      </w:r>
+    </w:p>
+    <w:p>
+      <w:pPr>
         <w:pStyle w:val="Heading1"/>
       </w:pPr>
       <w:r>
-        <w:t>12. Show what you know</w:t>
-      </w:r>
-    </w:p>
-    <w:p>
-      <w:r>
-        <w:t>Use a genuinely new case for independent evidence. Previously discussed examples remain practice; use the separately named independent case before feedback.</w:t>
+        <w:t>16. Explain how purpose, choice and review constrain research use</w:t>
+      </w:r>
+    </w:p>
+    <w:p>
+      <w:r>
+        <w:t>A correct fictional audit is not evidence of actual authorization.</w:t>
+      </w:r>
+    </w:p>
+    <w:p>
+      <w:pPr>
+        <w:pStyle w:val="Heading2"/>
+      </w:pPr>
+      <w:r>
+        <w:t>Retrieve and explain</w:t>
+      </w:r>
+    </w:p>
+    <w:p>
+      <w:pPr>
+        <w:pStyle w:val="ListBullet"/>
+      </w:pPr>
+      <w:r>
+        <w:t>Close your notes. Explain this goal in your own words: Explain the mechanism and terminology of research ethics and consent</w:t>
+      </w:r>
+    </w:p>
+    <w:p>
+      <w:pPr>
+        <w:pStyle w:val="Heading3"/>
+      </w:pPr>
+      <w:r>
+        <w:t>My deciding step, evidence and one remaining question</w:t>
+      </w:r>
+    </w:p>
+    <w:p>
+      <w:r>
+        <w:t>________________________________________________________________</w:t>
+      </w:r>
+    </w:p>
+    <w:p>
+      <w:r>
+        <w:t>________________________________________________________________</w:t>
+      </w:r>
+    </w:p>
+    <w:p>
+      <w:r>
+        <w:t>________________________________________________________________</w:t>
+      </w:r>
+    </w:p>
+    <w:p>
+      <w:r>
+        <w:t>________________________________________________________________</w:t>
+      </w:r>
+    </w:p>
+    <w:p>
+      <w:r>
+        <w:t>________________________________________________________________</w:t>
+      </w:r>
+    </w:p>
+    <w:p>
+      <w:pPr>
+        <w:pStyle w:val="Heading2"/>
+      </w:pPr>
+      <w:r>
+        <w:t>Plan a changed-case return</w:t>
       </w:r>
     </w:p>
     <w:p>
@@ -2490,62 +3615,31 @@
         <w:rPr>
           <w:b w:val="0"/>
         </w:rPr>
-        <w:t>Complete the supported workbook tasks before attempting W4 independently. Record any hints or help used. After feedback, use the teacher's fresh retry rather than copying the earlier answer.</w:t>
-      </w:r>
-    </w:p>
-    <w:p>
-      <w:pPr>
-        <w:spacing w:line="336" w:lineRule="auto" w:after="180"/>
-      </w:pPr>
+        <w:t xml:space="preserve">If you are unsure, return to the worked picture and explain one arrow. If you are ready, change an </w:t>
+      </w:r>
+      <w:r>
+        <w:rPr>
+          <w:b/>
+        </w:rPr>
+        <w:t>input</w:t>
+      </w:r>
       <w:r>
         <w:rPr>
           <w:b w:val="0"/>
         </w:rPr>
-        <w:t>For a project, select a relevant new case, predict the outcome from the declared rule and preserve the result alongside any revision.</w:t>
-      </w:r>
-    </w:p>
-    <w:p>
-      <w:pPr>
-        <w:pStyle w:val="Heading3"/>
-      </w:pPr>
-      <w:r>
-        <w:t>Exit: propose one revealing change to the worked scenario. State the expected outcome and the evidence that would make you revise your explanation.</w:t>
-      </w:r>
-    </w:p>
-    <w:p>
-      <w:r>
-        <w:t>________________________________________________________________</w:t>
-      </w:r>
-    </w:p>
-    <w:p>
-      <w:r>
-        <w:t>________________________________________________________________</w:t>
-      </w:r>
-    </w:p>
-    <w:p>
-      <w:r>
-        <w:t>________________________________________________________________</w:t>
-      </w:r>
-    </w:p>
-    <w:p>
-      <w:r>
-        <w:t>________________________________________________________________</w:t>
-      </w:r>
-    </w:p>
-    <w:p>
-      <w:r>
-        <w:t>________________________________________________________________</w:t>
-      </w:r>
-    </w:p>
-    <w:p>
-      <w:pPr>
-        <w:spacing w:line="336" w:lineRule="auto" w:after="180"/>
-      </w:pPr>
+        <w:t xml:space="preserve"> or assumption and justify your </w:t>
+      </w:r>
+      <w:r>
+        <w:rPr>
+          <w:b/>
+        </w:rPr>
+        <w:t>prediction</w:t>
+      </w:r>
       <w:r>
         <w:rPr>
           <w:b w:val="0"/>
         </w:rPr>
-        <w:t>For the worked scenario, propose one additional case that could reveal a failure, describe its expected outcome before running it, and explain what would need to remain fixed for a fair comparison.</w:t>
+        <w:t>.</w:t>
       </w:r>
     </w:p>
     <w:p>
@@ -2556,14 +3650,336 @@
         <w:rPr>
           <w:b w:val="0"/>
         </w:rPr>
-        <w:t>Do not reuse W4 as a new final test after receiving feedback.</w:t>
-      </w:r>
-    </w:p>
+        <w:t xml:space="preserve">Save your workbook </w:t>
+      </w:r>
+      <w:r>
+        <w:rPr>
+          <w:b/>
+        </w:rPr>
+        <w:t>evidence</w:t>
+      </w:r>
+      <w:r>
+        <w:rPr>
+          <w:b w:val="0"/>
+        </w:rPr>
+        <w:t>. At the next review, try a different case before opening your old answer.</w:t>
+      </w:r>
+    </w:p>
+    <w:p>
+      <w:pPr>
+        <w:pStyle w:val="Heading1"/>
+      </w:pPr>
+      <w:r>
+        <w:t>Reference bank and extra practice</w:t>
+      </w:r>
+    </w:p>
+    <w:p>
+      <w:pPr>
+        <w:pStyle w:val="Heading1"/>
+      </w:pPr>
+      <w:r>
+        <w:t>05. Reference · Use research vocabulary precisely</w:t>
+      </w:r>
+    </w:p>
+    <w:p>
+      <w:r>
+        <w:t>Connect each term to the question, comparison, measurement or evidence.</w:t>
+      </w:r>
+    </w:p>
+    <w:p>
+      <w:pPr>
+        <w:pStyle w:val="Heading2"/>
+      </w:pPr>
+      <w:r>
+        <w:t>Vocabulary and your explanation</w:t>
+      </w:r>
+    </w:p>
+    <w:tbl>
+      <w:tblPr>
+        <w:tblStyle w:val="LightShading-Accent1"/>
+        <w:tblW w:type="auto" w:w="0"/>
+        <w:tblLook w:firstColumn="1" w:firstRow="1" w:lastColumn="0" w:lastRow="0" w:noHBand="0" w:noVBand="1" w:val="04A0"/>
+      </w:tblPr>
+      <w:tblGrid>
+        <w:gridCol w:w="5112"/>
+        <w:gridCol w:w="5112"/>
+      </w:tblGrid>
+      <w:tr>
+        <w:trPr>
+          <w:tblHeader/>
+        </w:trPr>
+        <w:tc>
+          <w:tcPr>
+            <w:tcW w:type="dxa" w:w="5112"/>
+          </w:tcPr>
+          <w:p>
+            <w:r>
+              <w:t>Word</w:t>
+            </w:r>
+          </w:p>
+        </w:tc>
+        <w:tc>
+          <w:tcPr>
+            <w:tcW w:type="dxa" w:w="5112"/>
+          </w:tcPr>
+          <w:p>
+            <w:r>
+              <w:t>Meaning</w:t>
+            </w:r>
+          </w:p>
+        </w:tc>
+      </w:tr>
+      <w:tr>
+        <w:tc>
+          <w:tcPr>
+            <w:tcW w:type="dxa" w:w="5112"/>
+          </w:tcPr>
+          <w:p>
+            <w:r>
+              <w:t>Consent</w:t>
+            </w:r>
+          </w:p>
+        </w:tc>
+        <w:tc>
+          <w:tcPr>
+            <w:tcW w:type="dxa" w:w="5112"/>
+          </w:tcPr>
+          <w:p>
+            <w:r>
+              <w:t>A declared voluntary permission process</w:t>
+            </w:r>
+          </w:p>
+        </w:tc>
+      </w:tr>
+      <w:tr>
+        <w:tc>
+          <w:tcPr>
+            <w:tcW w:type="dxa" w:w="5112"/>
+          </w:tcPr>
+          <w:p>
+            <w:r>
+              <w:t>Purpose limitation</w:t>
+            </w:r>
+          </w:p>
+        </w:tc>
+        <w:tc>
+          <w:tcPr>
+            <w:tcW w:type="dxa" w:w="5112"/>
+          </w:tcPr>
+          <w:p>
+            <w:r>
+              <w:t>Restricting use to the authorised purpose</w:t>
+            </w:r>
+          </w:p>
+        </w:tc>
+      </w:tr>
+      <w:tr>
+        <w:tc>
+          <w:tcPr>
+            <w:tcW w:type="dxa" w:w="5112"/>
+          </w:tcPr>
+          <w:p>
+            <w:r>
+              <w:t>Research burden</w:t>
+            </w:r>
+          </w:p>
+        </w:tc>
+        <w:tc>
+          <w:tcPr>
+            <w:tcW w:type="dxa" w:w="5112"/>
+          </w:tcPr>
+          <w:p>
+            <w:r>
+              <w:t>The cost or risk imposed on participants</w:t>
+            </w:r>
+          </w:p>
+        </w:tc>
+      </w:tr>
+    </w:tbl>
     <w:p>
       <w:pPr>
         <w:pStyle w:val="Heading3"/>
       </w:pPr>
       <w:r>
+        <w:t>Use two terms to explain a step in this week’s example.</w:t>
+      </w:r>
+    </w:p>
+    <w:p>
+      <w:r>
+        <w:t>________________________________________________________________</w:t>
+      </w:r>
+    </w:p>
+    <w:p>
+      <w:r>
+        <w:t>________________________________________________________________</w:t>
+      </w:r>
+    </w:p>
+    <w:p>
+      <w:r>
+        <w:t>________________________________________________________________</w:t>
+      </w:r>
+    </w:p>
+    <w:p>
+      <w:pPr>
+        <w:pStyle w:val="Heading1"/>
+      </w:pPr>
+      <w:r>
+        <w:t>10. Extra challenge · Explain a stronger case</w:t>
+      </w:r>
+    </w:p>
+    <w:p>
+      <w:r>
+        <w:t>Choose the next challenge after the main route.</w:t>
+      </w:r>
+    </w:p>
+    <w:p>
+      <w:pPr>
+        <w:pStyle w:val="Heading2"/>
+      </w:pPr>
+      <w:r>
+        <w:t>Explain,repair and extend</w:t>
+      </w:r>
+    </w:p>
+    <w:p>
+      <w:pPr>
+        <w:pStyle w:val="Heading3"/>
+      </w:pPr>
+      <w:r>
+        <w:t>Explain → apply → challenge</w:t>
+      </w:r>
+    </w:p>
+    <w:p>
+      <w:pPr>
+        <w:pStyle w:val="ListBullet"/>
+      </w:pPr>
+      <w:r>
+        <w:t>Explain the weekly mechanism in your own words. Use the worked scenario to name its input, decision rule and output.</w:t>
+      </w:r>
+    </w:p>
+    <w:p>
+      <w:pPr>
+        <w:pStyle w:val="ListBullet"/>
+      </w:pPr>
+      <w:r>
+        <w:t>A report omits this qualification: This classroom policy exercise does not determine real legal or institutional requirements. Explain how omitting it could change a reader's interpretation, and write an accurate replacement.</w:t>
+      </w:r>
+    </w:p>
+    <w:p>
+      <w:pPr>
+        <w:pStyle w:val="ListBullet"/>
+      </w:pPr>
+      <w:r>
+        <w:t>For the worked scenario, propose one additional case that could reveal a failure, describe its expected outcome before running it, and explain what would need to remain fixed for a fair comparison. Do not reuse W4 as a new final test after receiving feedback.</w:t>
+      </w:r>
+    </w:p>
+    <w:p>
+      <w:pPr>
+        <w:pStyle w:val="Heading3"/>
+      </w:pPr>
+      <w:r>
+        <w:t>Explain which evidence supports your conclusion and which claim remains unproved.</w:t>
+      </w:r>
+    </w:p>
+    <w:p>
+      <w:r>
+        <w:t>________________________________________________________________</w:t>
+      </w:r>
+    </w:p>
+    <w:p>
+      <w:r>
+        <w:t>________________________________________________________________</w:t>
+      </w:r>
+    </w:p>
+    <w:p>
+      <w:r>
+        <w:t>________________________________________________________________</w:t>
+      </w:r>
+    </w:p>
+    <w:p>
+      <w:r>
+        <w:t>________________________________________________________________</w:t>
+      </w:r>
+    </w:p>
+    <w:p>
+      <w:r>
+        <w:t>________________________________________________________________</w:t>
+      </w:r>
+    </w:p>
+    <w:p>
+      <w:pPr>
+        <w:pStyle w:val="Heading1"/>
+      </w:pPr>
+      <w:r>
+        <w:t>12. Reference · Check the research reasoning and its limits</w:t>
+      </w:r>
+    </w:p>
+    <w:p>
+      <w:r>
+        <w:t>Use after practice; reserve the selected independent case for its first attempt.</w:t>
+      </w:r>
+    </w:p>
+    <w:p>
+      <w:pPr>
+        <w:pStyle w:val="Heading2"/>
+      </w:pPr>
+      <w:r>
+        <w:t>Current explanation and response</w:t>
+      </w:r>
+    </w:p>
+    <w:p>
+      <w:pPr>
+        <w:pStyle w:val="ListBullet"/>
+      </w:pPr>
+      <w:r>
+        <w:t>Complete the supported workbook tasks before attempting W4 independently. Record any hints or help used. After feedback, use the teacher's fresh retry rather than copying the earlier answer. For a project, select a relevant new case, predict the outcome from the declared rule and preserve the result alongside any revision.</w:t>
+      </w:r>
+    </w:p>
+    <w:p>
+      <w:pPr>
+        <w:pStyle w:val="Heading3"/>
+      </w:pPr>
+      <w:r>
+        <w:t>Exit: propose one revealing change to the worked scenario. State the expected outcome and the evidence that would make you revise your explanation.</w:t>
+      </w:r>
+    </w:p>
+    <w:p>
+      <w:r>
+        <w:t>________________________________________________________________</w:t>
+      </w:r>
+    </w:p>
+    <w:p>
+      <w:r>
+        <w:t>________________________________________________________________</w:t>
+      </w:r>
+    </w:p>
+    <w:p>
+      <w:r>
+        <w:t>________________________________________________________________</w:t>
+      </w:r>
+    </w:p>
+    <w:p>
+      <w:r>
+        <w:t>________________________________________________________________</w:t>
+      </w:r>
+    </w:p>
+    <w:p>
+      <w:r>
+        <w:t>________________________________________________________________</w:t>
+      </w:r>
+    </w:p>
+    <w:p>
+      <w:pPr>
+        <w:pStyle w:val="ListBullet"/>
+      </w:pPr>
+      <w:r>
+        <w:t>For the worked scenario, propose one additional case that could reveal a failure, describe its expected outcome before running it, and explain what would need to remain fixed for a fair comparison. Do not reuse W4 as a new final test after receiving feedback.</w:t>
+      </w:r>
+    </w:p>
+    <w:p>
+      <w:pPr>
+        <w:pStyle w:val="Heading3"/>
+      </w:pPr>
+      <w:r>
         <w:t>My limited claim and a useful next check</w:t>
       </w:r>
     </w:p>
@@ -2592,12 +4008,20 @@
         <w:pStyle w:val="Heading1"/>
       </w:pPr>
       <w:r>
-        <w:t>13. Study a complete case</w:t>
-      </w:r>
-    </w:p>
-    <w:p>
-      <w:r>
-        <w:t>Revisit the complete Research ethics and consent case for supported practice. Repeated examples do not become fresh assessments.</w:t>
+        <w:t>13. Extra practice · Revisit the complete trace</w:t>
+      </w:r>
+    </w:p>
+    <w:p>
+      <w:r>
+        <w:t>Predict before reading the supplied steps.</w:t>
+      </w:r>
+    </w:p>
+    <w:p>
+      <w:pPr>
+        <w:pStyle w:val="Heading2"/>
+      </w:pPr>
+      <w:r>
+        <w:t>Complete trace and evidence</w:t>
       </w:r>
     </w:p>
     <w:p>
@@ -2766,206 +4190,20 @@
         <w:pStyle w:val="Heading1"/>
       </w:pPr>
       <w:r>
-        <w:t>14. Try a new case independently</w:t>
-      </w:r>
-    </w:p>
-    <w:p>
-      <w:r>
-        <w:t>Attempt the reserved new case before feedback. Record support; the earlier examples below remain additional practice.</w:t>
-      </w:r>
-    </w:p>
-    <w:p>
-      <w:pPr>
-        <w:pStyle w:val="Heading3"/>
-      </w:pPr>
-      <w:r>
-        <w:t>Independent case: Apply a new case independently</w:t>
-      </w:r>
-    </w:p>
-    <w:p>
-      <w:pPr>
-        <w:spacing w:line="336" w:lineRule="auto" w:after="180"/>
-      </w:pPr>
-      <w:r>
-        <w:rPr>
-          <w:b w:val="0"/>
-        </w:rPr>
-        <w:t>A fictional policy requires opt-in; proposal treats silence as agreement and grades participation. Audit.</w:t>
-      </w:r>
-    </w:p>
-    <w:p>
-      <w:pPr>
-        <w:pStyle w:val="Heading3"/>
-      </w:pPr>
-      <w:r>
-        <w:t>My independent explanation, trace and limits</w:t>
-      </w:r>
-    </w:p>
-    <w:p>
-      <w:r>
-        <w:t>________________________________________________________________</w:t>
-      </w:r>
-    </w:p>
-    <w:p>
-      <w:r>
-        <w:t>________________________________________________________________</w:t>
-      </w:r>
-    </w:p>
-    <w:p>
-      <w:r>
-        <w:t>________________________________________________________________</w:t>
-      </w:r>
-    </w:p>
-    <w:p>
-      <w:r>
-        <w:t>________________________________________________________________</w:t>
-      </w:r>
-    </w:p>
-    <w:p>
-      <w:r>
-        <w:t>________________________________________________________________</w:t>
-      </w:r>
-    </w:p>
-    <w:p>
-      <w:r>
-        <w:t>________________________________________________________________</w:t>
-      </w:r>
-    </w:p>
-    <w:p>
-      <w:r>
-        <w:t>________________________________________________________________</w:t>
-      </w:r>
-    </w:p>
-    <w:p>
-      <w:pPr>
-        <w:spacing w:line="336" w:lineRule="auto" w:after="180"/>
-      </w:pPr>
-      <w:r>
-        <w:rPr>
-          <w:b w:val="0"/>
-        </w:rPr>
-        <w:t>Attempt this case before feedback. Record any help. Earlier examples below are further practice; a case already practised with feedback cannot establish fresh transfer.</w:t>
-      </w:r>
-    </w:p>
-    <w:p>
-      <w:pPr>
-        <w:pStyle w:val="Heading3"/>
-      </w:pPr>
-      <w:r>
-        <w:t>Attempt this without hints</w:t>
-      </w:r>
-    </w:p>
-    <w:p>
-      <w:pPr>
-        <w:spacing w:line="336" w:lineRule="auto" w:after="180"/>
-      </w:pPr>
-      <w:r>
-        <w:rPr>
-          <w:b w:val="0"/>
-        </w:rPr>
-        <w:t>A fictional policy requires opt-in; proposal treats silence as agreement and grades participation. Audit.</w:t>
-      </w:r>
-    </w:p>
-    <w:p>
-      <w:pPr>
-        <w:pStyle w:val="Heading3"/>
-      </w:pPr>
-      <w:r>
-        <w:t>My independent procedure, result and limitation</w:t>
-      </w:r>
-    </w:p>
-    <w:p>
-      <w:r>
-        <w:t>________________________________________________________________</w:t>
-      </w:r>
-    </w:p>
-    <w:p>
-      <w:r>
-        <w:t>________________________________________________________________</w:t>
-      </w:r>
-    </w:p>
-    <w:p>
-      <w:r>
-        <w:t>________________________________________________________________</w:t>
-      </w:r>
-    </w:p>
-    <w:p>
-      <w:r>
-        <w:t>________________________________________________________________</w:t>
-      </w:r>
-    </w:p>
-    <w:p>
-      <w:r>
-        <w:t>________________________________________________________________</w:t>
-      </w:r>
-    </w:p>
-    <w:p>
-      <w:r>
-        <w:t>________________________________________________________________</w:t>
-      </w:r>
-    </w:p>
-    <w:p>
-      <w:r>
-        <w:t>________________________________________________________________</w:t>
-      </w:r>
-    </w:p>
-    <w:p>
-      <w:r>
-        <w:t>________________________________________________________________</w:t>
-      </w:r>
-    </w:p>
-    <w:p>
-      <w:pPr>
-        <w:spacing w:line="336" w:lineRule="auto" w:after="180"/>
-      </w:pPr>
-      <w:r>
-        <w:rPr>
-          <w:b w:val="0"/>
-        </w:rPr>
-        <w:t>Record support used: none, hint or teacher explanation. After feedback, a different case is needed to demonstrate independence.</w:t>
-      </w:r>
-    </w:p>
-    <w:p>
-      <w:pPr>
-        <w:pStyle w:val="Heading3"/>
-      </w:pPr>
-      <w:r>
-        <w:t>Use feedback to improve</w:t>
-      </w:r>
-    </w:p>
-    <w:p>
-      <w:pPr>
-        <w:spacing w:line="336" w:lineRule="auto" w:after="180"/>
-      </w:pPr>
-      <w:r>
-        <w:rPr>
-          <w:b w:val="0"/>
-        </w:rPr>
-        <w:t>Attempt the independent case before hints. Record whether you worked alone, used a hint or followed a model. After feedback, fix the first unsupported step and explain why it changed.</w:t>
-      </w:r>
-    </w:p>
-    <w:p>
-      <w:pPr>
-        <w:spacing w:line="336" w:lineRule="auto" w:after="180"/>
-      </w:pPr>
-      <w:r>
-        <w:rPr>
-          <w:b w:val="0"/>
-        </w:rPr>
-        <w:t>A later check uses a changed case, not a copied answer.</w:t>
-      </w:r>
-    </w:p>
-    <w:p>
-      <w:pPr>
-        <w:pStyle w:val="Heading1"/>
-      </w:pPr>
-      <w:r>
-        <w:t>15. Your lesson route</w:t>
-      </w:r>
-    </w:p>
-    <w:p>
-      <w:r>
-        <w:t>Use this map to navigate Research ethics and consent, connect the goals to tasks and keep one evidence record for each attempt.</w:t>
+        <w:t>15. Reference · The earlier route checklist</w:t>
+      </w:r>
+    </w:p>
+    <w:p>
+      <w:r>
+        <w:t>Use one main route rather than repeating the lesson.</w:t>
+      </w:r>
+    </w:p>
+    <w:p>
+      <w:pPr>
+        <w:pStyle w:val="Heading2"/>
+      </w:pPr>
+      <w:r>
+        <w:t>Targets,route and first prediction</w:t>
       </w:r>
     </w:p>
     <w:p>
@@ -3156,12 +4394,117 @@
         <w:pStyle w:val="Heading1"/>
       </w:pPr>
       <w:r>
-        <w:t>16. Finish and return</w:t>
-      </w:r>
-    </w:p>
-    <w:p>
-      <w:r>
-        <w:t>Explain Research ethics and consent without notes, identify a remaining question and plan a later check with a changed case.</w:t>
+        <w:t>17. Extra practice · Predict,check and repair</w:t>
+      </w:r>
+    </w:p>
+    <w:p>
+      <w:r>
+        <w:t>Keep supported feedback separate from the independent case.</w:t>
+      </w:r>
+    </w:p>
+    <w:p>
+      <w:pPr>
+        <w:pStyle w:val="Heading2"/>
+      </w:pPr>
+      <w:r>
+        <w:t>First supported question and optional hint</w:t>
+      </w:r>
+    </w:p>
+    <w:p>
+      <w:pPr>
+        <w:pStyle w:val="ListBullet"/>
+      </w:pPr>
+      <w:r>
+        <w:t>Consent is specific, not universal. A fictional study asks adults to submit anonymous drawings for one pattern-recognition investigation.</w:t>
+      </w:r>
+    </w:p>
+    <w:p>
+      <w:pPr>
+        <w:pStyle w:val="Heading3"/>
+      </w:pPr>
+      <w:r>
+        <w:t>Practice 1: explain the deciding evidence</w:t>
+      </w:r>
+    </w:p>
+    <w:p>
+      <w:pPr>
+        <w:pStyle w:val="ListBullet"/>
+      </w:pPr>
+      <w:r>
+        <w:t>Which labelled step matches this detail? Record permitted uses and the approved withdrawal procedure.</w:t>
+      </w:r>
+    </w:p>
+    <w:p>
+      <w:pPr>
+        <w:pStyle w:val="ListBullet"/>
+      </w:pPr>
+      <w:r>
+        <w:t>1. State the purpose</w:t>
+      </w:r>
+    </w:p>
+    <w:p>
+      <w:pPr>
+        <w:pStyle w:val="ListBullet"/>
+      </w:pPr>
+      <w:r>
+        <w:t>2. Keep the agreement</w:t>
+      </w:r>
+    </w:p>
+    <w:p>
+      <w:pPr>
+        <w:pStyle w:val="ListBullet"/>
+      </w:pPr>
+      <w:r>
+        <w:t>3. Respect exclusions</w:t>
+      </w:r>
+    </w:p>
+    <w:p>
+      <w:pPr>
+        <w:pStyle w:val="Heading3"/>
+      </w:pPr>
+      <w:r>
+        <w:t>My selected conclusion, deciding fact and explanation</w:t>
+      </w:r>
+    </w:p>
+    <w:p>
+      <w:r>
+        <w:t>________________________________________________________________</w:t>
+      </w:r>
+    </w:p>
+    <w:p>
+      <w:r>
+        <w:t>________________________________________________________________</w:t>
+      </w:r>
+    </w:p>
+    <w:p>
+      <w:r>
+        <w:t>________________________________________________________________</w:t>
+      </w:r>
+    </w:p>
+    <w:p>
+      <w:r>
+        <w:t>________________________________________________________________</w:t>
+      </w:r>
+    </w:p>
+    <w:p>
+      <w:r>
+        <w:t>________________________________________________________________</w:t>
+      </w:r>
+    </w:p>
+    <w:p>
+      <w:pPr>
+        <w:pStyle w:val="ListBullet"/>
+      </w:pPr>
+      <w:r>
+        <w:t>Hint if needed: Read the steps in the pictorial case. Match the supplied detail to the stage that performs or records it.</w:t>
+      </w:r>
+    </w:p>
+    <w:p>
+      <w:pPr>
+        <w:pStyle w:val="Heading2"/>
+      </w:pPr>
+      <w:r>
+        <w:t>Check after the first attempt · reference / check after trying</w:t>
       </w:r>
     </w:p>
     <w:p>
@@ -3172,7 +4515,157 @@
         <w:rPr>
           <w:b w:val="0"/>
         </w:rPr>
-        <w:t xml:space="preserve">Close your notes. Explain this goal in your own words: Explain the </w:t>
+        <w:t>After your attempt, compare with the supported explanation: Keep the agreement Record permitted uses and the approved withdrawal procedure.</w:t>
+      </w:r>
+    </w:p>
+    <w:p>
+      <w:pPr>
+        <w:spacing w:line="336" w:lineRule="auto" w:after="180"/>
+      </w:pPr>
+      <w:r>
+        <w:rPr>
+          <w:b w:val="0"/>
+        </w:rPr>
+        <w:t>Research ethics includes what people agree to, how they can decline and how risks are addressed. A contribution does not grant unlimited reuse.</w:t>
+      </w:r>
+    </w:p>
+    <w:p>
+      <w:pPr>
+        <w:pStyle w:val="Heading2"/>
+      </w:pPr>
+      <w:r>
+        <w:t>Changed-case question and optional hint</w:t>
+      </w:r>
+    </w:p>
+    <w:p>
+      <w:pPr>
+        <w:pStyle w:val="Heading3"/>
+      </w:pPr>
+      <w:r>
+        <w:t>Practice 2: explain the deciding evidence</w:t>
+      </w:r>
+    </w:p>
+    <w:p>
+      <w:pPr>
+        <w:pStyle w:val="ListBullet"/>
+      </w:pPr>
+      <w:r>
+        <w:t>Changed-case practice: A new project requests the same drawings for an excluded purpose. Which conclusion is supported by the supplied facts?</w:t>
+      </w:r>
+    </w:p>
+    <w:p>
+      <w:pPr>
+        <w:pStyle w:val="ListBullet"/>
+      </w:pPr>
+      <w:r>
+        <w:t>1. This one example guarantees correct results for every future input.</w:t>
+      </w:r>
+    </w:p>
+    <w:p>
+      <w:pPr>
+        <w:pStyle w:val="ListBullet"/>
+      </w:pPr>
+      <w:r>
+        <w:t>2. Do not reuse them under the existing consent; seek the required new authorisation.</w:t>
+      </w:r>
+    </w:p>
+    <w:p>
+      <w:pPr>
+        <w:pStyle w:val="ListBullet"/>
+      </w:pPr>
+      <w:r>
+        <w:t>3. We can decide the result without examining the changed input or the procedure.</w:t>
+      </w:r>
+    </w:p>
+    <w:p>
+      <w:pPr>
+        <w:pStyle w:val="Heading3"/>
+      </w:pPr>
+      <w:r>
+        <w:t>My selected conclusion, deciding fact and explanation</w:t>
+      </w:r>
+    </w:p>
+    <w:p>
+      <w:r>
+        <w:t>________________________________________________________________</w:t>
+      </w:r>
+    </w:p>
+    <w:p>
+      <w:r>
+        <w:t>________________________________________________________________</w:t>
+      </w:r>
+    </w:p>
+    <w:p>
+      <w:r>
+        <w:t>________________________________________________________________</w:t>
+      </w:r>
+    </w:p>
+    <w:p>
+      <w:r>
+        <w:t>________________________________________________________________</w:t>
+      </w:r>
+    </w:p>
+    <w:p>
+      <w:r>
+        <w:t>________________________________________________________________</w:t>
+      </w:r>
+    </w:p>
+    <w:p>
+      <w:pPr>
+        <w:pStyle w:val="ListBullet"/>
+      </w:pPr>
+      <w:r>
+        <w:t>Hint if needed: Use the changed condition and the deciding step in the pictorial trace. The answer must say what follows from those facts.</w:t>
+      </w:r>
+    </w:p>
+    <w:p>
+      <w:pPr>
+        <w:pStyle w:val="Heading2"/>
+      </w:pPr>
+      <w:r>
+        <w:t>Check after the changed attempt · reference / check after trying</w:t>
+      </w:r>
+    </w:p>
+    <w:p>
+      <w:pPr>
+        <w:spacing w:line="336" w:lineRule="auto" w:after="180"/>
+      </w:pPr>
+      <w:r>
+        <w:rPr>
+          <w:b w:val="0"/>
+        </w:rPr>
+        <w:t xml:space="preserve">After your attempt, compare with the supported explanation: Do not reuse them under the existing </w:t>
+      </w:r>
+      <w:r>
+        <w:rPr>
+          <w:b/>
+        </w:rPr>
+        <w:t>consent</w:t>
+      </w:r>
+      <w:r>
+        <w:rPr>
+          <w:b w:val="0"/>
+        </w:rPr>
+        <w:t>; seek the required new authorisation. The new purpose falls outside the stated agreement.</w:t>
+      </w:r>
+    </w:p>
+    <w:p>
+      <w:pPr>
+        <w:pStyle w:val="Heading2"/>
+      </w:pPr>
+      <w:r>
+        <w:t>Repair and retain the record</w:t>
+      </w:r>
+    </w:p>
+    <w:p>
+      <w:pPr>
+        <w:spacing w:line="336" w:lineRule="auto" w:after="180"/>
+      </w:pPr>
+      <w:r>
+        <w:rPr>
+          <w:b w:val="0"/>
+        </w:rPr>
+        <w:t xml:space="preserve">Review Dataset and benchmark limitations (ai-7/18). Goal: Explain the </w:t>
       </w:r>
       <w:r>
         <w:rPr>
@@ -3184,81 +4677,86 @@
         <w:rPr>
           <w:b w:val="0"/>
         </w:rPr>
-        <w:t xml:space="preserve"> and terminology of research ethics and </w:t>
+        <w:t xml:space="preserve"> and terminology of dataset and benchmark limitations. Short practice: Report the indoor benchmark with its denominator and missing condition.</w:t>
+      </w:r>
+    </w:p>
+    <w:p>
+      <w:pPr>
+        <w:spacing w:line="336" w:lineRule="auto" w:after="180"/>
+      </w:pPr>
+      <w:r>
+        <w:rPr>
+          <w:b w:val="0"/>
+        </w:rPr>
+        <w:t>After two correct outdoor cases out of four are added, what slice rate is supported and what remains uncertain?. Return to this week and explain what you changed.</w:t>
+      </w:r>
+    </w:p>
+    <w:p>
+      <w:pPr>
+        <w:spacing w:line="336" w:lineRule="auto" w:after="180"/>
+      </w:pPr>
+      <w:r>
+        <w:rPr>
+          <w:b w:val="0"/>
+        </w:rPr>
+        <w:t xml:space="preserve">Review Ablation studies (ai-7/16). Goal: Explain the </w:t>
       </w:r>
       <w:r>
         <w:rPr>
           <w:b/>
         </w:rPr>
-        <w:t>consent</w:t>
-      </w:r>
-    </w:p>
-    <w:p>
-      <w:pPr>
-        <w:pStyle w:val="Heading3"/>
-      </w:pPr>
-      <w:r>
-        <w:t>My deciding step, evidence and one remaining question</w:t>
-      </w:r>
-    </w:p>
-    <w:p>
-      <w:r>
-        <w:t>________________________________________________________________</w:t>
-      </w:r>
-    </w:p>
-    <w:p>
-      <w:r>
-        <w:t>________________________________________________________________</w:t>
-      </w:r>
-    </w:p>
-    <w:p>
-      <w:r>
-        <w:t>________________________________________________________________</w:t>
-      </w:r>
-    </w:p>
-    <w:p>
-      <w:r>
-        <w:t>________________________________________________________________</w:t>
-      </w:r>
-    </w:p>
-    <w:p>
-      <w:r>
-        <w:t>________________________________________________________________</w:t>
-      </w:r>
-    </w:p>
-    <w:p>
-      <w:pPr>
-        <w:spacing w:line="336" w:lineRule="auto" w:after="180"/>
-      </w:pPr>
+        <w:t>mechanism</w:t>
+      </w:r>
       <w:r>
         <w:rPr>
           <w:b w:val="0"/>
         </w:rPr>
-        <w:t xml:space="preserve">If you are unsure, return to the worked picture and explain one arrow. If you are ready, change an </w:t>
+        <w:t xml:space="preserve"> and terminology of ablation studies. Short practice: Calculate the filter ablation’s two rates and count change.</w:t>
+      </w:r>
+    </w:p>
+    <w:p>
+      <w:pPr>
+        <w:spacing w:line="336" w:lineRule="auto" w:after="180"/>
+      </w:pPr>
+      <w:r>
+        <w:rPr>
+          <w:b w:val="0"/>
+        </w:rPr>
+        <w:t>Which single component is altered, and why does also changing the model prevent isolating the filter?. Return to this week and explain what you changed.</w:t>
+      </w:r>
+    </w:p>
+    <w:p>
+      <w:pPr>
+        <w:spacing w:line="336" w:lineRule="auto" w:after="180"/>
+      </w:pPr>
+      <w:r>
+        <w:rPr>
+          <w:b w:val="0"/>
+        </w:rPr>
+        <w:t xml:space="preserve">Review Effect size and practical importance (ai-7/13). Goal: Explain the </w:t>
       </w:r>
       <w:r>
         <w:rPr>
           <w:b/>
         </w:rPr>
-        <w:t>input</w:t>
+        <w:t>mechanism</w:t>
       </w:r>
       <w:r>
         <w:rPr>
           <w:b w:val="0"/>
         </w:rPr>
-        <w:t xml:space="preserve"> or assumption and justify your </w:t>
-      </w:r>
-      <w:r>
-        <w:rPr>
-          <w:b/>
-        </w:rPr>
-        <w:t>prediction</w:t>
-      </w:r>
+        <w:t xml:space="preserve"> and terminology of effect size and practical importance. Short practice: Calculate the absolute error-rate reduction from 20/1000 to 15/1000.</w:t>
+      </w:r>
+    </w:p>
+    <w:p>
+      <w:pPr>
+        <w:spacing w:line="336" w:lineRule="auto" w:after="180"/>
+      </w:pPr>
       <w:r>
         <w:rPr>
           <w:b w:val="0"/>
         </w:rPr>
-        <w:t>.</w:t>
+        <w:t>Does it meet the ten-fewer-errors threshold, and what changes when B has eight errors?. Return to this week and explain what you changed.</w:t>
       </w:r>
     </w:p>
     <w:p>
@@ -3269,7 +4767,7 @@
         <w:rPr>
           <w:b w:val="0"/>
         </w:rPr>
-        <w:t xml:space="preserve">Save your workbook </w:t>
+        <w:t xml:space="preserve">Use Download completed work in the hosted lesson to export your answers, reflections, practice feedback and code-run </w:t>
       </w:r>
       <w:r>
         <w:rPr>
@@ -3281,20 +4779,26 @@
         <w:rPr>
           <w:b w:val="0"/>
         </w:rPr>
-        <w:t>. At the next review, try a different case before opening your old answer.</w:t>
-      </w:r>
-    </w:p>
-    <w:p>
-      <w:pPr>
-        <w:pStyle w:val="Heading1"/>
-      </w:pPr>
-      <w:r>
-        <w:t>17. Supported practice, repair and portfolio</w:t>
-      </w:r>
-    </w:p>
-    <w:p>
-      <w:r>
-        <w:t>Attempt supported questions before using hints or feedback. Review a missing building block, then keep the completed work.</w:t>
+        <w:t>. Open the HTML copy to read or print it.</w:t>
+      </w:r>
+    </w:p>
+    <w:p>
+      <w:pPr>
+        <w:spacing w:line="336" w:lineRule="auto" w:after="180"/>
+      </w:pPr>
+      <w:r>
+        <w:rPr>
+          <w:b w:val="0"/>
+        </w:rPr>
+        <w:t>Drafts stay in this browser when storage is available; clear drafts on a shared device.</w:t>
+      </w:r>
+    </w:p>
+    <w:p>
+      <w:pPr>
+        <w:pStyle w:val="Heading2"/>
+      </w:pPr>
+      <w:r>
+        <w:t>Earlier wording, alternatives and picture transcripts · reference / check after trying</w:t>
       </w:r>
     </w:p>
     <w:p>
@@ -3310,74 +4814,10 @@
     </w:p>
     <w:p>
       <w:pPr>
-        <w:spacing w:line="336" w:lineRule="auto" w:after="180"/>
-      </w:pPr>
-      <w:r>
-        <w:rPr>
-          <w:b/>
-        </w:rPr>
-        <w:t>Consent</w:t>
-      </w:r>
-      <w:r>
-        <w:rPr>
-          <w:b w:val="0"/>
-        </w:rPr>
-        <w:t xml:space="preserve"> is specific, not universal. A fictional study asks adults to submit anonymous drawings for one pattern-recognition investigation.</w:t>
-      </w:r>
-    </w:p>
-    <w:p>
-      <w:pPr>
         <w:pStyle w:val="Heading3"/>
       </w:pPr>
       <w:r>
-        <w:t>Practice 1: explain the deciding evidence</w:t>
-      </w:r>
-    </w:p>
-    <w:p>
-      <w:pPr>
-        <w:spacing w:line="336" w:lineRule="auto" w:after="180"/>
-      </w:pPr>
-      <w:r>
-        <w:rPr>
-          <w:b w:val="0"/>
-        </w:rPr>
-        <w:t>Which labelled step matches this detail? Record permitted uses and the approved withdrawal procedure.</w:t>
-      </w:r>
-    </w:p>
-    <w:p>
-      <w:pPr>
-        <w:spacing w:line="336" w:lineRule="auto" w:after="180"/>
-        <w:shd w:fill="F4F9FC"/>
-      </w:pPr>
-      <w:r>
-        <w:rPr>
-          <w:b w:val="0"/>
-        </w:rPr>
-        <w:t>1. State the purpose</w:t>
-      </w:r>
-    </w:p>
-    <w:p>
-      <w:pPr>
-        <w:spacing w:line="336" w:lineRule="auto" w:after="180"/>
-        <w:shd w:fill="F4F9FC"/>
-      </w:pPr>
-      <w:r>
-        <w:rPr>
-          <w:b w:val="0"/>
-        </w:rPr>
-        <w:t>2. Keep the agreement</w:t>
-      </w:r>
-    </w:p>
-    <w:p>
-      <w:pPr>
-        <w:spacing w:line="336" w:lineRule="auto" w:after="180"/>
-        <w:shd w:fill="F4F9FC"/>
-      </w:pPr>
-      <w:r>
-        <w:rPr>
-          <w:b w:val="0"/>
-        </w:rPr>
-        <w:t>3. Respect exclusions</w:t>
+        <w:t>Repair a missing building block</w:t>
       </w:r>
     </w:p>
     <w:p>
@@ -3385,439 +4825,25 @@
         <w:pStyle w:val="Heading3"/>
       </w:pPr>
       <w:r>
-        <w:t>My selected conclusion, deciding fact and explanation</w:t>
-      </w:r>
-    </w:p>
-    <w:p>
-      <w:r>
-        <w:t>________________________________________________________________</w:t>
-      </w:r>
-    </w:p>
-    <w:p>
-      <w:r>
-        <w:t>________________________________________________________________</w:t>
-      </w:r>
-    </w:p>
-    <w:p>
-      <w:r>
-        <w:t>________________________________________________________________</w:t>
-      </w:r>
-    </w:p>
-    <w:p>
-      <w:r>
-        <w:t>________________________________________________________________</w:t>
-      </w:r>
-    </w:p>
-    <w:p>
-      <w:r>
-        <w:t>________________________________________________________________</w:t>
-      </w:r>
-    </w:p>
-    <w:p>
-      <w:pPr>
-        <w:pStyle w:val="Heading3"/>
-      </w:pPr>
-      <w:r>
-        <w:t>Hint · try first</w:t>
-      </w:r>
-    </w:p>
-    <w:p>
-      <w:pPr>
-        <w:spacing w:line="336" w:lineRule="auto" w:after="180"/>
-        <w:shd w:fill="F1F6F8"/>
-      </w:pPr>
-      <w:r>
-        <w:rPr>
-          <w:b w:val="0"/>
-        </w:rPr>
-        <w:t>Hint if needed: Read the steps in the pictorial case. Match the supplied detail to the stage that performs or records it.</w:t>
-      </w:r>
-    </w:p>
-    <w:p>
-      <w:pPr>
-        <w:pStyle w:val="Heading3"/>
-      </w:pPr>
-      <w:r>
-        <w:t>Feedback · compare after trying</w:t>
-      </w:r>
-    </w:p>
-    <w:p>
-      <w:pPr>
-        <w:spacing w:line="336" w:lineRule="auto" w:after="180"/>
-        <w:shd w:fill="F1F6FC"/>
-      </w:pPr>
-      <w:r>
-        <w:rPr>
-          <w:b w:val="0"/>
-        </w:rPr>
-        <w:t>After your attempt, compare with the supported explanation: Keep the agreement Record permitted uses and the approved withdrawal procedure.</w:t>
-      </w:r>
-    </w:p>
-    <w:p>
-      <w:pPr>
-        <w:spacing w:line="336" w:lineRule="auto" w:after="180"/>
-        <w:shd w:fill="F1F6FC"/>
-      </w:pPr>
-      <w:r>
-        <w:rPr>
-          <w:b w:val="0"/>
-        </w:rPr>
-        <w:t>Research ethics includes what people agree to, how they can decline and how risks are addressed. A contribution does not grant unlimited reuse.</w:t>
-      </w:r>
-    </w:p>
-    <w:p>
-      <w:pPr>
-        <w:pStyle w:val="Heading3"/>
-      </w:pPr>
-      <w:r>
-        <w:t>Practice 2: explain the deciding evidence</w:t>
-      </w:r>
-    </w:p>
-    <w:p>
-      <w:pPr>
-        <w:pStyle w:val="Heading3"/>
-      </w:pPr>
-      <w:r>
-        <w:t>Changed case · predict first</w:t>
-      </w:r>
-    </w:p>
-    <w:p>
-      <w:pPr>
-        <w:spacing w:line="336" w:lineRule="auto" w:after="180"/>
-        <w:shd w:fill="F5F1FB"/>
-      </w:pPr>
-      <w:r>
-        <w:rPr>
-          <w:b w:val="0"/>
-        </w:rPr>
-        <w:t>Changed-case practice: A new project requests the same drawings for an excluded purpose. Which conclusion is supported by the supplied facts?</w:t>
-      </w:r>
-    </w:p>
-    <w:p>
-      <w:pPr>
-        <w:spacing w:line="336" w:lineRule="auto" w:after="180"/>
-        <w:shd w:fill="F4F9FC"/>
-      </w:pPr>
-      <w:r>
-        <w:rPr>
-          <w:b w:val="0"/>
-        </w:rPr>
-        <w:t xml:space="preserve">1. This one example guarantees correct results for every future </w:t>
-      </w:r>
-      <w:r>
-        <w:rPr>
-          <w:b/>
-        </w:rPr>
-        <w:t>input</w:t>
-      </w:r>
-      <w:r>
-        <w:rPr>
-          <w:b w:val="0"/>
-        </w:rPr>
-        <w:t>.</w:t>
-      </w:r>
-    </w:p>
-    <w:p>
-      <w:pPr>
-        <w:spacing w:line="336" w:lineRule="auto" w:after="180"/>
-        <w:shd w:fill="F4F9FC"/>
-      </w:pPr>
-      <w:r>
-        <w:rPr>
-          <w:b w:val="0"/>
-        </w:rPr>
-        <w:t xml:space="preserve">2. Do not reuse them under the existing </w:t>
-      </w:r>
-      <w:r>
-        <w:rPr>
-          <w:b/>
-        </w:rPr>
-        <w:t>consent</w:t>
-      </w:r>
-      <w:r>
-        <w:rPr>
-          <w:b w:val="0"/>
-        </w:rPr>
-        <w:t>; seek the required new authorisation.</w:t>
-      </w:r>
-    </w:p>
-    <w:p>
-      <w:pPr>
-        <w:spacing w:line="336" w:lineRule="auto" w:after="180"/>
-        <w:shd w:fill="F4F9FC"/>
-      </w:pPr>
-      <w:r>
-        <w:rPr>
-          <w:b w:val="0"/>
-        </w:rPr>
-        <w:t xml:space="preserve">3. We can decide the result without examining the changed </w:t>
-      </w:r>
-      <w:r>
-        <w:rPr>
-          <w:b/>
-        </w:rPr>
-        <w:t>input</w:t>
-      </w:r>
-      <w:r>
-        <w:rPr>
-          <w:b w:val="0"/>
-        </w:rPr>
-        <w:t xml:space="preserve"> or the procedure.</w:t>
-      </w:r>
-    </w:p>
-    <w:p>
-      <w:pPr>
-        <w:pStyle w:val="Heading3"/>
-      </w:pPr>
-      <w:r>
-        <w:t>My selected conclusion, deciding fact and explanation</w:t>
-      </w:r>
-    </w:p>
-    <w:p>
-      <w:r>
-        <w:t>________________________________________________________________</w:t>
-      </w:r>
-    </w:p>
-    <w:p>
-      <w:r>
-        <w:t>________________________________________________________________</w:t>
-      </w:r>
-    </w:p>
-    <w:p>
-      <w:r>
-        <w:t>________________________________________________________________</w:t>
-      </w:r>
-    </w:p>
-    <w:p>
-      <w:r>
-        <w:t>________________________________________________________________</w:t>
-      </w:r>
-    </w:p>
-    <w:p>
-      <w:r>
-        <w:t>________________________________________________________________</w:t>
-      </w:r>
-    </w:p>
-    <w:p>
-      <w:pPr>
-        <w:pStyle w:val="Heading3"/>
-      </w:pPr>
-      <w:r>
-        <w:t>Hint · try first</w:t>
-      </w:r>
-    </w:p>
-    <w:p>
-      <w:pPr>
-        <w:spacing w:line="336" w:lineRule="auto" w:after="180"/>
-        <w:shd w:fill="F1F6F8"/>
-      </w:pPr>
-      <w:r>
-        <w:rPr>
-          <w:b w:val="0"/>
-        </w:rPr>
-        <w:t>Hint if needed: Use the changed condition and the deciding step in the pictorial trace. The answer must say what follows from those facts.</w:t>
-      </w:r>
-    </w:p>
-    <w:p>
-      <w:pPr>
-        <w:pStyle w:val="Heading3"/>
-      </w:pPr>
-      <w:r>
-        <w:t>Feedback · compare after trying</w:t>
-      </w:r>
-    </w:p>
-    <w:p>
-      <w:pPr>
-        <w:spacing w:line="336" w:lineRule="auto" w:after="180"/>
-        <w:shd w:fill="F1F6FC"/>
-      </w:pPr>
-      <w:r>
-        <w:rPr>
-          <w:b w:val="0"/>
-        </w:rPr>
-        <w:t xml:space="preserve">After your attempt, compare with the supported explanation: Do not reuse them under the existing </w:t>
-      </w:r>
-      <w:r>
-        <w:rPr>
-          <w:b/>
-        </w:rPr>
-        <w:t>consent</w:t>
-      </w:r>
-      <w:r>
-        <w:rPr>
-          <w:b w:val="0"/>
-        </w:rPr>
-        <w:t>; seek the required new authorisation. The new purpose falls outside the stated agreement.</w:t>
-      </w:r>
-    </w:p>
-    <w:p>
-      <w:pPr>
-        <w:pStyle w:val="Heading3"/>
-      </w:pPr>
-      <w:r>
-        <w:t>Repair a missing building block</w:t>
-      </w:r>
-    </w:p>
-    <w:p>
-      <w:pPr>
-        <w:spacing w:line="336" w:lineRule="auto" w:after="180"/>
-      </w:pPr>
-      <w:r>
-        <w:rPr>
-          <w:b w:val="0"/>
-        </w:rPr>
-        <w:t xml:space="preserve">Review Dataset and benchmark limitations (ai-7/18). Goal: Explain the </w:t>
-      </w:r>
-      <w:r>
-        <w:rPr>
-          <w:b/>
-        </w:rPr>
-        <w:t>mechanism</w:t>
-      </w:r>
-      <w:r>
-        <w:rPr>
-          <w:b w:val="0"/>
-        </w:rPr>
-        <w:t xml:space="preserve"> and terminology of dataset and benchmark limitations. Short practice: Report the indoor benchmark with its denominator and missing condition.</w:t>
-      </w:r>
-    </w:p>
-    <w:p>
-      <w:pPr>
-        <w:spacing w:line="336" w:lineRule="auto" w:after="180"/>
-      </w:pPr>
-      <w:r>
-        <w:rPr>
-          <w:b w:val="0"/>
-        </w:rPr>
-        <w:t>After two correct outdoor cases out of four are added, what slice rate is supported and what remains uncertain?. Return to this week and explain what you changed.</w:t>
-      </w:r>
-    </w:p>
-    <w:p>
-      <w:pPr>
-        <w:spacing w:line="336" w:lineRule="auto" w:after="180"/>
-      </w:pPr>
-      <w:r>
-        <w:rPr>
-          <w:b w:val="0"/>
-        </w:rPr>
-        <w:t xml:space="preserve">Review Ablation studies (ai-7/16). Goal: Explain the </w:t>
-      </w:r>
-      <w:r>
-        <w:rPr>
-          <w:b/>
-        </w:rPr>
-        <w:t>mechanism</w:t>
-      </w:r>
-      <w:r>
-        <w:rPr>
-          <w:b w:val="0"/>
-        </w:rPr>
-        <w:t xml:space="preserve"> and terminology of ablation studies. Short practice: Calculate the filter ablation’s two rates and count change.</w:t>
-      </w:r>
-    </w:p>
-    <w:p>
-      <w:pPr>
-        <w:spacing w:line="336" w:lineRule="auto" w:after="180"/>
-      </w:pPr>
-      <w:r>
-        <w:rPr>
-          <w:b w:val="0"/>
-        </w:rPr>
-        <w:t>Which single component is altered, and why does also changing the model prevent isolating the filter?. Return to this week and explain what you changed.</w:t>
-      </w:r>
-    </w:p>
-    <w:p>
-      <w:pPr>
-        <w:spacing w:line="336" w:lineRule="auto" w:after="180"/>
-      </w:pPr>
-      <w:r>
-        <w:rPr>
-          <w:b w:val="0"/>
-        </w:rPr>
-        <w:t xml:space="preserve">Review Effect size and practical importance (ai-7/13). Goal: Explain the </w:t>
-      </w:r>
-      <w:r>
-        <w:rPr>
-          <w:b/>
-        </w:rPr>
-        <w:t>mechanism</w:t>
-      </w:r>
-      <w:r>
-        <w:rPr>
-          <w:b w:val="0"/>
-        </w:rPr>
-        <w:t xml:space="preserve"> and terminology of effect size and practical importance. Short practice: Calculate the absolute error-rate reduction from 20/1000 to 15/1000.</w:t>
-      </w:r>
-    </w:p>
-    <w:p>
-      <w:pPr>
-        <w:spacing w:line="336" w:lineRule="auto" w:after="180"/>
-      </w:pPr>
-      <w:r>
-        <w:rPr>
-          <w:b w:val="0"/>
-        </w:rPr>
-        <w:t>Does it meet the ten-fewer-errors threshold, and what changes when B has eight errors?. Return to this week and explain what you changed.</w:t>
-      </w:r>
-    </w:p>
-    <w:p>
-      <w:pPr>
-        <w:pStyle w:val="Heading3"/>
-      </w:pPr>
-      <w:r>
         <w:t>Keep your completed work</w:t>
       </w:r>
     </w:p>
     <w:p>
       <w:pPr>
-        <w:spacing w:line="336" w:lineRule="auto" w:after="180"/>
-      </w:pPr>
-      <w:r>
-        <w:rPr>
-          <w:b w:val="0"/>
-        </w:rPr>
-        <w:t xml:space="preserve">Use Download completed work in the hosted lesson to export your answers, reflections, practice feedback and code-run </w:t>
-      </w:r>
-      <w:r>
-        <w:rPr>
-          <w:b/>
-        </w:rPr>
-        <w:t>evidence</w:t>
-      </w:r>
-      <w:r>
-        <w:rPr>
-          <w:b w:val="0"/>
-        </w:rPr>
-        <w:t>. Open the HTML copy to read or print it.</w:t>
-      </w:r>
-    </w:p>
-    <w:p>
-      <w:pPr>
-        <w:spacing w:line="336" w:lineRule="auto" w:after="180"/>
-      </w:pPr>
-      <w:r>
-        <w:rPr>
-          <w:b w:val="0"/>
-        </w:rPr>
-        <w:t>Drafts stay in this browser when storage is available; clear drafts on a shared device.</w:t>
-      </w:r>
-    </w:p>
-    <w:p>
-      <w:pPr>
         <w:pStyle w:val="Heading1"/>
       </w:pPr>
       <w:r>
-        <w:t>18. Visual concept journey</w:t>
-      </w:r>
-    </w:p>
-    <w:p>
-      <w:r>
-        <w:t>Explain each Research ethics and consent graphic using its labels, deciding evidence and relevant limitation.</w:t>
-      </w:r>
-    </w:p>
-    <w:p>
-      <w:pPr>
-        <w:pStyle w:val="Heading3"/>
+        <w:t>18. Reference · Six-picture concept journey</w:t>
+      </w:r>
+    </w:p>
+    <w:p>
+      <w:r>
+        <w:t>Choose the picture that supports the current explanation.</w:t>
+      </w:r>
+    </w:p>
+    <w:p>
+      <w:pPr>
+        <w:pStyle w:val="Heading2"/>
       </w:pPr>
       <w:r>
         <w:t>01. Research ethics and consent: the case</w:t>
@@ -3828,7 +4854,7 @@
         <w:drawing>
           <wp:inline xmlns:a="http://schemas.openxmlformats.org/drawingml/2006/main" xmlns:pic="http://schemas.openxmlformats.org/drawingml/2006/picture">
             <wp:extent cx="5486400" cy="2834640"/>
-            <wp:docPr id="2" name="Picture 2" descr="Consent is specific, not universal. A fictional study asks adults to submit anonymous drawings for one pattern-recognition investigation. Supplied facts: Consent covers this study only. It excludes public posting of originals and unrelated face-recognition research."/>
+            <wp:docPr id="5" name="Picture 5" descr="Consent is specific, not universal. A fictional study asks adults to submit anonymous drawings for one pattern-recognition investigation. Supplied facts: Consent covers this study only. It excludes public posting of originals and unrelated face-recognition research."/>
             <wp:cNvGraphicFramePr>
               <a:graphicFrameLocks noChangeAspect="1"/>
             </wp:cNvGraphicFramePr>
@@ -3840,7 +4866,7 @@
                     <pic:cNvPicPr/>
                   </pic:nvPicPr>
                   <pic:blipFill>
-                    <a:blip r:embed="rId10"/>
+                    <a:blip r:embed="rId13"/>
                     <a:stretch>
                       <a:fillRect/>
                     </a:stretch>
@@ -3902,7 +4928,6 @@
     <w:p>
       <w:pPr>
         <w:spacing w:line="336" w:lineRule="auto" w:after="180"/>
-        <w:shd w:fill="F5F1FB"/>
       </w:pPr>
       <w:r>
         <w:rPr>
@@ -3913,7 +4938,7 @@
     </w:p>
     <w:p>
       <w:pPr>
-        <w:pStyle w:val="Heading3"/>
+        <w:pStyle w:val="Heading2"/>
       </w:pPr>
       <w:r>
         <w:t>02. Follow the deciding steps</w:t>
@@ -3924,7 +4949,7 @@
         <w:drawing>
           <wp:inline xmlns:a="http://schemas.openxmlformats.org/drawingml/2006/main" xmlns:pic="http://schemas.openxmlformats.org/drawingml/2006/picture">
             <wp:extent cx="5486400" cy="3182112"/>
-            <wp:docPr id="3" name="Picture 3" descr="State the purpose: Explain the drawing task and planned use before participation. → Respect exclusions: Do not publish originals or transfer them to the unrelated project. → Keep the agreement: Record permitted uses and the approved withdrawal procedure."/>
+            <wp:docPr id="6" name="Picture 6" descr="State the purpose: Explain the drawing task and planned use before participation. → Respect exclusions: Do not publish originals or transfer them to the unrelated project. → Keep the agreement: Record permitted uses and the approved withdrawal procedure."/>
             <wp:cNvGraphicFramePr>
               <a:graphicFrameLocks noChangeAspect="1"/>
             </wp:cNvGraphicFramePr>
@@ -3936,7 +4961,7 @@
                     <pic:cNvPicPr/>
                   </pic:nvPicPr>
                   <pic:blipFill>
-                    <a:blip r:embed="rId11"/>
+                    <a:blip r:embed="rId10"/>
                     <a:stretch>
                       <a:fillRect/>
                     </a:stretch>
@@ -3969,7 +4994,6 @@
     <w:p>
       <w:pPr>
         <w:spacing w:line="336" w:lineRule="auto" w:after="180"/>
-        <w:shd w:fill="F5F1FB"/>
       </w:pPr>
       <w:r>
         <w:rPr>
@@ -3992,7 +5016,7 @@
     </w:p>
     <w:p>
       <w:pPr>
-        <w:pStyle w:val="Heading3"/>
+        <w:pStyle w:val="Heading2"/>
       </w:pPr>
       <w:r>
         <w:t>03. Research ethics and consent — evidence trace</w:t>
@@ -4003,7 +5027,7 @@
         <w:drawing>
           <wp:inline xmlns:a="http://schemas.openxmlformats.org/drawingml/2006/main" xmlns:pic="http://schemas.openxmlformats.org/drawingml/2006/picture">
             <wp:extent cx="5486400" cy="3297936"/>
-            <wp:docPr id="4" name="Picture 4" descr="Research ethics and consent — evidence trace. Proposal automatically copies student essays into a study because they were submitted for grading. | Use fictional records for this course. For the supplied classroom policy, a real study needs responsible review, plain-language purpose, opt-in consent and withdrawal handling before collection. Do not implement real recruitment in this exercise. | The grading purpose does not establish research permission under the policy. Redesign around fictional data or obtain required review and voluntary permission before collection."/>
+            <wp:docPr id="7" name="Picture 7" descr="Research ethics and consent — evidence trace. Proposal automatically copies student essays into a study because they were submitted for grading. | Use fictional records for this course. For the supplied classroom policy, a real study needs responsible review, plain-language purpose, opt-in consent and withdrawal handling before collection. Do not implement real recruitment in this exercise. | The grading purpose does not establish research permission under the policy. Redesign around fictional data or obtain required review and voluntary permission before collection."/>
             <wp:cNvGraphicFramePr>
               <a:graphicFrameLocks noChangeAspect="1"/>
             </wp:cNvGraphicFramePr>
@@ -4015,7 +5039,7 @@
                     <pic:cNvPicPr/>
                   </pic:nvPicPr>
                   <pic:blipFill>
-                    <a:blip r:embed="rId12"/>
+                    <a:blip r:embed="rId14"/>
                     <a:stretch>
                       <a:fillRect/>
                     </a:stretch>
@@ -4117,7 +5141,6 @@
     <w:p>
       <w:pPr>
         <w:spacing w:line="336" w:lineRule="auto" w:after="180"/>
-        <w:shd w:fill="F5F1FB"/>
       </w:pPr>
       <w:r>
         <w:rPr>
@@ -4128,7 +5151,7 @@
     </w:p>
     <w:p>
       <w:pPr>
-        <w:pStyle w:val="Heading3"/>
+        <w:pStyle w:val="Heading2"/>
       </w:pPr>
       <w:r>
         <w:t>04. Change one thing. Trace what follows.</w:t>
@@ -4139,7 +5162,7 @@
         <w:drawing>
           <wp:inline xmlns:a="http://schemas.openxmlformats.org/drawingml/2006/main" xmlns:pic="http://schemas.openxmlformats.org/drawingml/2006/picture">
             <wp:extent cx="5486400" cy="3026664"/>
-            <wp:docPr id="5" name="Picture 5" descr="Original case: Record permitted uses and the approved withdrawal procedure. Changed condition: A new project requests the same drawings for an excluded purpose. Expected result: Do not reuse them under the existing consent; seek the required new authorisation. Reason: The new purpose falls outside the stated agreement."/>
+            <wp:docPr id="8" name="Picture 8" descr="Original case: Record permitted uses and the approved withdrawal procedure. Changed condition: A new project requests the same drawings for an excluded purpose. Expected result: Do not reuse them under the existing consent; seek the required new authorisation. Reason: The new purpose falls outside the stated agreement."/>
             <wp:cNvGraphicFramePr>
               <a:graphicFrameLocks noChangeAspect="1"/>
             </wp:cNvGraphicFramePr>
@@ -4151,7 +5174,7 @@
                     <pic:cNvPicPr/>
                   </pic:nvPicPr>
                   <pic:blipFill>
-                    <a:blip r:embed="rId13"/>
+                    <a:blip r:embed="rId11"/>
                     <a:stretch>
                       <a:fillRect/>
                     </a:stretch>
@@ -4207,7 +5230,6 @@
     <w:p>
       <w:pPr>
         <w:spacing w:line="336" w:lineRule="auto" w:after="180"/>
-        <w:shd w:fill="F5F1FB"/>
       </w:pPr>
       <w:r>
         <w:rPr>
@@ -4218,7 +5240,7 @@
     </w:p>
     <w:p>
       <w:pPr>
-        <w:pStyle w:val="Heading3"/>
+        <w:pStyle w:val="Heading2"/>
       </w:pPr>
       <w:r>
         <w:t>05. Connect the explanation to its limit</w:t>
@@ -4229,7 +5251,7 @@
         <w:drawing>
           <wp:inline xmlns:a="http://schemas.openxmlformats.org/drawingml/2006/main" xmlns:pic="http://schemas.openxmlformats.org/drawingml/2006/picture">
             <wp:extent cx="5486400" cy="2834640"/>
-            <wp:docPr id="6" name="Picture 6" descr="Research ethics includes what people agree to, how they can decline and how risks are addressed. A contribution does not grant unlimited reuse. Limit: This fictional adult scenario is not approval for research with children; real oversight and applicable rules are separate requirements."/>
+            <wp:docPr id="9" name="Picture 9" descr="Research ethics includes what people agree to, how they can decline and how risks are addressed. A contribution does not grant unlimited reuse. Limit: This fictional adult scenario is not approval for research with children; real oversight and applicable rules are separate requirements."/>
             <wp:cNvGraphicFramePr>
               <a:graphicFrameLocks noChangeAspect="1"/>
             </wp:cNvGraphicFramePr>
@@ -4241,7 +5263,7 @@
                     <pic:cNvPicPr/>
                   </pic:nvPicPr>
                   <pic:blipFill>
-                    <a:blip r:embed="rId14"/>
+                    <a:blip r:embed="rId15"/>
                     <a:stretch>
                       <a:fillRect/>
                     </a:stretch>
@@ -4285,7 +5307,6 @@
     <w:p>
       <w:pPr>
         <w:spacing w:line="336" w:lineRule="auto" w:after="180"/>
-        <w:shd w:fill="F5F1FB"/>
       </w:pPr>
       <w:r>
         <w:rPr>
@@ -4296,7 +5317,7 @@
     </w:p>
     <w:p>
       <w:pPr>
-        <w:pStyle w:val="Heading3"/>
+        <w:pStyle w:val="Heading2"/>
       </w:pPr>
       <w:r>
         <w:t>06. Make the idea visible in your project</w:t>
@@ -4307,7 +5328,7 @@
         <w:drawing>
           <wp:inline xmlns:a="http://schemas.openxmlformats.org/drawingml/2006/main" xmlns:pic="http://schemas.openxmlformats.org/drawingml/2006/picture">
             <wp:extent cx="5486400" cy="3681984"/>
-            <wp:docPr id="7" name="Picture 7" descr="For the Reproducible AI Research Study, retain an annotated worked trace and the changed-case reasoning. Connect the claim to its records, units and assumptions so another investigator can challenge or reproduce it. Draw your input, deciding step, result and limit. Supported question: Identify which uses the drawing consent permits and excludes. Can the unrelated project reuse the drawings under this agreement, and what new authorisation would be needed?"/>
+            <wp:docPr id="10" name="Picture 10" descr="For the Reproducible AI Research Study, retain an annotated worked trace and the changed-case reasoning. Connect the claim to its records, units and assumptions so another investigator can challenge or reproduce it. Draw your input, deciding step, result and limit. Supported question: Identify which uses the drawing consent permits and excludes. Can the unrelated project reuse the drawings under this agreement, and what new authorisation would be needed?"/>
             <wp:cNvGraphicFramePr>
               <a:graphicFrameLocks noChangeAspect="1"/>
             </wp:cNvGraphicFramePr>
@@ -4319,7 +5340,7 @@
                     <pic:cNvPicPr/>
                   </pic:nvPicPr>
                   <pic:blipFill>
-                    <a:blip r:embed="rId15"/>
+                    <a:blip r:embed="rId16"/>
                     <a:stretch>
                       <a:fillRect/>
                     </a:stretch>
@@ -4398,7 +5419,6 @@
     <w:p>
       <w:pPr>
         <w:spacing w:line="336" w:lineRule="auto" w:after="180"/>
-        <w:shd w:fill="F5F1FB"/>
       </w:pPr>
       <w:r>
         <w:rPr>
@@ -4417,6 +5437,62 @@
           <w:b w:val="0"/>
         </w:rPr>
         <w:t>.</w:t>
+      </w:r>
+    </w:p>
+    <w:p>
+      <w:pPr>
+        <w:pStyle w:val="Heading2"/>
+      </w:pPr>
+      <w:r>
+        <w:t>Earlier wording, alternatives and picture transcripts · reference / check after trying</w:t>
+      </w:r>
+    </w:p>
+    <w:p>
+      <w:pPr>
+        <w:pStyle w:val="Heading3"/>
+      </w:pPr>
+      <w:r>
+        <w:t>01. Research ethics and consent: the case</w:t>
+      </w:r>
+    </w:p>
+    <w:p>
+      <w:pPr>
+        <w:pStyle w:val="Heading3"/>
+      </w:pPr>
+      <w:r>
+        <w:t>02. Follow the deciding steps</w:t>
+      </w:r>
+    </w:p>
+    <w:p>
+      <w:pPr>
+        <w:pStyle w:val="Heading3"/>
+      </w:pPr>
+      <w:r>
+        <w:t>03. Research ethics and consent — evidence trace</w:t>
+      </w:r>
+    </w:p>
+    <w:p>
+      <w:pPr>
+        <w:pStyle w:val="Heading3"/>
+      </w:pPr>
+      <w:r>
+        <w:t>04. Change one thing. Trace what follows.</w:t>
+      </w:r>
+    </w:p>
+    <w:p>
+      <w:pPr>
+        <w:pStyle w:val="Heading3"/>
+      </w:pPr>
+      <w:r>
+        <w:t>05. Connect the explanation to its limit</w:t>
+      </w:r>
+    </w:p>
+    <w:p>
+      <w:pPr>
+        <w:pStyle w:val="Heading3"/>
+      </w:pPr>
+      <w:r>
+        <w:t>06. Make the idea visible in your project</w:t>
       </w:r>
     </w:p>
     <w:sectPr>
